--- a/sql/db3.docx
+++ b/sql/db3.docx
@@ -5,6 +5,7 @@
     <w:p>
       <w:pPr>
         <w:numPr>
+          <w:ilvl w:val="0"/>
           <w:numId w:val="0"/>
         </w:numPr>
         <w:jc w:val="both"/>
@@ -12,15 +13,17 @@
           <w:rFonts w:hint="default" w:ascii="Times New Roman" w:hAnsi="Times New Roman"/>
           <w:b/>
           <w:bCs/>
-          <w:sz w:val="24"/>
-          <w:szCs w:val="24"/>
-        </w:rPr>
-      </w:pPr>
-      <w:r>
-        <w:rPr>
-          <w:rFonts w:hint="default" w:ascii="Times New Roman" w:hAnsi="Times New Roman"/>
-          <w:b/>
-          <w:bCs/>
+          <w:color w:val="auto"/>
+          <w:sz w:val="24"/>
+          <w:szCs w:val="24"/>
+        </w:rPr>
+      </w:pPr>
+      <w:r>
+        <w:rPr>
+          <w:rFonts w:hint="default" w:ascii="Times New Roman" w:hAnsi="Times New Roman"/>
+          <w:b/>
+          <w:bCs/>
+          <w:color w:val="auto"/>
           <w:sz w:val="24"/>
           <w:szCs w:val="24"/>
           <w:lang w:val="en-US"/>
@@ -32,6 +35,7 @@
           <w:rFonts w:hint="default" w:ascii="Times New Roman" w:hAnsi="Times New Roman"/>
           <w:b/>
           <w:bCs/>
+          <w:color w:val="auto"/>
           <w:sz w:val="24"/>
           <w:szCs w:val="24"/>
         </w:rPr>
@@ -42,6 +46,7 @@
           <w:rFonts w:hint="default" w:ascii="Times New Roman" w:hAnsi="Times New Roman"/>
           <w:b/>
           <w:bCs/>
+          <w:color w:val="auto"/>
           <w:sz w:val="24"/>
           <w:szCs w:val="24"/>
           <w:lang w:val="en-US"/>
@@ -53,6 +58,7 @@
           <w:rFonts w:hint="default" w:ascii="Times New Roman" w:hAnsi="Times New Roman"/>
           <w:b/>
           <w:bCs/>
+          <w:color w:val="auto"/>
           <w:sz w:val="24"/>
           <w:szCs w:val="24"/>
         </w:rPr>
@@ -63,6 +69,7 @@
           <w:rFonts w:hint="default" w:ascii="Times New Roman" w:hAnsi="Times New Roman"/>
           <w:b/>
           <w:bCs/>
+          <w:color w:val="auto"/>
           <w:sz w:val="24"/>
           <w:szCs w:val="24"/>
           <w:lang w:val="en-US"/>
@@ -74,6 +81,7 @@
           <w:rFonts w:hint="default" w:ascii="Times New Roman" w:hAnsi="Times New Roman"/>
           <w:b/>
           <w:bCs/>
+          <w:color w:val="auto"/>
           <w:sz w:val="24"/>
           <w:szCs w:val="24"/>
         </w:rPr>
@@ -84,6 +92,7 @@
           <w:rFonts w:hint="default" w:ascii="Times New Roman" w:hAnsi="Times New Roman"/>
           <w:b/>
           <w:bCs/>
+          <w:color w:val="auto"/>
           <w:sz w:val="24"/>
           <w:szCs w:val="24"/>
           <w:lang w:val="en-US"/>
@@ -95,6 +104,7 @@
           <w:rFonts w:hint="default" w:ascii="Times New Roman" w:hAnsi="Times New Roman"/>
           <w:b/>
           <w:bCs/>
+          <w:color w:val="auto"/>
           <w:sz w:val="24"/>
           <w:szCs w:val="24"/>
         </w:rPr>
@@ -105,6 +115,7 @@
           <w:rFonts w:hint="default" w:ascii="Times New Roman" w:hAnsi="Times New Roman"/>
           <w:b/>
           <w:bCs/>
+          <w:color w:val="auto"/>
           <w:sz w:val="24"/>
           <w:szCs w:val="24"/>
           <w:lang w:val="en-US"/>
@@ -116,6 +127,7 @@
           <w:rFonts w:hint="default" w:ascii="Times New Roman" w:hAnsi="Times New Roman"/>
           <w:b/>
           <w:bCs/>
+          <w:color w:val="auto"/>
           <w:sz w:val="24"/>
           <w:szCs w:val="24"/>
         </w:rPr>
@@ -126,6 +138,7 @@
           <w:rFonts w:hint="default" w:ascii="Times New Roman" w:hAnsi="Times New Roman"/>
           <w:b/>
           <w:bCs/>
+          <w:color w:val="auto"/>
           <w:sz w:val="24"/>
           <w:szCs w:val="24"/>
           <w:lang w:val="en-US"/>
@@ -137,6 +150,7 @@
           <w:rFonts w:hint="default" w:ascii="Times New Roman" w:hAnsi="Times New Roman"/>
           <w:b/>
           <w:bCs/>
+          <w:color w:val="auto"/>
           <w:sz w:val="24"/>
           <w:szCs w:val="24"/>
         </w:rPr>
@@ -147,6 +161,7 @@
           <w:rFonts w:hint="default" w:ascii="Times New Roman" w:hAnsi="Times New Roman"/>
           <w:b/>
           <w:bCs/>
+          <w:color w:val="auto"/>
           <w:sz w:val="24"/>
           <w:szCs w:val="24"/>
           <w:lang w:val="en-US"/>
@@ -158,6 +173,7 @@
           <w:rFonts w:hint="default" w:ascii="Times New Roman" w:hAnsi="Times New Roman"/>
           <w:b/>
           <w:bCs/>
+          <w:color w:val="auto"/>
           <w:sz w:val="24"/>
           <w:szCs w:val="24"/>
         </w:rPr>
@@ -168,6 +184,7 @@
           <w:rFonts w:hint="default" w:ascii="Times New Roman" w:hAnsi="Times New Roman"/>
           <w:b/>
           <w:bCs/>
+          <w:color w:val="auto"/>
           <w:sz w:val="24"/>
           <w:szCs w:val="24"/>
           <w:lang w:val="en-US"/>
@@ -179,6 +196,7 @@
           <w:rFonts w:hint="default" w:ascii="Times New Roman" w:hAnsi="Times New Roman"/>
           <w:b/>
           <w:bCs/>
+          <w:color w:val="auto"/>
           <w:sz w:val="24"/>
           <w:szCs w:val="24"/>
         </w:rPr>
@@ -188,6 +206,7 @@
     <w:p>
       <w:pPr>
         <w:numPr>
+          <w:ilvl w:val="0"/>
           <w:numId w:val="0"/>
         </w:numPr>
         <w:jc w:val="both"/>
@@ -195,6 +214,7 @@
           <w:rFonts w:hint="default" w:ascii="Times New Roman" w:hAnsi="Times New Roman"/>
           <w:b/>
           <w:bCs/>
+          <w:color w:val="auto"/>
           <w:sz w:val="24"/>
           <w:szCs w:val="24"/>
           <w:lang w:val="en-US"/>
@@ -205,6 +225,7 @@
           <w:rFonts w:hint="default" w:ascii="Times New Roman" w:hAnsi="Times New Roman"/>
           <w:b/>
           <w:bCs/>
+          <w:color w:val="auto"/>
           <w:sz w:val="24"/>
           <w:szCs w:val="24"/>
           <w:lang w:val="en-US"/>
@@ -225,17 +246,17 @@
           <w:rFonts w:ascii="Consolas" w:hAnsi="Consolas" w:eastAsia="Consolas" w:cs="Consolas"/>
           <w:b w:val="0"/>
           <w:bCs w:val="0"/>
-          <w:color w:val="000000"/>
-          <w:sz w:val="24"/>
-          <w:szCs w:val="24"/>
-        </w:rPr>
-      </w:pPr>
-      <w:r>
-        <w:rPr>
-          <w:rFonts w:hint="default" w:ascii="Consolas" w:hAnsi="Consolas" w:eastAsia="Consolas" w:cs="Consolas"/>
-          <w:b w:val="0"/>
-          <w:bCs w:val="0"/>
-          <w:color w:val="0000FF"/>
+          <w:color w:val="auto"/>
+          <w:sz w:val="24"/>
+          <w:szCs w:val="24"/>
+        </w:rPr>
+      </w:pPr>
+      <w:r>
+        <w:rPr>
+          <w:rFonts w:hint="default" w:ascii="Consolas" w:hAnsi="Consolas" w:eastAsia="Consolas" w:cs="Consolas"/>
+          <w:b w:val="0"/>
+          <w:bCs w:val="0"/>
+          <w:color w:val="auto"/>
           <w:kern w:val="0"/>
           <w:sz w:val="24"/>
           <w:szCs w:val="24"/>
@@ -249,7 +270,7 @@
           <w:rFonts w:hint="default" w:ascii="Consolas" w:hAnsi="Consolas" w:eastAsia="Consolas" w:cs="Consolas"/>
           <w:b w:val="0"/>
           <w:bCs w:val="0"/>
-          <w:color w:val="000000"/>
+          <w:color w:val="auto"/>
           <w:kern w:val="0"/>
           <w:sz w:val="24"/>
           <w:szCs w:val="24"/>
@@ -263,7 +284,7 @@
           <w:rFonts w:hint="default" w:ascii="Consolas" w:hAnsi="Consolas" w:eastAsia="Consolas" w:cs="Consolas"/>
           <w:b w:val="0"/>
           <w:bCs w:val="0"/>
-          <w:color w:val="0000FF"/>
+          <w:color w:val="auto"/>
           <w:kern w:val="0"/>
           <w:sz w:val="24"/>
           <w:szCs w:val="24"/>
@@ -277,7 +298,7 @@
           <w:rFonts w:hint="default" w:ascii="Consolas" w:hAnsi="Consolas" w:eastAsia="Consolas" w:cs="Consolas"/>
           <w:b w:val="0"/>
           <w:bCs w:val="0"/>
-          <w:color w:val="000000"/>
+          <w:color w:val="auto"/>
           <w:kern w:val="0"/>
           <w:sz w:val="24"/>
           <w:szCs w:val="24"/>
@@ -300,17 +321,17 @@
           <w:rFonts w:hint="default" w:ascii="Consolas" w:hAnsi="Consolas" w:eastAsia="Consolas" w:cs="Consolas"/>
           <w:b w:val="0"/>
           <w:bCs w:val="0"/>
-          <w:color w:val="000000"/>
-          <w:sz w:val="24"/>
-          <w:szCs w:val="24"/>
-        </w:rPr>
-      </w:pPr>
-      <w:r>
-        <w:rPr>
-          <w:rFonts w:hint="default" w:ascii="Consolas" w:hAnsi="Consolas" w:eastAsia="Consolas" w:cs="Consolas"/>
-          <w:b w:val="0"/>
-          <w:bCs w:val="0"/>
-          <w:color w:val="000000"/>
+          <w:color w:val="auto"/>
+          <w:sz w:val="24"/>
+          <w:szCs w:val="24"/>
+        </w:rPr>
+      </w:pPr>
+      <w:r>
+        <w:rPr>
+          <w:rFonts w:hint="default" w:ascii="Consolas" w:hAnsi="Consolas" w:eastAsia="Consolas" w:cs="Consolas"/>
+          <w:b w:val="0"/>
+          <w:bCs w:val="0"/>
+          <w:color w:val="auto"/>
           <w:kern w:val="0"/>
           <w:sz w:val="24"/>
           <w:szCs w:val="24"/>
@@ -324,7 +345,7 @@
           <w:rFonts w:hint="default" w:ascii="Consolas" w:hAnsi="Consolas" w:eastAsia="Consolas" w:cs="Consolas"/>
           <w:b w:val="0"/>
           <w:bCs w:val="0"/>
-          <w:color w:val="0000FF"/>
+          <w:color w:val="auto"/>
           <w:kern w:val="0"/>
           <w:sz w:val="24"/>
           <w:szCs w:val="24"/>
@@ -338,7 +359,7 @@
           <w:rFonts w:hint="default" w:ascii="Consolas" w:hAnsi="Consolas" w:eastAsia="Consolas" w:cs="Consolas"/>
           <w:b w:val="0"/>
           <w:bCs w:val="0"/>
-          <w:color w:val="000000"/>
+          <w:color w:val="auto"/>
           <w:kern w:val="0"/>
           <w:sz w:val="24"/>
           <w:szCs w:val="24"/>
@@ -352,7 +373,7 @@
           <w:rFonts w:hint="default" w:ascii="Consolas" w:hAnsi="Consolas" w:eastAsia="Consolas" w:cs="Consolas"/>
           <w:b w:val="0"/>
           <w:bCs w:val="0"/>
-          <w:color w:val="098658"/>
+          <w:color w:val="auto"/>
           <w:kern w:val="0"/>
           <w:sz w:val="24"/>
           <w:szCs w:val="24"/>
@@ -366,7 +387,7 @@
           <w:rFonts w:hint="default" w:ascii="Consolas" w:hAnsi="Consolas" w:eastAsia="Consolas" w:cs="Consolas"/>
           <w:b w:val="0"/>
           <w:bCs w:val="0"/>
-          <w:color w:val="000000"/>
+          <w:color w:val="auto"/>
           <w:kern w:val="0"/>
           <w:sz w:val="24"/>
           <w:szCs w:val="24"/>
@@ -380,7 +401,7 @@
           <w:rFonts w:hint="default" w:ascii="Consolas" w:hAnsi="Consolas" w:eastAsia="Consolas" w:cs="Consolas"/>
           <w:b w:val="0"/>
           <w:bCs w:val="0"/>
-          <w:color w:val="0000FF"/>
+          <w:color w:val="auto"/>
           <w:kern w:val="0"/>
           <w:sz w:val="24"/>
           <w:szCs w:val="24"/>
@@ -394,7 +415,7 @@
           <w:rFonts w:hint="default" w:ascii="Consolas" w:hAnsi="Consolas" w:eastAsia="Consolas" w:cs="Consolas"/>
           <w:b w:val="0"/>
           <w:bCs w:val="0"/>
-          <w:color w:val="000000"/>
+          <w:color w:val="auto"/>
           <w:kern w:val="0"/>
           <w:sz w:val="24"/>
           <w:szCs w:val="24"/>
@@ -417,17 +438,17 @@
           <w:rFonts w:hint="default" w:ascii="Consolas" w:hAnsi="Consolas" w:eastAsia="Consolas" w:cs="Consolas"/>
           <w:b w:val="0"/>
           <w:bCs w:val="0"/>
-          <w:color w:val="000000"/>
-          <w:sz w:val="24"/>
-          <w:szCs w:val="24"/>
-        </w:rPr>
-      </w:pPr>
-      <w:r>
-        <w:rPr>
-          <w:rFonts w:hint="default" w:ascii="Consolas" w:hAnsi="Consolas" w:eastAsia="Consolas" w:cs="Consolas"/>
-          <w:b w:val="0"/>
-          <w:bCs w:val="0"/>
-          <w:color w:val="000000"/>
+          <w:color w:val="auto"/>
+          <w:sz w:val="24"/>
+          <w:szCs w:val="24"/>
+        </w:rPr>
+      </w:pPr>
+      <w:r>
+        <w:rPr>
+          <w:rFonts w:hint="default" w:ascii="Consolas" w:hAnsi="Consolas" w:eastAsia="Consolas" w:cs="Consolas"/>
+          <w:b w:val="0"/>
+          <w:bCs w:val="0"/>
+          <w:color w:val="auto"/>
           <w:kern w:val="0"/>
           <w:sz w:val="24"/>
           <w:szCs w:val="24"/>
@@ -441,7 +462,7 @@
           <w:rFonts w:hint="default" w:ascii="Consolas" w:hAnsi="Consolas" w:eastAsia="Consolas" w:cs="Consolas"/>
           <w:b w:val="0"/>
           <w:bCs w:val="0"/>
-          <w:color w:val="0000FF"/>
+          <w:color w:val="auto"/>
           <w:kern w:val="0"/>
           <w:sz w:val="24"/>
           <w:szCs w:val="24"/>
@@ -455,7 +476,7 @@
           <w:rFonts w:hint="default" w:ascii="Consolas" w:hAnsi="Consolas" w:eastAsia="Consolas" w:cs="Consolas"/>
           <w:b w:val="0"/>
           <w:bCs w:val="0"/>
-          <w:color w:val="000000"/>
+          <w:color w:val="auto"/>
           <w:kern w:val="0"/>
           <w:sz w:val="24"/>
           <w:szCs w:val="24"/>
@@ -469,7 +490,7 @@
           <w:rFonts w:hint="default" w:ascii="Consolas" w:hAnsi="Consolas" w:eastAsia="Consolas" w:cs="Consolas"/>
           <w:b w:val="0"/>
           <w:bCs w:val="0"/>
-          <w:color w:val="098658"/>
+          <w:color w:val="auto"/>
           <w:kern w:val="0"/>
           <w:sz w:val="24"/>
           <w:szCs w:val="24"/>
@@ -483,7 +504,7 @@
           <w:rFonts w:hint="default" w:ascii="Consolas" w:hAnsi="Consolas" w:eastAsia="Consolas" w:cs="Consolas"/>
           <w:b w:val="0"/>
           <w:bCs w:val="0"/>
-          <w:color w:val="000000"/>
+          <w:color w:val="auto"/>
           <w:kern w:val="0"/>
           <w:sz w:val="24"/>
           <w:szCs w:val="24"/>
@@ -497,7 +518,7 @@
           <w:rFonts w:hint="default" w:ascii="Consolas" w:hAnsi="Consolas" w:eastAsia="Consolas" w:cs="Consolas"/>
           <w:b w:val="0"/>
           <w:bCs w:val="0"/>
-          <w:color w:val="0000FF"/>
+          <w:color w:val="auto"/>
           <w:kern w:val="0"/>
           <w:sz w:val="24"/>
           <w:szCs w:val="24"/>
@@ -511,7 +532,7 @@
           <w:rFonts w:hint="default" w:ascii="Consolas" w:hAnsi="Consolas" w:eastAsia="Consolas" w:cs="Consolas"/>
           <w:b w:val="0"/>
           <w:bCs w:val="0"/>
-          <w:color w:val="000000"/>
+          <w:color w:val="auto"/>
           <w:kern w:val="0"/>
           <w:sz w:val="24"/>
           <w:szCs w:val="24"/>
@@ -525,7 +546,7 @@
           <w:rFonts w:hint="default" w:ascii="Consolas" w:hAnsi="Consolas" w:eastAsia="Consolas" w:cs="Consolas"/>
           <w:b w:val="0"/>
           <w:bCs w:val="0"/>
-          <w:color w:val="0000FF"/>
+          <w:color w:val="auto"/>
           <w:kern w:val="0"/>
           <w:sz w:val="24"/>
           <w:szCs w:val="24"/>
@@ -539,7 +560,7 @@
           <w:rFonts w:hint="default" w:ascii="Consolas" w:hAnsi="Consolas" w:eastAsia="Consolas" w:cs="Consolas"/>
           <w:b w:val="0"/>
           <w:bCs w:val="0"/>
-          <w:color w:val="000000"/>
+          <w:color w:val="auto"/>
           <w:kern w:val="0"/>
           <w:sz w:val="24"/>
           <w:szCs w:val="24"/>
@@ -562,17 +583,17 @@
           <w:rFonts w:hint="default" w:ascii="Consolas" w:hAnsi="Consolas" w:eastAsia="Consolas" w:cs="Consolas"/>
           <w:b w:val="0"/>
           <w:bCs w:val="0"/>
-          <w:color w:val="000000"/>
-          <w:sz w:val="24"/>
-          <w:szCs w:val="24"/>
-        </w:rPr>
-      </w:pPr>
-      <w:r>
-        <w:rPr>
-          <w:rFonts w:hint="default" w:ascii="Consolas" w:hAnsi="Consolas" w:eastAsia="Consolas" w:cs="Consolas"/>
-          <w:b w:val="0"/>
-          <w:bCs w:val="0"/>
-          <w:color w:val="000000"/>
+          <w:color w:val="auto"/>
+          <w:sz w:val="24"/>
+          <w:szCs w:val="24"/>
+        </w:rPr>
+      </w:pPr>
+      <w:r>
+        <w:rPr>
+          <w:rFonts w:hint="default" w:ascii="Consolas" w:hAnsi="Consolas" w:eastAsia="Consolas" w:cs="Consolas"/>
+          <w:b w:val="0"/>
+          <w:bCs w:val="0"/>
+          <w:color w:val="auto"/>
           <w:kern w:val="0"/>
           <w:sz w:val="24"/>
           <w:szCs w:val="24"/>
@@ -586,7 +607,7 @@
           <w:rFonts w:hint="default" w:ascii="Consolas" w:hAnsi="Consolas" w:eastAsia="Consolas" w:cs="Consolas"/>
           <w:b w:val="0"/>
           <w:bCs w:val="0"/>
-          <w:color w:val="0000FF"/>
+          <w:color w:val="auto"/>
           <w:kern w:val="0"/>
           <w:sz w:val="24"/>
           <w:szCs w:val="24"/>
@@ -600,7 +621,7 @@
           <w:rFonts w:hint="default" w:ascii="Consolas" w:hAnsi="Consolas" w:eastAsia="Consolas" w:cs="Consolas"/>
           <w:b w:val="0"/>
           <w:bCs w:val="0"/>
-          <w:color w:val="000000"/>
+          <w:color w:val="auto"/>
           <w:kern w:val="0"/>
           <w:sz w:val="24"/>
           <w:szCs w:val="24"/>
@@ -614,7 +635,7 @@
           <w:rFonts w:hint="default" w:ascii="Consolas" w:hAnsi="Consolas" w:eastAsia="Consolas" w:cs="Consolas"/>
           <w:b w:val="0"/>
           <w:bCs w:val="0"/>
-          <w:color w:val="0000FF"/>
+          <w:color w:val="auto"/>
           <w:kern w:val="0"/>
           <w:sz w:val="24"/>
           <w:szCs w:val="24"/>
@@ -628,7 +649,7 @@
           <w:rFonts w:hint="default" w:ascii="Consolas" w:hAnsi="Consolas" w:eastAsia="Consolas" w:cs="Consolas"/>
           <w:b w:val="0"/>
           <w:bCs w:val="0"/>
-          <w:color w:val="000000"/>
+          <w:color w:val="auto"/>
           <w:kern w:val="0"/>
           <w:sz w:val="24"/>
           <w:szCs w:val="24"/>
@@ -642,7 +663,7 @@
           <w:rFonts w:hint="default" w:ascii="Consolas" w:hAnsi="Consolas" w:eastAsia="Consolas" w:cs="Consolas"/>
           <w:b w:val="0"/>
           <w:bCs w:val="0"/>
-          <w:color w:val="098658"/>
+          <w:color w:val="auto"/>
           <w:kern w:val="0"/>
           <w:sz w:val="24"/>
           <w:szCs w:val="24"/>
@@ -665,17 +686,17 @@
           <w:rFonts w:hint="default" w:ascii="Consolas" w:hAnsi="Consolas" w:eastAsia="Consolas" w:cs="Consolas"/>
           <w:b w:val="0"/>
           <w:bCs w:val="0"/>
-          <w:color w:val="000000"/>
-          <w:sz w:val="24"/>
-          <w:szCs w:val="24"/>
-        </w:rPr>
-      </w:pPr>
-      <w:r>
-        <w:rPr>
-          <w:rFonts w:hint="default" w:ascii="Consolas" w:hAnsi="Consolas" w:eastAsia="Consolas" w:cs="Consolas"/>
-          <w:b w:val="0"/>
-          <w:bCs w:val="0"/>
-          <w:color w:val="000000"/>
+          <w:color w:val="auto"/>
+          <w:sz w:val="24"/>
+          <w:szCs w:val="24"/>
+        </w:rPr>
+      </w:pPr>
+      <w:r>
+        <w:rPr>
+          <w:rFonts w:hint="default" w:ascii="Consolas" w:hAnsi="Consolas" w:eastAsia="Consolas" w:cs="Consolas"/>
+          <w:b w:val="0"/>
+          <w:bCs w:val="0"/>
+          <w:color w:val="auto"/>
           <w:kern w:val="0"/>
           <w:sz w:val="24"/>
           <w:szCs w:val="24"/>
@@ -688,6 +709,7 @@
     <w:p>
       <w:pPr>
         <w:numPr>
+          <w:ilvl w:val="0"/>
           <w:numId w:val="0"/>
         </w:numPr>
         <w:jc w:val="both"/>
@@ -695,6 +717,7 @@
           <w:rFonts w:hint="default" w:ascii="Times New Roman" w:hAnsi="Times New Roman"/>
           <w:b/>
           <w:bCs/>
+          <w:color w:val="auto"/>
           <w:sz w:val="24"/>
           <w:szCs w:val="24"/>
           <w:lang w:val="en-US"/>
@@ -714,17 +737,17 @@
           <w:rFonts w:ascii="Consolas" w:hAnsi="Consolas" w:eastAsia="Consolas" w:cs="Consolas"/>
           <w:b w:val="0"/>
           <w:bCs w:val="0"/>
-          <w:color w:val="000000"/>
-          <w:sz w:val="24"/>
-          <w:szCs w:val="24"/>
-        </w:rPr>
-      </w:pPr>
-      <w:r>
-        <w:rPr>
-          <w:rFonts w:hint="default" w:ascii="Consolas" w:hAnsi="Consolas" w:eastAsia="Consolas" w:cs="Consolas"/>
-          <w:b w:val="0"/>
-          <w:bCs w:val="0"/>
-          <w:color w:val="0000FF"/>
+          <w:color w:val="auto"/>
+          <w:sz w:val="24"/>
+          <w:szCs w:val="24"/>
+        </w:rPr>
+      </w:pPr>
+      <w:r>
+        <w:rPr>
+          <w:rFonts w:hint="default" w:ascii="Consolas" w:hAnsi="Consolas" w:eastAsia="Consolas" w:cs="Consolas"/>
+          <w:b w:val="0"/>
+          <w:bCs w:val="0"/>
+          <w:color w:val="auto"/>
           <w:kern w:val="0"/>
           <w:sz w:val="24"/>
           <w:szCs w:val="24"/>
@@ -738,7 +761,7 @@
           <w:rFonts w:hint="default" w:ascii="Consolas" w:hAnsi="Consolas" w:eastAsia="Consolas" w:cs="Consolas"/>
           <w:b w:val="0"/>
           <w:bCs w:val="0"/>
-          <w:color w:val="000000"/>
+          <w:color w:val="auto"/>
           <w:kern w:val="0"/>
           <w:sz w:val="24"/>
           <w:szCs w:val="24"/>
@@ -752,7 +775,7 @@
           <w:rFonts w:hint="default" w:ascii="Consolas" w:hAnsi="Consolas" w:eastAsia="Consolas" w:cs="Consolas"/>
           <w:b w:val="0"/>
           <w:bCs w:val="0"/>
-          <w:color w:val="0000FF"/>
+          <w:color w:val="auto"/>
           <w:kern w:val="0"/>
           <w:sz w:val="24"/>
           <w:szCs w:val="24"/>
@@ -766,7 +789,7 @@
           <w:rFonts w:hint="default" w:ascii="Consolas" w:hAnsi="Consolas" w:eastAsia="Consolas" w:cs="Consolas"/>
           <w:b w:val="0"/>
           <w:bCs w:val="0"/>
-          <w:color w:val="000000"/>
+          <w:color w:val="auto"/>
           <w:kern w:val="0"/>
           <w:sz w:val="24"/>
           <w:szCs w:val="24"/>
@@ -775,6 +798,8 @@
         </w:rPr>
         <w:t xml:space="preserve"> Employee(</w:t>
       </w:r>
+      <w:bookmarkStart w:id="0" w:name="_GoBack"/>
+      <w:bookmarkEnd w:id="0"/>
     </w:p>
     <w:p>
       <w:pPr>
@@ -789,17 +814,17 @@
           <w:rFonts w:hint="default" w:ascii="Consolas" w:hAnsi="Consolas" w:eastAsia="Consolas" w:cs="Consolas"/>
           <w:b w:val="0"/>
           <w:bCs w:val="0"/>
-          <w:color w:val="000000"/>
-          <w:sz w:val="24"/>
-          <w:szCs w:val="24"/>
-        </w:rPr>
-      </w:pPr>
-      <w:r>
-        <w:rPr>
-          <w:rFonts w:hint="default" w:ascii="Consolas" w:hAnsi="Consolas" w:eastAsia="Consolas" w:cs="Consolas"/>
-          <w:b w:val="0"/>
-          <w:bCs w:val="0"/>
-          <w:color w:val="000000"/>
+          <w:color w:val="auto"/>
+          <w:sz w:val="24"/>
+          <w:szCs w:val="24"/>
+        </w:rPr>
+      </w:pPr>
+      <w:r>
+        <w:rPr>
+          <w:rFonts w:hint="default" w:ascii="Consolas" w:hAnsi="Consolas" w:eastAsia="Consolas" w:cs="Consolas"/>
+          <w:b w:val="0"/>
+          <w:bCs w:val="0"/>
+          <w:color w:val="auto"/>
           <w:kern w:val="0"/>
           <w:sz w:val="24"/>
           <w:szCs w:val="24"/>
@@ -813,7 +838,7 @@
           <w:rFonts w:hint="default" w:ascii="Consolas" w:hAnsi="Consolas" w:eastAsia="Consolas" w:cs="Consolas"/>
           <w:b w:val="0"/>
           <w:bCs w:val="0"/>
-          <w:color w:val="0000FF"/>
+          <w:color w:val="auto"/>
           <w:kern w:val="0"/>
           <w:sz w:val="24"/>
           <w:szCs w:val="24"/>
@@ -827,7 +852,7 @@
           <w:rFonts w:hint="default" w:ascii="Consolas" w:hAnsi="Consolas" w:eastAsia="Consolas" w:cs="Consolas"/>
           <w:b w:val="0"/>
           <w:bCs w:val="0"/>
-          <w:color w:val="000000"/>
+          <w:color w:val="auto"/>
           <w:kern w:val="0"/>
           <w:sz w:val="24"/>
           <w:szCs w:val="24"/>
@@ -841,7 +866,7 @@
           <w:rFonts w:hint="default" w:ascii="Consolas" w:hAnsi="Consolas" w:eastAsia="Consolas" w:cs="Consolas"/>
           <w:b w:val="0"/>
           <w:bCs w:val="0"/>
-          <w:color w:val="0000FF"/>
+          <w:color w:val="auto"/>
           <w:kern w:val="0"/>
           <w:sz w:val="24"/>
           <w:szCs w:val="24"/>
@@ -855,7 +880,7 @@
           <w:rFonts w:hint="default" w:ascii="Consolas" w:hAnsi="Consolas" w:eastAsia="Consolas" w:cs="Consolas"/>
           <w:b w:val="0"/>
           <w:bCs w:val="0"/>
-          <w:color w:val="000000"/>
+          <w:color w:val="auto"/>
           <w:kern w:val="0"/>
           <w:sz w:val="24"/>
           <w:szCs w:val="24"/>
@@ -878,17 +903,17 @@
           <w:rFonts w:hint="default" w:ascii="Consolas" w:hAnsi="Consolas" w:eastAsia="Consolas" w:cs="Consolas"/>
           <w:b w:val="0"/>
           <w:bCs w:val="0"/>
-          <w:color w:val="000000"/>
-          <w:sz w:val="24"/>
-          <w:szCs w:val="24"/>
-        </w:rPr>
-      </w:pPr>
-      <w:r>
-        <w:rPr>
-          <w:rFonts w:hint="default" w:ascii="Consolas" w:hAnsi="Consolas" w:eastAsia="Consolas" w:cs="Consolas"/>
-          <w:b w:val="0"/>
-          <w:bCs w:val="0"/>
-          <w:color w:val="000000"/>
+          <w:color w:val="auto"/>
+          <w:sz w:val="24"/>
+          <w:szCs w:val="24"/>
+        </w:rPr>
+      </w:pPr>
+      <w:r>
+        <w:rPr>
+          <w:rFonts w:hint="default" w:ascii="Consolas" w:hAnsi="Consolas" w:eastAsia="Consolas" w:cs="Consolas"/>
+          <w:b w:val="0"/>
+          <w:bCs w:val="0"/>
+          <w:color w:val="auto"/>
           <w:kern w:val="0"/>
           <w:sz w:val="24"/>
           <w:szCs w:val="24"/>
@@ -902,7 +927,7 @@
           <w:rFonts w:hint="default" w:ascii="Consolas" w:hAnsi="Consolas" w:eastAsia="Consolas" w:cs="Consolas"/>
           <w:b w:val="0"/>
           <w:bCs w:val="0"/>
-          <w:color w:val="0000FF"/>
+          <w:color w:val="auto"/>
           <w:kern w:val="0"/>
           <w:sz w:val="24"/>
           <w:szCs w:val="24"/>
@@ -916,7 +941,7 @@
           <w:rFonts w:hint="default" w:ascii="Consolas" w:hAnsi="Consolas" w:eastAsia="Consolas" w:cs="Consolas"/>
           <w:b w:val="0"/>
           <w:bCs w:val="0"/>
-          <w:color w:val="000000"/>
+          <w:color w:val="auto"/>
           <w:kern w:val="0"/>
           <w:sz w:val="24"/>
           <w:szCs w:val="24"/>
@@ -930,7 +955,7 @@
           <w:rFonts w:hint="default" w:ascii="Consolas" w:hAnsi="Consolas" w:eastAsia="Consolas" w:cs="Consolas"/>
           <w:b w:val="0"/>
           <w:bCs w:val="0"/>
-          <w:color w:val="098658"/>
+          <w:color w:val="auto"/>
           <w:kern w:val="0"/>
           <w:sz w:val="24"/>
           <w:szCs w:val="24"/>
@@ -944,7 +969,7 @@
           <w:rFonts w:hint="default" w:ascii="Consolas" w:hAnsi="Consolas" w:eastAsia="Consolas" w:cs="Consolas"/>
           <w:b w:val="0"/>
           <w:bCs w:val="0"/>
-          <w:color w:val="000000"/>
+          <w:color w:val="auto"/>
           <w:kern w:val="0"/>
           <w:sz w:val="24"/>
           <w:szCs w:val="24"/>
@@ -958,7 +983,7 @@
           <w:rFonts w:hint="default" w:ascii="Consolas" w:hAnsi="Consolas" w:eastAsia="Consolas" w:cs="Consolas"/>
           <w:b w:val="0"/>
           <w:bCs w:val="0"/>
-          <w:color w:val="0000FF"/>
+          <w:color w:val="auto"/>
           <w:kern w:val="0"/>
           <w:sz w:val="24"/>
           <w:szCs w:val="24"/>
@@ -972,7 +997,7 @@
           <w:rFonts w:hint="default" w:ascii="Consolas" w:hAnsi="Consolas" w:eastAsia="Consolas" w:cs="Consolas"/>
           <w:b w:val="0"/>
           <w:bCs w:val="0"/>
-          <w:color w:val="000000"/>
+          <w:color w:val="auto"/>
           <w:kern w:val="0"/>
           <w:sz w:val="24"/>
           <w:szCs w:val="24"/>
@@ -995,17 +1020,17 @@
           <w:rFonts w:hint="default" w:ascii="Consolas" w:hAnsi="Consolas" w:eastAsia="Consolas" w:cs="Consolas"/>
           <w:b w:val="0"/>
           <w:bCs w:val="0"/>
-          <w:color w:val="000000"/>
-          <w:sz w:val="24"/>
-          <w:szCs w:val="24"/>
-        </w:rPr>
-      </w:pPr>
-      <w:r>
-        <w:rPr>
-          <w:rFonts w:hint="default" w:ascii="Consolas" w:hAnsi="Consolas" w:eastAsia="Consolas" w:cs="Consolas"/>
-          <w:b w:val="0"/>
-          <w:bCs w:val="0"/>
-          <w:color w:val="000000"/>
+          <w:color w:val="auto"/>
+          <w:sz w:val="24"/>
+          <w:szCs w:val="24"/>
+        </w:rPr>
+      </w:pPr>
+      <w:r>
+        <w:rPr>
+          <w:rFonts w:hint="default" w:ascii="Consolas" w:hAnsi="Consolas" w:eastAsia="Consolas" w:cs="Consolas"/>
+          <w:b w:val="0"/>
+          <w:bCs w:val="0"/>
+          <w:color w:val="auto"/>
           <w:kern w:val="0"/>
           <w:sz w:val="24"/>
           <w:szCs w:val="24"/>
@@ -1019,7 +1044,7 @@
           <w:rFonts w:hint="default" w:ascii="Consolas" w:hAnsi="Consolas" w:eastAsia="Consolas" w:cs="Consolas"/>
           <w:b w:val="0"/>
           <w:bCs w:val="0"/>
-          <w:color w:val="0000FF"/>
+          <w:color w:val="auto"/>
           <w:kern w:val="0"/>
           <w:sz w:val="24"/>
           <w:szCs w:val="24"/>
@@ -1033,7 +1058,7 @@
           <w:rFonts w:hint="default" w:ascii="Consolas" w:hAnsi="Consolas" w:eastAsia="Consolas" w:cs="Consolas"/>
           <w:b w:val="0"/>
           <w:bCs w:val="0"/>
-          <w:color w:val="000000"/>
+          <w:color w:val="auto"/>
           <w:kern w:val="0"/>
           <w:sz w:val="24"/>
           <w:szCs w:val="24"/>
@@ -1047,7 +1072,7 @@
           <w:rFonts w:hint="default" w:ascii="Consolas" w:hAnsi="Consolas" w:eastAsia="Consolas" w:cs="Consolas"/>
           <w:b w:val="0"/>
           <w:bCs w:val="0"/>
-          <w:color w:val="0000FF"/>
+          <w:color w:val="auto"/>
           <w:kern w:val="0"/>
           <w:sz w:val="24"/>
           <w:szCs w:val="24"/>
@@ -1061,7 +1086,7 @@
           <w:rFonts w:hint="default" w:ascii="Consolas" w:hAnsi="Consolas" w:eastAsia="Consolas" w:cs="Consolas"/>
           <w:b w:val="0"/>
           <w:bCs w:val="0"/>
-          <w:color w:val="000000"/>
+          <w:color w:val="auto"/>
           <w:kern w:val="0"/>
           <w:sz w:val="24"/>
           <w:szCs w:val="24"/>
@@ -1075,7 +1100,7 @@
           <w:rFonts w:hint="default" w:ascii="Consolas" w:hAnsi="Consolas" w:eastAsia="Consolas" w:cs="Consolas"/>
           <w:b w:val="0"/>
           <w:bCs w:val="0"/>
-          <w:color w:val="098658"/>
+          <w:color w:val="auto"/>
           <w:kern w:val="0"/>
           <w:sz w:val="24"/>
           <w:szCs w:val="24"/>
@@ -1089,7 +1114,7 @@
           <w:rFonts w:hint="default" w:ascii="Consolas" w:hAnsi="Consolas" w:eastAsia="Consolas" w:cs="Consolas"/>
           <w:b w:val="0"/>
           <w:bCs w:val="0"/>
-          <w:color w:val="000000"/>
+          <w:color w:val="auto"/>
           <w:kern w:val="0"/>
           <w:sz w:val="24"/>
           <w:szCs w:val="24"/>
@@ -1112,17 +1137,17 @@
           <w:rFonts w:hint="default" w:ascii="Consolas" w:hAnsi="Consolas" w:eastAsia="Consolas" w:cs="Consolas"/>
           <w:b w:val="0"/>
           <w:bCs w:val="0"/>
-          <w:color w:val="000000"/>
-          <w:sz w:val="24"/>
-          <w:szCs w:val="24"/>
-        </w:rPr>
-      </w:pPr>
-      <w:r>
-        <w:rPr>
-          <w:rFonts w:hint="default" w:ascii="Consolas" w:hAnsi="Consolas" w:eastAsia="Consolas" w:cs="Consolas"/>
-          <w:b w:val="0"/>
-          <w:bCs w:val="0"/>
-          <w:color w:val="000000"/>
+          <w:color w:val="auto"/>
+          <w:sz w:val="24"/>
+          <w:szCs w:val="24"/>
+        </w:rPr>
+      </w:pPr>
+      <w:r>
+        <w:rPr>
+          <w:rFonts w:hint="default" w:ascii="Consolas" w:hAnsi="Consolas" w:eastAsia="Consolas" w:cs="Consolas"/>
+          <w:b w:val="0"/>
+          <w:bCs w:val="0"/>
+          <w:color w:val="auto"/>
           <w:kern w:val="0"/>
           <w:sz w:val="24"/>
           <w:szCs w:val="24"/>
@@ -1136,7 +1161,7 @@
           <w:rFonts w:hint="default" w:ascii="Consolas" w:hAnsi="Consolas" w:eastAsia="Consolas" w:cs="Consolas"/>
           <w:b w:val="0"/>
           <w:bCs w:val="0"/>
-          <w:color w:val="0000FF"/>
+          <w:color w:val="auto"/>
           <w:kern w:val="0"/>
           <w:sz w:val="24"/>
           <w:szCs w:val="24"/>
@@ -1150,7 +1175,7 @@
           <w:rFonts w:hint="default" w:ascii="Consolas" w:hAnsi="Consolas" w:eastAsia="Consolas" w:cs="Consolas"/>
           <w:b w:val="0"/>
           <w:bCs w:val="0"/>
-          <w:color w:val="000000"/>
+          <w:color w:val="auto"/>
           <w:kern w:val="0"/>
           <w:sz w:val="24"/>
           <w:szCs w:val="24"/>
@@ -1164,7 +1189,7 @@
           <w:rFonts w:hint="default" w:ascii="Consolas" w:hAnsi="Consolas" w:eastAsia="Consolas" w:cs="Consolas"/>
           <w:b w:val="0"/>
           <w:bCs w:val="0"/>
-          <w:color w:val="098658"/>
+          <w:color w:val="auto"/>
           <w:kern w:val="0"/>
           <w:sz w:val="24"/>
           <w:szCs w:val="24"/>
@@ -1178,7 +1203,7 @@
           <w:rFonts w:hint="default" w:ascii="Consolas" w:hAnsi="Consolas" w:eastAsia="Consolas" w:cs="Consolas"/>
           <w:b w:val="0"/>
           <w:bCs w:val="0"/>
-          <w:color w:val="000000"/>
+          <w:color w:val="auto"/>
           <w:kern w:val="0"/>
           <w:sz w:val="24"/>
           <w:szCs w:val="24"/>
@@ -1201,17 +1226,17 @@
           <w:rFonts w:hint="default" w:ascii="Consolas" w:hAnsi="Consolas" w:eastAsia="Consolas" w:cs="Consolas"/>
           <w:b w:val="0"/>
           <w:bCs w:val="0"/>
-          <w:color w:val="000000"/>
-          <w:sz w:val="24"/>
-          <w:szCs w:val="24"/>
-        </w:rPr>
-      </w:pPr>
-      <w:r>
-        <w:rPr>
-          <w:rFonts w:hint="default" w:ascii="Consolas" w:hAnsi="Consolas" w:eastAsia="Consolas" w:cs="Consolas"/>
-          <w:b w:val="0"/>
-          <w:bCs w:val="0"/>
-          <w:color w:val="000000"/>
+          <w:color w:val="auto"/>
+          <w:sz w:val="24"/>
+          <w:szCs w:val="24"/>
+        </w:rPr>
+      </w:pPr>
+      <w:r>
+        <w:rPr>
+          <w:rFonts w:hint="default" w:ascii="Consolas" w:hAnsi="Consolas" w:eastAsia="Consolas" w:cs="Consolas"/>
+          <w:b w:val="0"/>
+          <w:bCs w:val="0"/>
+          <w:color w:val="auto"/>
           <w:kern w:val="0"/>
           <w:sz w:val="24"/>
           <w:szCs w:val="24"/>
@@ -1225,7 +1250,7 @@
           <w:rFonts w:hint="default" w:ascii="Consolas" w:hAnsi="Consolas" w:eastAsia="Consolas" w:cs="Consolas"/>
           <w:b w:val="0"/>
           <w:bCs w:val="0"/>
-          <w:color w:val="0000FF"/>
+          <w:color w:val="auto"/>
           <w:kern w:val="0"/>
           <w:sz w:val="24"/>
           <w:szCs w:val="24"/>
@@ -1239,7 +1264,7 @@
           <w:rFonts w:hint="default" w:ascii="Consolas" w:hAnsi="Consolas" w:eastAsia="Consolas" w:cs="Consolas"/>
           <w:b w:val="0"/>
           <w:bCs w:val="0"/>
-          <w:color w:val="000000"/>
+          <w:color w:val="auto"/>
           <w:kern w:val="0"/>
           <w:sz w:val="24"/>
           <w:szCs w:val="24"/>
@@ -1253,7 +1278,7 @@
           <w:rFonts w:hint="default" w:ascii="Consolas" w:hAnsi="Consolas" w:eastAsia="Consolas" w:cs="Consolas"/>
           <w:b w:val="0"/>
           <w:bCs w:val="0"/>
-          <w:color w:val="0000FF"/>
+          <w:color w:val="auto"/>
           <w:kern w:val="0"/>
           <w:sz w:val="24"/>
           <w:szCs w:val="24"/>
@@ -1267,7 +1292,7 @@
           <w:rFonts w:hint="default" w:ascii="Consolas" w:hAnsi="Consolas" w:eastAsia="Consolas" w:cs="Consolas"/>
           <w:b w:val="0"/>
           <w:bCs w:val="0"/>
-          <w:color w:val="000000"/>
+          <w:color w:val="auto"/>
           <w:kern w:val="0"/>
           <w:sz w:val="24"/>
           <w:szCs w:val="24"/>
@@ -1281,7 +1306,7 @@
           <w:rFonts w:hint="default" w:ascii="Consolas" w:hAnsi="Consolas" w:eastAsia="Consolas" w:cs="Consolas"/>
           <w:b w:val="0"/>
           <w:bCs w:val="0"/>
-          <w:color w:val="098658"/>
+          <w:color w:val="auto"/>
           <w:kern w:val="0"/>
           <w:sz w:val="24"/>
           <w:szCs w:val="24"/>
@@ -1295,7 +1320,7 @@
           <w:rFonts w:hint="default" w:ascii="Consolas" w:hAnsi="Consolas" w:eastAsia="Consolas" w:cs="Consolas"/>
           <w:b w:val="0"/>
           <w:bCs w:val="0"/>
-          <w:color w:val="000000"/>
+          <w:color w:val="auto"/>
           <w:kern w:val="0"/>
           <w:sz w:val="24"/>
           <w:szCs w:val="24"/>
@@ -1309,7 +1334,7 @@
           <w:rFonts w:hint="default" w:ascii="Consolas" w:hAnsi="Consolas" w:eastAsia="Consolas" w:cs="Consolas"/>
           <w:b w:val="0"/>
           <w:bCs w:val="0"/>
-          <w:color w:val="098658"/>
+          <w:color w:val="auto"/>
           <w:kern w:val="0"/>
           <w:sz w:val="24"/>
           <w:szCs w:val="24"/>
@@ -1323,7 +1348,7 @@
           <w:rFonts w:hint="default" w:ascii="Consolas" w:hAnsi="Consolas" w:eastAsia="Consolas" w:cs="Consolas"/>
           <w:b w:val="0"/>
           <w:bCs w:val="0"/>
-          <w:color w:val="000000"/>
+          <w:color w:val="auto"/>
           <w:kern w:val="0"/>
           <w:sz w:val="24"/>
           <w:szCs w:val="24"/>
@@ -1346,17 +1371,17 @@
           <w:rFonts w:hint="default" w:ascii="Consolas" w:hAnsi="Consolas" w:eastAsia="Consolas" w:cs="Consolas"/>
           <w:b w:val="0"/>
           <w:bCs w:val="0"/>
-          <w:color w:val="000000"/>
-          <w:sz w:val="24"/>
-          <w:szCs w:val="24"/>
-        </w:rPr>
-      </w:pPr>
-      <w:r>
-        <w:rPr>
-          <w:rFonts w:hint="default" w:ascii="Consolas" w:hAnsi="Consolas" w:eastAsia="Consolas" w:cs="Consolas"/>
-          <w:b w:val="0"/>
-          <w:bCs w:val="0"/>
-          <w:color w:val="000000"/>
+          <w:color w:val="auto"/>
+          <w:sz w:val="24"/>
+          <w:szCs w:val="24"/>
+        </w:rPr>
+      </w:pPr>
+      <w:r>
+        <w:rPr>
+          <w:rFonts w:hint="default" w:ascii="Consolas" w:hAnsi="Consolas" w:eastAsia="Consolas" w:cs="Consolas"/>
+          <w:b w:val="0"/>
+          <w:bCs w:val="0"/>
+          <w:color w:val="auto"/>
           <w:kern w:val="0"/>
           <w:sz w:val="24"/>
           <w:szCs w:val="24"/>
@@ -1370,7 +1395,7 @@
           <w:rFonts w:hint="default" w:ascii="Consolas" w:hAnsi="Consolas" w:eastAsia="Consolas" w:cs="Consolas"/>
           <w:b w:val="0"/>
           <w:bCs w:val="0"/>
-          <w:color w:val="0000FF"/>
+          <w:color w:val="auto"/>
           <w:kern w:val="0"/>
           <w:sz w:val="24"/>
           <w:szCs w:val="24"/>
@@ -1384,7 +1409,7 @@
           <w:rFonts w:hint="default" w:ascii="Consolas" w:hAnsi="Consolas" w:eastAsia="Consolas" w:cs="Consolas"/>
           <w:b w:val="0"/>
           <w:bCs w:val="0"/>
-          <w:color w:val="000000"/>
+          <w:color w:val="auto"/>
           <w:kern w:val="0"/>
           <w:sz w:val="24"/>
           <w:szCs w:val="24"/>
@@ -1398,7 +1423,7 @@
           <w:rFonts w:hint="default" w:ascii="Consolas" w:hAnsi="Consolas" w:eastAsia="Consolas" w:cs="Consolas"/>
           <w:b w:val="0"/>
           <w:bCs w:val="0"/>
-          <w:color w:val="0000FF"/>
+          <w:color w:val="auto"/>
           <w:kern w:val="0"/>
           <w:sz w:val="24"/>
           <w:szCs w:val="24"/>
@@ -1412,7 +1437,7 @@
           <w:rFonts w:hint="default" w:ascii="Consolas" w:hAnsi="Consolas" w:eastAsia="Consolas" w:cs="Consolas"/>
           <w:b w:val="0"/>
           <w:bCs w:val="0"/>
-          <w:color w:val="000000"/>
+          <w:color w:val="auto"/>
           <w:kern w:val="0"/>
           <w:sz w:val="24"/>
           <w:szCs w:val="24"/>
@@ -1435,17 +1460,17 @@
           <w:rFonts w:hint="default" w:ascii="Consolas" w:hAnsi="Consolas" w:eastAsia="Consolas" w:cs="Consolas"/>
           <w:b w:val="0"/>
           <w:bCs w:val="0"/>
-          <w:color w:val="000000"/>
-          <w:sz w:val="24"/>
-          <w:szCs w:val="24"/>
-        </w:rPr>
-      </w:pPr>
-      <w:r>
-        <w:rPr>
-          <w:rFonts w:hint="default" w:ascii="Consolas" w:hAnsi="Consolas" w:eastAsia="Consolas" w:cs="Consolas"/>
-          <w:b w:val="0"/>
-          <w:bCs w:val="0"/>
-          <w:color w:val="000000"/>
+          <w:color w:val="auto"/>
+          <w:sz w:val="24"/>
+          <w:szCs w:val="24"/>
+        </w:rPr>
+      </w:pPr>
+      <w:r>
+        <w:rPr>
+          <w:rFonts w:hint="default" w:ascii="Consolas" w:hAnsi="Consolas" w:eastAsia="Consolas" w:cs="Consolas"/>
+          <w:b w:val="0"/>
+          <w:bCs w:val="0"/>
+          <w:color w:val="auto"/>
           <w:kern w:val="0"/>
           <w:sz w:val="24"/>
           <w:szCs w:val="24"/>
@@ -1459,7 +1484,7 @@
           <w:rFonts w:hint="default" w:ascii="Consolas" w:hAnsi="Consolas" w:eastAsia="Consolas" w:cs="Consolas"/>
           <w:b w:val="0"/>
           <w:bCs w:val="0"/>
-          <w:color w:val="0000FF"/>
+          <w:color w:val="auto"/>
           <w:kern w:val="0"/>
           <w:sz w:val="24"/>
           <w:szCs w:val="24"/>
@@ -1473,7 +1498,7 @@
           <w:rFonts w:hint="default" w:ascii="Consolas" w:hAnsi="Consolas" w:eastAsia="Consolas" w:cs="Consolas"/>
           <w:b w:val="0"/>
           <w:bCs w:val="0"/>
-          <w:color w:val="000000"/>
+          <w:color w:val="auto"/>
           <w:kern w:val="0"/>
           <w:sz w:val="24"/>
           <w:szCs w:val="24"/>
@@ -1487,7 +1512,7 @@
           <w:rFonts w:hint="default" w:ascii="Consolas" w:hAnsi="Consolas" w:eastAsia="Consolas" w:cs="Consolas"/>
           <w:b w:val="0"/>
           <w:bCs w:val="0"/>
-          <w:color w:val="098658"/>
+          <w:color w:val="auto"/>
           <w:kern w:val="0"/>
           <w:sz w:val="24"/>
           <w:szCs w:val="24"/>
@@ -1501,7 +1526,7 @@
           <w:rFonts w:hint="default" w:ascii="Consolas" w:hAnsi="Consolas" w:eastAsia="Consolas" w:cs="Consolas"/>
           <w:b w:val="0"/>
           <w:bCs w:val="0"/>
-          <w:color w:val="000000"/>
+          <w:color w:val="auto"/>
           <w:kern w:val="0"/>
           <w:sz w:val="24"/>
           <w:szCs w:val="24"/>
@@ -1524,17 +1549,17 @@
           <w:rFonts w:hint="default" w:ascii="Consolas" w:hAnsi="Consolas" w:eastAsia="Consolas" w:cs="Consolas"/>
           <w:b w:val="0"/>
           <w:bCs w:val="0"/>
-          <w:color w:val="000000"/>
-          <w:sz w:val="24"/>
-          <w:szCs w:val="24"/>
-        </w:rPr>
-      </w:pPr>
-      <w:r>
-        <w:rPr>
-          <w:rFonts w:hint="default" w:ascii="Consolas" w:hAnsi="Consolas" w:eastAsia="Consolas" w:cs="Consolas"/>
-          <w:b w:val="0"/>
-          <w:bCs w:val="0"/>
-          <w:color w:val="000000"/>
+          <w:color w:val="auto"/>
+          <w:sz w:val="24"/>
+          <w:szCs w:val="24"/>
+        </w:rPr>
+      </w:pPr>
+      <w:r>
+        <w:rPr>
+          <w:rFonts w:hint="default" w:ascii="Consolas" w:hAnsi="Consolas" w:eastAsia="Consolas" w:cs="Consolas"/>
+          <w:b w:val="0"/>
+          <w:bCs w:val="0"/>
+          <w:color w:val="auto"/>
           <w:kern w:val="0"/>
           <w:sz w:val="24"/>
           <w:szCs w:val="24"/>
@@ -1548,7 +1573,7 @@
           <w:rFonts w:hint="default" w:ascii="Consolas" w:hAnsi="Consolas" w:eastAsia="Consolas" w:cs="Consolas"/>
           <w:b w:val="0"/>
           <w:bCs w:val="0"/>
-          <w:color w:val="0000FF"/>
+          <w:color w:val="auto"/>
           <w:kern w:val="0"/>
           <w:sz w:val="24"/>
           <w:szCs w:val="24"/>
@@ -1562,7 +1587,7 @@
           <w:rFonts w:hint="default" w:ascii="Consolas" w:hAnsi="Consolas" w:eastAsia="Consolas" w:cs="Consolas"/>
           <w:b w:val="0"/>
           <w:bCs w:val="0"/>
-          <w:color w:val="000000"/>
+          <w:color w:val="auto"/>
           <w:kern w:val="0"/>
           <w:sz w:val="24"/>
           <w:szCs w:val="24"/>
@@ -1576,7 +1601,7 @@
           <w:rFonts w:hint="default" w:ascii="Consolas" w:hAnsi="Consolas" w:eastAsia="Consolas" w:cs="Consolas"/>
           <w:b w:val="0"/>
           <w:bCs w:val="0"/>
-          <w:color w:val="098658"/>
+          <w:color w:val="auto"/>
           <w:kern w:val="0"/>
           <w:sz w:val="24"/>
           <w:szCs w:val="24"/>
@@ -1590,7 +1615,7 @@
           <w:rFonts w:hint="default" w:ascii="Consolas" w:hAnsi="Consolas" w:eastAsia="Consolas" w:cs="Consolas"/>
           <w:b w:val="0"/>
           <w:bCs w:val="0"/>
-          <w:color w:val="000000"/>
+          <w:color w:val="auto"/>
           <w:kern w:val="0"/>
           <w:sz w:val="24"/>
           <w:szCs w:val="24"/>
@@ -1613,7 +1638,7 @@
           <w:rFonts w:hint="default" w:ascii="Consolas" w:hAnsi="Consolas" w:eastAsia="Consolas" w:cs="Consolas"/>
           <w:b w:val="0"/>
           <w:bCs w:val="0"/>
-          <w:color w:val="000000"/>
+          <w:color w:val="auto"/>
           <w:sz w:val="24"/>
           <w:szCs w:val="24"/>
         </w:rPr>
@@ -1632,17 +1657,17 @@
           <w:rFonts w:hint="default" w:ascii="Consolas" w:hAnsi="Consolas" w:eastAsia="Consolas" w:cs="Consolas"/>
           <w:b w:val="0"/>
           <w:bCs w:val="0"/>
-          <w:color w:val="000000"/>
-          <w:sz w:val="24"/>
-          <w:szCs w:val="24"/>
-        </w:rPr>
-      </w:pPr>
-      <w:r>
-        <w:rPr>
-          <w:rFonts w:hint="default" w:ascii="Consolas" w:hAnsi="Consolas" w:eastAsia="Consolas" w:cs="Consolas"/>
-          <w:b w:val="0"/>
-          <w:bCs w:val="0"/>
-          <w:color w:val="000000"/>
+          <w:color w:val="auto"/>
+          <w:sz w:val="24"/>
+          <w:szCs w:val="24"/>
+        </w:rPr>
+      </w:pPr>
+      <w:r>
+        <w:rPr>
+          <w:rFonts w:hint="default" w:ascii="Consolas" w:hAnsi="Consolas" w:eastAsia="Consolas" w:cs="Consolas"/>
+          <w:b w:val="0"/>
+          <w:bCs w:val="0"/>
+          <w:color w:val="auto"/>
           <w:kern w:val="0"/>
           <w:sz w:val="24"/>
           <w:szCs w:val="24"/>
@@ -1656,7 +1681,7 @@
           <w:rFonts w:hint="default" w:ascii="Consolas" w:hAnsi="Consolas" w:eastAsia="Consolas" w:cs="Consolas"/>
           <w:b w:val="0"/>
           <w:bCs w:val="0"/>
-          <w:color w:val="0000FF"/>
+          <w:color w:val="auto"/>
           <w:kern w:val="0"/>
           <w:sz w:val="24"/>
           <w:szCs w:val="24"/>
@@ -1670,7 +1695,7 @@
           <w:rFonts w:hint="default" w:ascii="Consolas" w:hAnsi="Consolas" w:eastAsia="Consolas" w:cs="Consolas"/>
           <w:b w:val="0"/>
           <w:bCs w:val="0"/>
-          <w:color w:val="000000"/>
+          <w:color w:val="auto"/>
           <w:kern w:val="0"/>
           <w:sz w:val="24"/>
           <w:szCs w:val="24"/>
@@ -1684,7 +1709,7 @@
           <w:rFonts w:hint="default" w:ascii="Consolas" w:hAnsi="Consolas" w:eastAsia="Consolas" w:cs="Consolas"/>
           <w:b w:val="0"/>
           <w:bCs w:val="0"/>
-          <w:color w:val="0000FF"/>
+          <w:color w:val="auto"/>
           <w:kern w:val="0"/>
           <w:sz w:val="24"/>
           <w:szCs w:val="24"/>
@@ -1698,7 +1723,7 @@
           <w:rFonts w:hint="default" w:ascii="Consolas" w:hAnsi="Consolas" w:eastAsia="Consolas" w:cs="Consolas"/>
           <w:b w:val="0"/>
           <w:bCs w:val="0"/>
-          <w:color w:val="000000"/>
+          <w:color w:val="auto"/>
           <w:kern w:val="0"/>
           <w:sz w:val="24"/>
           <w:szCs w:val="24"/>
@@ -1712,7 +1737,7 @@
           <w:rFonts w:hint="default" w:ascii="Consolas" w:hAnsi="Consolas" w:eastAsia="Consolas" w:cs="Consolas"/>
           <w:b w:val="0"/>
           <w:bCs w:val="0"/>
-          <w:color w:val="0000FF"/>
+          <w:color w:val="auto"/>
           <w:kern w:val="0"/>
           <w:sz w:val="24"/>
           <w:szCs w:val="24"/>
@@ -1726,7 +1751,7 @@
           <w:rFonts w:hint="default" w:ascii="Consolas" w:hAnsi="Consolas" w:eastAsia="Consolas" w:cs="Consolas"/>
           <w:b w:val="0"/>
           <w:bCs w:val="0"/>
-          <w:color w:val="000000"/>
+          <w:color w:val="auto"/>
           <w:kern w:val="0"/>
           <w:sz w:val="24"/>
           <w:szCs w:val="24"/>
@@ -1740,7 +1765,7 @@
           <w:rFonts w:hint="default" w:ascii="Consolas" w:hAnsi="Consolas" w:eastAsia="Consolas" w:cs="Consolas"/>
           <w:b w:val="0"/>
           <w:bCs w:val="0"/>
-          <w:color w:val="0000FF"/>
+          <w:color w:val="auto"/>
           <w:kern w:val="0"/>
           <w:sz w:val="24"/>
           <w:szCs w:val="24"/>
@@ -1754,7 +1779,7 @@
           <w:rFonts w:hint="default" w:ascii="Consolas" w:hAnsi="Consolas" w:eastAsia="Consolas" w:cs="Consolas"/>
           <w:b w:val="0"/>
           <w:bCs w:val="0"/>
-          <w:color w:val="000000"/>
+          <w:color w:val="auto"/>
           <w:kern w:val="0"/>
           <w:sz w:val="24"/>
           <w:szCs w:val="24"/>
@@ -1768,7 +1793,7 @@
           <w:rFonts w:hint="default" w:ascii="Consolas" w:hAnsi="Consolas" w:eastAsia="Consolas" w:cs="Consolas"/>
           <w:b w:val="0"/>
           <w:bCs w:val="0"/>
-          <w:color w:val="098658"/>
+          <w:color w:val="auto"/>
           <w:kern w:val="0"/>
           <w:sz w:val="24"/>
           <w:szCs w:val="24"/>
@@ -1782,7 +1807,7 @@
           <w:rFonts w:hint="default" w:ascii="Consolas" w:hAnsi="Consolas" w:eastAsia="Consolas" w:cs="Consolas"/>
           <w:b w:val="0"/>
           <w:bCs w:val="0"/>
-          <w:color w:val="000000"/>
+          <w:color w:val="auto"/>
           <w:kern w:val="0"/>
           <w:sz w:val="24"/>
           <w:szCs w:val="24"/>
@@ -1796,7 +1821,7 @@
           <w:rFonts w:hint="default" w:ascii="Consolas" w:hAnsi="Consolas" w:eastAsia="Consolas" w:cs="Consolas"/>
           <w:b w:val="0"/>
           <w:bCs w:val="0"/>
-          <w:color w:val="0000FF"/>
+          <w:color w:val="auto"/>
           <w:kern w:val="0"/>
           <w:sz w:val="24"/>
           <w:szCs w:val="24"/>
@@ -1810,7 +1835,7 @@
           <w:rFonts w:hint="default" w:ascii="Consolas" w:hAnsi="Consolas" w:eastAsia="Consolas" w:cs="Consolas"/>
           <w:b w:val="0"/>
           <w:bCs w:val="0"/>
-          <w:color w:val="000000"/>
+          <w:color w:val="auto"/>
           <w:kern w:val="0"/>
           <w:sz w:val="24"/>
           <w:szCs w:val="24"/>
@@ -1824,7 +1849,7 @@
           <w:rFonts w:hint="default" w:ascii="Consolas" w:hAnsi="Consolas" w:eastAsia="Consolas" w:cs="Consolas"/>
           <w:b w:val="0"/>
           <w:bCs w:val="0"/>
-          <w:color w:val="098658"/>
+          <w:color w:val="auto"/>
           <w:kern w:val="0"/>
           <w:sz w:val="24"/>
           <w:szCs w:val="24"/>
@@ -1838,7 +1863,7 @@
           <w:rFonts w:hint="default" w:ascii="Consolas" w:hAnsi="Consolas" w:eastAsia="Consolas" w:cs="Consolas"/>
           <w:b w:val="0"/>
           <w:bCs w:val="0"/>
-          <w:color w:val="000000"/>
+          <w:color w:val="auto"/>
           <w:kern w:val="0"/>
           <w:sz w:val="24"/>
           <w:szCs w:val="24"/>
@@ -1861,17 +1886,17 @@
           <w:rFonts w:hint="default" w:ascii="Consolas" w:hAnsi="Consolas" w:eastAsia="Consolas" w:cs="Consolas"/>
           <w:b w:val="0"/>
           <w:bCs w:val="0"/>
-          <w:color w:val="000000"/>
-          <w:sz w:val="24"/>
-          <w:szCs w:val="24"/>
-        </w:rPr>
-      </w:pPr>
-      <w:r>
-        <w:rPr>
-          <w:rFonts w:hint="default" w:ascii="Consolas" w:hAnsi="Consolas" w:eastAsia="Consolas" w:cs="Consolas"/>
-          <w:b w:val="0"/>
-          <w:bCs w:val="0"/>
-          <w:color w:val="000000"/>
+          <w:color w:val="auto"/>
+          <w:sz w:val="24"/>
+          <w:szCs w:val="24"/>
+        </w:rPr>
+      </w:pPr>
+      <w:r>
+        <w:rPr>
+          <w:rFonts w:hint="default" w:ascii="Consolas" w:hAnsi="Consolas" w:eastAsia="Consolas" w:cs="Consolas"/>
+          <w:b w:val="0"/>
+          <w:bCs w:val="0"/>
+          <w:color w:val="auto"/>
           <w:kern w:val="0"/>
           <w:sz w:val="24"/>
           <w:szCs w:val="24"/>
@@ -1885,7 +1910,7 @@
           <w:rFonts w:hint="default" w:ascii="Consolas" w:hAnsi="Consolas" w:eastAsia="Consolas" w:cs="Consolas"/>
           <w:b w:val="0"/>
           <w:bCs w:val="0"/>
-          <w:color w:val="0000FF"/>
+          <w:color w:val="auto"/>
           <w:kern w:val="0"/>
           <w:sz w:val="24"/>
           <w:szCs w:val="24"/>
@@ -1899,7 +1924,7 @@
           <w:rFonts w:hint="default" w:ascii="Consolas" w:hAnsi="Consolas" w:eastAsia="Consolas" w:cs="Consolas"/>
           <w:b w:val="0"/>
           <w:bCs w:val="0"/>
-          <w:color w:val="000000"/>
+          <w:color w:val="auto"/>
           <w:kern w:val="0"/>
           <w:sz w:val="24"/>
           <w:szCs w:val="24"/>
@@ -1913,7 +1938,7 @@
           <w:rFonts w:hint="default" w:ascii="Consolas" w:hAnsi="Consolas" w:eastAsia="Consolas" w:cs="Consolas"/>
           <w:b w:val="0"/>
           <w:bCs w:val="0"/>
-          <w:color w:val="0000FF"/>
+          <w:color w:val="auto"/>
           <w:kern w:val="0"/>
           <w:sz w:val="24"/>
           <w:szCs w:val="24"/>
@@ -1927,7 +1952,7 @@
           <w:rFonts w:hint="default" w:ascii="Consolas" w:hAnsi="Consolas" w:eastAsia="Consolas" w:cs="Consolas"/>
           <w:b w:val="0"/>
           <w:bCs w:val="0"/>
-          <w:color w:val="000000"/>
+          <w:color w:val="auto"/>
           <w:kern w:val="0"/>
           <w:sz w:val="24"/>
           <w:szCs w:val="24"/>
@@ -1941,7 +1966,7 @@
           <w:rFonts w:hint="default" w:ascii="Consolas" w:hAnsi="Consolas" w:eastAsia="Consolas" w:cs="Consolas"/>
           <w:b w:val="0"/>
           <w:bCs w:val="0"/>
-          <w:color w:val="0000FF"/>
+          <w:color w:val="auto"/>
           <w:kern w:val="0"/>
           <w:sz w:val="24"/>
           <w:szCs w:val="24"/>
@@ -1955,7 +1980,7 @@
           <w:rFonts w:hint="default" w:ascii="Consolas" w:hAnsi="Consolas" w:eastAsia="Consolas" w:cs="Consolas"/>
           <w:b w:val="0"/>
           <w:bCs w:val="0"/>
-          <w:color w:val="000000"/>
+          <w:color w:val="auto"/>
           <w:kern w:val="0"/>
           <w:sz w:val="24"/>
           <w:szCs w:val="24"/>
@@ -1969,7 +1994,7 @@
           <w:rFonts w:hint="default" w:ascii="Consolas" w:hAnsi="Consolas" w:eastAsia="Consolas" w:cs="Consolas"/>
           <w:b w:val="0"/>
           <w:bCs w:val="0"/>
-          <w:color w:val="A31515"/>
+          <w:color w:val="auto"/>
           <w:kern w:val="0"/>
           <w:sz w:val="24"/>
           <w:szCs w:val="24"/>
@@ -1983,7 +2008,7 @@
           <w:rFonts w:hint="default" w:ascii="Consolas" w:hAnsi="Consolas" w:eastAsia="Consolas" w:cs="Consolas"/>
           <w:b w:val="0"/>
           <w:bCs w:val="0"/>
-          <w:color w:val="000000"/>
+          <w:color w:val="auto"/>
           <w:kern w:val="0"/>
           <w:sz w:val="24"/>
           <w:szCs w:val="24"/>
@@ -1997,7 +2022,7 @@
           <w:rFonts w:hint="default" w:ascii="Consolas" w:hAnsi="Consolas" w:eastAsia="Consolas" w:cs="Consolas"/>
           <w:b w:val="0"/>
           <w:bCs w:val="0"/>
-          <w:color w:val="A31515"/>
+          <w:color w:val="auto"/>
           <w:kern w:val="0"/>
           <w:sz w:val="24"/>
           <w:szCs w:val="24"/>
@@ -2011,7 +2036,7 @@
           <w:rFonts w:hint="default" w:ascii="Consolas" w:hAnsi="Consolas" w:eastAsia="Consolas" w:cs="Consolas"/>
           <w:b w:val="0"/>
           <w:bCs w:val="0"/>
-          <w:color w:val="000000"/>
+          <w:color w:val="auto"/>
           <w:kern w:val="0"/>
           <w:sz w:val="24"/>
           <w:szCs w:val="24"/>
@@ -2025,7 +2050,7 @@
           <w:rFonts w:hint="default" w:ascii="Consolas" w:hAnsi="Consolas" w:eastAsia="Consolas" w:cs="Consolas"/>
           <w:b w:val="0"/>
           <w:bCs w:val="0"/>
-          <w:color w:val="A31515"/>
+          <w:color w:val="auto"/>
           <w:kern w:val="0"/>
           <w:sz w:val="24"/>
           <w:szCs w:val="24"/>
@@ -2039,7 +2064,7 @@
           <w:rFonts w:hint="default" w:ascii="Consolas" w:hAnsi="Consolas" w:eastAsia="Consolas" w:cs="Consolas"/>
           <w:b w:val="0"/>
           <w:bCs w:val="0"/>
-          <w:color w:val="000000"/>
+          <w:color w:val="auto"/>
           <w:kern w:val="0"/>
           <w:sz w:val="24"/>
           <w:szCs w:val="24"/>
@@ -2062,17 +2087,17 @@
           <w:rFonts w:hint="default" w:ascii="Consolas" w:hAnsi="Consolas" w:eastAsia="Consolas" w:cs="Consolas"/>
           <w:b w:val="0"/>
           <w:bCs w:val="0"/>
-          <w:color w:val="000000"/>
-          <w:sz w:val="24"/>
-          <w:szCs w:val="24"/>
-        </w:rPr>
-      </w:pPr>
-      <w:r>
-        <w:rPr>
-          <w:rFonts w:hint="default" w:ascii="Consolas" w:hAnsi="Consolas" w:eastAsia="Consolas" w:cs="Consolas"/>
-          <w:b w:val="0"/>
-          <w:bCs w:val="0"/>
-          <w:color w:val="000000"/>
+          <w:color w:val="auto"/>
+          <w:sz w:val="24"/>
+          <w:szCs w:val="24"/>
+        </w:rPr>
+      </w:pPr>
+      <w:r>
+        <w:rPr>
+          <w:rFonts w:hint="default" w:ascii="Consolas" w:hAnsi="Consolas" w:eastAsia="Consolas" w:cs="Consolas"/>
+          <w:b w:val="0"/>
+          <w:bCs w:val="0"/>
+          <w:color w:val="auto"/>
           <w:kern w:val="0"/>
           <w:sz w:val="24"/>
           <w:szCs w:val="24"/>
@@ -2086,7 +2111,7 @@
           <w:rFonts w:hint="default" w:ascii="Consolas" w:hAnsi="Consolas" w:eastAsia="Consolas" w:cs="Consolas"/>
           <w:b w:val="0"/>
           <w:bCs w:val="0"/>
-          <w:color w:val="0000FF"/>
+          <w:color w:val="auto"/>
           <w:kern w:val="0"/>
           <w:sz w:val="24"/>
           <w:szCs w:val="24"/>
@@ -2100,7 +2125,7 @@
           <w:rFonts w:hint="default" w:ascii="Consolas" w:hAnsi="Consolas" w:eastAsia="Consolas" w:cs="Consolas"/>
           <w:b w:val="0"/>
           <w:bCs w:val="0"/>
-          <w:color w:val="000000"/>
+          <w:color w:val="auto"/>
           <w:kern w:val="0"/>
           <w:sz w:val="24"/>
           <w:szCs w:val="24"/>
@@ -2114,7 +2139,7 @@
           <w:rFonts w:hint="default" w:ascii="Consolas" w:hAnsi="Consolas" w:eastAsia="Consolas" w:cs="Consolas"/>
           <w:b w:val="0"/>
           <w:bCs w:val="0"/>
-          <w:color w:val="0000FF"/>
+          <w:color w:val="auto"/>
           <w:kern w:val="0"/>
           <w:sz w:val="24"/>
           <w:szCs w:val="24"/>
@@ -2128,7 +2153,7 @@
           <w:rFonts w:hint="default" w:ascii="Consolas" w:hAnsi="Consolas" w:eastAsia="Consolas" w:cs="Consolas"/>
           <w:b w:val="0"/>
           <w:bCs w:val="0"/>
-          <w:color w:val="000000"/>
+          <w:color w:val="auto"/>
           <w:kern w:val="0"/>
           <w:sz w:val="24"/>
           <w:szCs w:val="24"/>
@@ -2151,17 +2176,17 @@
           <w:rFonts w:hint="default" w:ascii="Consolas" w:hAnsi="Consolas" w:eastAsia="Consolas" w:cs="Consolas"/>
           <w:b w:val="0"/>
           <w:bCs w:val="0"/>
-          <w:color w:val="000000"/>
-          <w:sz w:val="24"/>
-          <w:szCs w:val="24"/>
-        </w:rPr>
-      </w:pPr>
-      <w:r>
-        <w:rPr>
-          <w:rFonts w:hint="default" w:ascii="Consolas" w:hAnsi="Consolas" w:eastAsia="Consolas" w:cs="Consolas"/>
-          <w:b w:val="0"/>
-          <w:bCs w:val="0"/>
-          <w:color w:val="000000"/>
+          <w:color w:val="auto"/>
+          <w:sz w:val="24"/>
+          <w:szCs w:val="24"/>
+        </w:rPr>
+      </w:pPr>
+      <w:r>
+        <w:rPr>
+          <w:rFonts w:hint="default" w:ascii="Consolas" w:hAnsi="Consolas" w:eastAsia="Consolas" w:cs="Consolas"/>
+          <w:b w:val="0"/>
+          <w:bCs w:val="0"/>
+          <w:color w:val="auto"/>
           <w:kern w:val="0"/>
           <w:sz w:val="24"/>
           <w:szCs w:val="24"/>
@@ -2175,7 +2200,7 @@
           <w:rFonts w:hint="default" w:ascii="Consolas" w:hAnsi="Consolas" w:eastAsia="Consolas" w:cs="Consolas"/>
           <w:b w:val="0"/>
           <w:bCs w:val="0"/>
-          <w:color w:val="0000FF"/>
+          <w:color w:val="auto"/>
           <w:kern w:val="0"/>
           <w:sz w:val="24"/>
           <w:szCs w:val="24"/>
@@ -2189,7 +2214,7 @@
           <w:rFonts w:hint="default" w:ascii="Consolas" w:hAnsi="Consolas" w:eastAsia="Consolas" w:cs="Consolas"/>
           <w:b w:val="0"/>
           <w:bCs w:val="0"/>
-          <w:color w:val="000000"/>
+          <w:color w:val="auto"/>
           <w:kern w:val="0"/>
           <w:sz w:val="24"/>
           <w:szCs w:val="24"/>
@@ -2203,7 +2228,7 @@
           <w:rFonts w:hint="default" w:ascii="Consolas" w:hAnsi="Consolas" w:eastAsia="Consolas" w:cs="Consolas"/>
           <w:b w:val="0"/>
           <w:bCs w:val="0"/>
-          <w:color w:val="0000FF"/>
+          <w:color w:val="auto"/>
           <w:kern w:val="0"/>
           <w:sz w:val="24"/>
           <w:szCs w:val="24"/>
@@ -2217,7 +2242,7 @@
           <w:rFonts w:hint="default" w:ascii="Consolas" w:hAnsi="Consolas" w:eastAsia="Consolas" w:cs="Consolas"/>
           <w:b w:val="0"/>
           <w:bCs w:val="0"/>
-          <w:color w:val="000000"/>
+          <w:color w:val="auto"/>
           <w:kern w:val="0"/>
           <w:sz w:val="24"/>
           <w:szCs w:val="24"/>
@@ -2231,7 +2256,7 @@
           <w:rFonts w:hint="default" w:ascii="Consolas" w:hAnsi="Consolas" w:eastAsia="Consolas" w:cs="Consolas"/>
           <w:b w:val="0"/>
           <w:bCs w:val="0"/>
-          <w:color w:val="0000FF"/>
+          <w:color w:val="auto"/>
           <w:kern w:val="0"/>
           <w:sz w:val="24"/>
           <w:szCs w:val="24"/>
@@ -2245,7 +2270,7 @@
           <w:rFonts w:hint="default" w:ascii="Consolas" w:hAnsi="Consolas" w:eastAsia="Consolas" w:cs="Consolas"/>
           <w:b w:val="0"/>
           <w:bCs w:val="0"/>
-          <w:color w:val="000000"/>
+          <w:color w:val="auto"/>
           <w:kern w:val="0"/>
           <w:sz w:val="24"/>
           <w:szCs w:val="24"/>
@@ -2259,7 +2284,7 @@
           <w:rFonts w:hint="default" w:ascii="Consolas" w:hAnsi="Consolas" w:eastAsia="Consolas" w:cs="Consolas"/>
           <w:b w:val="0"/>
           <w:bCs w:val="0"/>
-          <w:color w:val="0000FF"/>
+          <w:color w:val="auto"/>
           <w:kern w:val="0"/>
           <w:sz w:val="24"/>
           <w:szCs w:val="24"/>
@@ -2273,7 +2298,7 @@
           <w:rFonts w:hint="default" w:ascii="Consolas" w:hAnsi="Consolas" w:eastAsia="Consolas" w:cs="Consolas"/>
           <w:b w:val="0"/>
           <w:bCs w:val="0"/>
-          <w:color w:val="000000"/>
+          <w:color w:val="auto"/>
           <w:kern w:val="0"/>
           <w:sz w:val="24"/>
           <w:szCs w:val="24"/>
@@ -2296,17 +2321,17 @@
           <w:rFonts w:hint="default" w:ascii="Consolas" w:hAnsi="Consolas" w:eastAsia="Consolas" w:cs="Consolas"/>
           <w:b w:val="0"/>
           <w:bCs w:val="0"/>
-          <w:color w:val="000000"/>
-          <w:sz w:val="24"/>
-          <w:szCs w:val="24"/>
-        </w:rPr>
-      </w:pPr>
-      <w:r>
-        <w:rPr>
-          <w:rFonts w:hint="default" w:ascii="Consolas" w:hAnsi="Consolas" w:eastAsia="Consolas" w:cs="Consolas"/>
-          <w:b w:val="0"/>
-          <w:bCs w:val="0"/>
-          <w:color w:val="000000"/>
+          <w:color w:val="auto"/>
+          <w:sz w:val="24"/>
+          <w:szCs w:val="24"/>
+        </w:rPr>
+      </w:pPr>
+      <w:r>
+        <w:rPr>
+          <w:rFonts w:hint="default" w:ascii="Consolas" w:hAnsi="Consolas" w:eastAsia="Consolas" w:cs="Consolas"/>
+          <w:b w:val="0"/>
+          <w:bCs w:val="0"/>
+          <w:color w:val="auto"/>
           <w:kern w:val="0"/>
           <w:sz w:val="24"/>
           <w:szCs w:val="24"/>
@@ -2324,6 +2349,7 @@
         <w:suppressLineNumbers w:val="0"/>
         <w:jc w:val="left"/>
         <w:rPr>
+          <w:color w:val="auto"/>
           <w:sz w:val="24"/>
           <w:szCs w:val="24"/>
         </w:rPr>
@@ -2342,17 +2368,17 @@
           <w:rFonts w:ascii="Consolas" w:hAnsi="Consolas" w:eastAsia="Consolas" w:cs="Consolas"/>
           <w:b w:val="0"/>
           <w:bCs w:val="0"/>
-          <w:color w:val="000000"/>
-          <w:sz w:val="24"/>
-          <w:szCs w:val="24"/>
-        </w:rPr>
-      </w:pPr>
-      <w:r>
-        <w:rPr>
-          <w:rFonts w:hint="default" w:ascii="Consolas" w:hAnsi="Consolas" w:eastAsia="Consolas" w:cs="Consolas"/>
-          <w:b w:val="0"/>
-          <w:bCs w:val="0"/>
-          <w:color w:val="0000FF"/>
+          <w:color w:val="auto"/>
+          <w:sz w:val="24"/>
+          <w:szCs w:val="24"/>
+        </w:rPr>
+      </w:pPr>
+      <w:r>
+        <w:rPr>
+          <w:rFonts w:hint="default" w:ascii="Consolas" w:hAnsi="Consolas" w:eastAsia="Consolas" w:cs="Consolas"/>
+          <w:b w:val="0"/>
+          <w:bCs w:val="0"/>
+          <w:color w:val="auto"/>
           <w:kern w:val="0"/>
           <w:sz w:val="24"/>
           <w:szCs w:val="24"/>
@@ -2366,7 +2392,7 @@
           <w:rFonts w:hint="default" w:ascii="Consolas" w:hAnsi="Consolas" w:eastAsia="Consolas" w:cs="Consolas"/>
           <w:b w:val="0"/>
           <w:bCs w:val="0"/>
-          <w:color w:val="000000"/>
+          <w:color w:val="auto"/>
           <w:kern w:val="0"/>
           <w:sz w:val="24"/>
           <w:szCs w:val="24"/>
@@ -2380,7 +2406,7 @@
           <w:rFonts w:hint="default" w:ascii="Consolas" w:hAnsi="Consolas" w:eastAsia="Consolas" w:cs="Consolas"/>
           <w:b w:val="0"/>
           <w:bCs w:val="0"/>
-          <w:color w:val="0000FF"/>
+          <w:color w:val="auto"/>
           <w:kern w:val="0"/>
           <w:sz w:val="24"/>
           <w:szCs w:val="24"/>
@@ -2394,7 +2420,7 @@
           <w:rFonts w:hint="default" w:ascii="Consolas" w:hAnsi="Consolas" w:eastAsia="Consolas" w:cs="Consolas"/>
           <w:b w:val="0"/>
           <w:bCs w:val="0"/>
-          <w:color w:val="000000"/>
+          <w:color w:val="auto"/>
           <w:kern w:val="0"/>
           <w:sz w:val="24"/>
           <w:szCs w:val="24"/>
@@ -2417,17 +2443,17 @@
           <w:rFonts w:hint="default" w:ascii="Consolas" w:hAnsi="Consolas" w:eastAsia="Consolas" w:cs="Consolas"/>
           <w:b w:val="0"/>
           <w:bCs w:val="0"/>
-          <w:color w:val="000000"/>
-          <w:sz w:val="24"/>
-          <w:szCs w:val="24"/>
-        </w:rPr>
-      </w:pPr>
-      <w:r>
-        <w:rPr>
-          <w:rFonts w:hint="default" w:ascii="Consolas" w:hAnsi="Consolas" w:eastAsia="Consolas" w:cs="Consolas"/>
-          <w:b w:val="0"/>
-          <w:bCs w:val="0"/>
-          <w:color w:val="000000"/>
+          <w:color w:val="auto"/>
+          <w:sz w:val="24"/>
+          <w:szCs w:val="24"/>
+        </w:rPr>
+      </w:pPr>
+      <w:r>
+        <w:rPr>
+          <w:rFonts w:hint="default" w:ascii="Consolas" w:hAnsi="Consolas" w:eastAsia="Consolas" w:cs="Consolas"/>
+          <w:b w:val="0"/>
+          <w:bCs w:val="0"/>
+          <w:color w:val="auto"/>
           <w:kern w:val="0"/>
           <w:sz w:val="24"/>
           <w:szCs w:val="24"/>
@@ -2441,7 +2467,7 @@
           <w:rFonts w:hint="default" w:ascii="Consolas" w:hAnsi="Consolas" w:eastAsia="Consolas" w:cs="Consolas"/>
           <w:b w:val="0"/>
           <w:bCs w:val="0"/>
-          <w:color w:val="0000FF"/>
+          <w:color w:val="auto"/>
           <w:kern w:val="0"/>
           <w:sz w:val="24"/>
           <w:szCs w:val="24"/>
@@ -2455,7 +2481,7 @@
           <w:rFonts w:hint="default" w:ascii="Consolas" w:hAnsi="Consolas" w:eastAsia="Consolas" w:cs="Consolas"/>
           <w:b w:val="0"/>
           <w:bCs w:val="0"/>
-          <w:color w:val="000000"/>
+          <w:color w:val="auto"/>
           <w:kern w:val="0"/>
           <w:sz w:val="24"/>
           <w:szCs w:val="24"/>
@@ -2469,7 +2495,7 @@
           <w:rFonts w:hint="default" w:ascii="Consolas" w:hAnsi="Consolas" w:eastAsia="Consolas" w:cs="Consolas"/>
           <w:b w:val="0"/>
           <w:bCs w:val="0"/>
-          <w:color w:val="0000FF"/>
+          <w:color w:val="auto"/>
           <w:kern w:val="0"/>
           <w:sz w:val="24"/>
           <w:szCs w:val="24"/>
@@ -2483,7 +2509,7 @@
           <w:rFonts w:hint="default" w:ascii="Consolas" w:hAnsi="Consolas" w:eastAsia="Consolas" w:cs="Consolas"/>
           <w:b w:val="0"/>
           <w:bCs w:val="0"/>
-          <w:color w:val="000000"/>
+          <w:color w:val="auto"/>
           <w:kern w:val="0"/>
           <w:sz w:val="24"/>
           <w:szCs w:val="24"/>
@@ -2506,17 +2532,17 @@
           <w:rFonts w:hint="default" w:ascii="Consolas" w:hAnsi="Consolas" w:eastAsia="Consolas" w:cs="Consolas"/>
           <w:b w:val="0"/>
           <w:bCs w:val="0"/>
-          <w:color w:val="000000"/>
-          <w:sz w:val="24"/>
-          <w:szCs w:val="24"/>
-        </w:rPr>
-      </w:pPr>
-      <w:r>
-        <w:rPr>
-          <w:rFonts w:hint="default" w:ascii="Consolas" w:hAnsi="Consolas" w:eastAsia="Consolas" w:cs="Consolas"/>
-          <w:b w:val="0"/>
-          <w:bCs w:val="0"/>
-          <w:color w:val="000000"/>
+          <w:color w:val="auto"/>
+          <w:sz w:val="24"/>
+          <w:szCs w:val="24"/>
+        </w:rPr>
+      </w:pPr>
+      <w:r>
+        <w:rPr>
+          <w:rFonts w:hint="default" w:ascii="Consolas" w:hAnsi="Consolas" w:eastAsia="Consolas" w:cs="Consolas"/>
+          <w:b w:val="0"/>
+          <w:bCs w:val="0"/>
+          <w:color w:val="auto"/>
           <w:kern w:val="0"/>
           <w:sz w:val="24"/>
           <w:szCs w:val="24"/>
@@ -2530,7 +2556,7 @@
           <w:rFonts w:hint="default" w:ascii="Consolas" w:hAnsi="Consolas" w:eastAsia="Consolas" w:cs="Consolas"/>
           <w:b w:val="0"/>
           <w:bCs w:val="0"/>
-          <w:color w:val="0000FF"/>
+          <w:color w:val="auto"/>
           <w:kern w:val="0"/>
           <w:sz w:val="24"/>
           <w:szCs w:val="24"/>
@@ -2544,7 +2570,7 @@
           <w:rFonts w:hint="default" w:ascii="Consolas" w:hAnsi="Consolas" w:eastAsia="Consolas" w:cs="Consolas"/>
           <w:b w:val="0"/>
           <w:bCs w:val="0"/>
-          <w:color w:val="000000"/>
+          <w:color w:val="auto"/>
           <w:kern w:val="0"/>
           <w:sz w:val="24"/>
           <w:szCs w:val="24"/>
@@ -2558,7 +2584,7 @@
           <w:rFonts w:hint="default" w:ascii="Consolas" w:hAnsi="Consolas" w:eastAsia="Consolas" w:cs="Consolas"/>
           <w:b w:val="0"/>
           <w:bCs w:val="0"/>
-          <w:color w:val="0000FF"/>
+          <w:color w:val="auto"/>
           <w:kern w:val="0"/>
           <w:sz w:val="24"/>
           <w:szCs w:val="24"/>
@@ -2572,7 +2598,7 @@
           <w:rFonts w:hint="default" w:ascii="Consolas" w:hAnsi="Consolas" w:eastAsia="Consolas" w:cs="Consolas"/>
           <w:b w:val="0"/>
           <w:bCs w:val="0"/>
-          <w:color w:val="000000"/>
+          <w:color w:val="auto"/>
           <w:kern w:val="0"/>
           <w:sz w:val="24"/>
           <w:szCs w:val="24"/>
@@ -2595,17 +2621,17 @@
           <w:rFonts w:hint="default" w:ascii="Consolas" w:hAnsi="Consolas" w:eastAsia="Consolas" w:cs="Consolas"/>
           <w:b w:val="0"/>
           <w:bCs w:val="0"/>
-          <w:color w:val="000000"/>
-          <w:sz w:val="24"/>
-          <w:szCs w:val="24"/>
-        </w:rPr>
-      </w:pPr>
-      <w:r>
-        <w:rPr>
-          <w:rFonts w:hint="default" w:ascii="Consolas" w:hAnsi="Consolas" w:eastAsia="Consolas" w:cs="Consolas"/>
-          <w:b w:val="0"/>
-          <w:bCs w:val="0"/>
-          <w:color w:val="000000"/>
+          <w:color w:val="auto"/>
+          <w:sz w:val="24"/>
+          <w:szCs w:val="24"/>
+        </w:rPr>
+      </w:pPr>
+      <w:r>
+        <w:rPr>
+          <w:rFonts w:hint="default" w:ascii="Consolas" w:hAnsi="Consolas" w:eastAsia="Consolas" w:cs="Consolas"/>
+          <w:b w:val="0"/>
+          <w:bCs w:val="0"/>
+          <w:color w:val="auto"/>
           <w:kern w:val="0"/>
           <w:sz w:val="24"/>
           <w:szCs w:val="24"/>
@@ -2619,7 +2645,7 @@
           <w:rFonts w:hint="default" w:ascii="Consolas" w:hAnsi="Consolas" w:eastAsia="Consolas" w:cs="Consolas"/>
           <w:b w:val="0"/>
           <w:bCs w:val="0"/>
-          <w:color w:val="0000FF"/>
+          <w:color w:val="auto"/>
           <w:kern w:val="0"/>
           <w:sz w:val="24"/>
           <w:szCs w:val="24"/>
@@ -2633,7 +2659,7 @@
           <w:rFonts w:hint="default" w:ascii="Consolas" w:hAnsi="Consolas" w:eastAsia="Consolas" w:cs="Consolas"/>
           <w:b w:val="0"/>
           <w:bCs w:val="0"/>
-          <w:color w:val="000000"/>
+          <w:color w:val="auto"/>
           <w:kern w:val="0"/>
           <w:sz w:val="24"/>
           <w:szCs w:val="24"/>
@@ -2647,7 +2673,7 @@
           <w:rFonts w:hint="default" w:ascii="Consolas" w:hAnsi="Consolas" w:eastAsia="Consolas" w:cs="Consolas"/>
           <w:b w:val="0"/>
           <w:bCs w:val="0"/>
-          <w:color w:val="098658"/>
+          <w:color w:val="auto"/>
           <w:kern w:val="0"/>
           <w:sz w:val="24"/>
           <w:szCs w:val="24"/>
@@ -2661,7 +2687,7 @@
           <w:rFonts w:hint="default" w:ascii="Consolas" w:hAnsi="Consolas" w:eastAsia="Consolas" w:cs="Consolas"/>
           <w:b w:val="0"/>
           <w:bCs w:val="0"/>
-          <w:color w:val="000000"/>
+          <w:color w:val="auto"/>
           <w:kern w:val="0"/>
           <w:sz w:val="24"/>
           <w:szCs w:val="24"/>
@@ -2675,7 +2701,7 @@
           <w:rFonts w:hint="default" w:ascii="Consolas" w:hAnsi="Consolas" w:eastAsia="Consolas" w:cs="Consolas"/>
           <w:b w:val="0"/>
           <w:bCs w:val="0"/>
-          <w:color w:val="0000FF"/>
+          <w:color w:val="auto"/>
           <w:kern w:val="0"/>
           <w:sz w:val="24"/>
           <w:szCs w:val="24"/>
@@ -2689,7 +2715,7 @@
           <w:rFonts w:hint="default" w:ascii="Consolas" w:hAnsi="Consolas" w:eastAsia="Consolas" w:cs="Consolas"/>
           <w:b w:val="0"/>
           <w:bCs w:val="0"/>
-          <w:color w:val="000000"/>
+          <w:color w:val="auto"/>
           <w:kern w:val="0"/>
           <w:sz w:val="24"/>
           <w:szCs w:val="24"/>
@@ -2712,17 +2738,17 @@
           <w:rFonts w:hint="default" w:ascii="Consolas" w:hAnsi="Consolas" w:eastAsia="Consolas" w:cs="Consolas"/>
           <w:b w:val="0"/>
           <w:bCs w:val="0"/>
-          <w:color w:val="000000"/>
-          <w:sz w:val="24"/>
-          <w:szCs w:val="24"/>
-        </w:rPr>
-      </w:pPr>
-      <w:r>
-        <w:rPr>
-          <w:rFonts w:hint="default" w:ascii="Consolas" w:hAnsi="Consolas" w:eastAsia="Consolas" w:cs="Consolas"/>
-          <w:b w:val="0"/>
-          <w:bCs w:val="0"/>
-          <w:color w:val="000000"/>
+          <w:color w:val="auto"/>
+          <w:sz w:val="24"/>
+          <w:szCs w:val="24"/>
+        </w:rPr>
+      </w:pPr>
+      <w:r>
+        <w:rPr>
+          <w:rFonts w:hint="default" w:ascii="Consolas" w:hAnsi="Consolas" w:eastAsia="Consolas" w:cs="Consolas"/>
+          <w:b w:val="0"/>
+          <w:bCs w:val="0"/>
+          <w:color w:val="auto"/>
           <w:kern w:val="0"/>
           <w:sz w:val="24"/>
           <w:szCs w:val="24"/>
@@ -2736,7 +2762,7 @@
           <w:rFonts w:hint="default" w:ascii="Consolas" w:hAnsi="Consolas" w:eastAsia="Consolas" w:cs="Consolas"/>
           <w:b w:val="0"/>
           <w:bCs w:val="0"/>
-          <w:color w:val="0000FF"/>
+          <w:color w:val="auto"/>
           <w:kern w:val="0"/>
           <w:sz w:val="24"/>
           <w:szCs w:val="24"/>
@@ -2750,7 +2776,7 @@
           <w:rFonts w:hint="default" w:ascii="Consolas" w:hAnsi="Consolas" w:eastAsia="Consolas" w:cs="Consolas"/>
           <w:b w:val="0"/>
           <w:bCs w:val="0"/>
-          <w:color w:val="000000"/>
+          <w:color w:val="auto"/>
           <w:kern w:val="0"/>
           <w:sz w:val="24"/>
           <w:szCs w:val="24"/>
@@ -2764,7 +2790,7 @@
           <w:rFonts w:hint="default" w:ascii="Consolas" w:hAnsi="Consolas" w:eastAsia="Consolas" w:cs="Consolas"/>
           <w:b w:val="0"/>
           <w:bCs w:val="0"/>
-          <w:color w:val="0000FF"/>
+          <w:color w:val="auto"/>
           <w:kern w:val="0"/>
           <w:sz w:val="24"/>
           <w:szCs w:val="24"/>
@@ -2778,7 +2804,7 @@
           <w:rFonts w:hint="default" w:ascii="Consolas" w:hAnsi="Consolas" w:eastAsia="Consolas" w:cs="Consolas"/>
           <w:b w:val="0"/>
           <w:bCs w:val="0"/>
-          <w:color w:val="000000"/>
+          <w:color w:val="auto"/>
           <w:kern w:val="0"/>
           <w:sz w:val="24"/>
           <w:szCs w:val="24"/>
@@ -2801,17 +2827,17 @@
           <w:rFonts w:hint="default" w:ascii="Consolas" w:hAnsi="Consolas" w:eastAsia="Consolas" w:cs="Consolas"/>
           <w:b w:val="0"/>
           <w:bCs w:val="0"/>
-          <w:color w:val="000000"/>
-          <w:sz w:val="24"/>
-          <w:szCs w:val="24"/>
-        </w:rPr>
-      </w:pPr>
-      <w:r>
-        <w:rPr>
-          <w:rFonts w:hint="default" w:ascii="Consolas" w:hAnsi="Consolas" w:eastAsia="Consolas" w:cs="Consolas"/>
-          <w:b w:val="0"/>
-          <w:bCs w:val="0"/>
-          <w:color w:val="000000"/>
+          <w:color w:val="auto"/>
+          <w:sz w:val="24"/>
+          <w:szCs w:val="24"/>
+        </w:rPr>
+      </w:pPr>
+      <w:r>
+        <w:rPr>
+          <w:rFonts w:hint="default" w:ascii="Consolas" w:hAnsi="Consolas" w:eastAsia="Consolas" w:cs="Consolas"/>
+          <w:b w:val="0"/>
+          <w:bCs w:val="0"/>
+          <w:color w:val="auto"/>
           <w:kern w:val="0"/>
           <w:sz w:val="24"/>
           <w:szCs w:val="24"/>
@@ -2825,7 +2851,7 @@
           <w:rFonts w:hint="default" w:ascii="Consolas" w:hAnsi="Consolas" w:eastAsia="Consolas" w:cs="Consolas"/>
           <w:b w:val="0"/>
           <w:bCs w:val="0"/>
-          <w:color w:val="0000FF"/>
+          <w:color w:val="auto"/>
           <w:kern w:val="0"/>
           <w:sz w:val="24"/>
           <w:szCs w:val="24"/>
@@ -2839,7 +2865,7 @@
           <w:rFonts w:hint="default" w:ascii="Consolas" w:hAnsi="Consolas" w:eastAsia="Consolas" w:cs="Consolas"/>
           <w:b w:val="0"/>
           <w:bCs w:val="0"/>
-          <w:color w:val="000000"/>
+          <w:color w:val="auto"/>
           <w:kern w:val="0"/>
           <w:sz w:val="24"/>
           <w:szCs w:val="24"/>
@@ -2853,7 +2879,7 @@
           <w:rFonts w:hint="default" w:ascii="Consolas" w:hAnsi="Consolas" w:eastAsia="Consolas" w:cs="Consolas"/>
           <w:b w:val="0"/>
           <w:bCs w:val="0"/>
-          <w:color w:val="0000FF"/>
+          <w:color w:val="auto"/>
           <w:kern w:val="0"/>
           <w:sz w:val="24"/>
           <w:szCs w:val="24"/>
@@ -2867,7 +2893,7 @@
           <w:rFonts w:hint="default" w:ascii="Consolas" w:hAnsi="Consolas" w:eastAsia="Consolas" w:cs="Consolas"/>
           <w:b w:val="0"/>
           <w:bCs w:val="0"/>
-          <w:color w:val="000000"/>
+          <w:color w:val="auto"/>
           <w:kern w:val="0"/>
           <w:sz w:val="24"/>
           <w:szCs w:val="24"/>
@@ -2890,17 +2916,17 @@
           <w:rFonts w:hint="default" w:ascii="Consolas" w:hAnsi="Consolas" w:eastAsia="Consolas" w:cs="Consolas"/>
           <w:b w:val="0"/>
           <w:bCs w:val="0"/>
-          <w:color w:val="000000"/>
-          <w:sz w:val="24"/>
-          <w:szCs w:val="24"/>
-        </w:rPr>
-      </w:pPr>
-      <w:r>
-        <w:rPr>
-          <w:rFonts w:hint="default" w:ascii="Consolas" w:hAnsi="Consolas" w:eastAsia="Consolas" w:cs="Consolas"/>
-          <w:b w:val="0"/>
-          <w:bCs w:val="0"/>
-          <w:color w:val="000000"/>
+          <w:color w:val="auto"/>
+          <w:sz w:val="24"/>
+          <w:szCs w:val="24"/>
+        </w:rPr>
+      </w:pPr>
+      <w:r>
+        <w:rPr>
+          <w:rFonts w:hint="default" w:ascii="Consolas" w:hAnsi="Consolas" w:eastAsia="Consolas" w:cs="Consolas"/>
+          <w:b w:val="0"/>
+          <w:bCs w:val="0"/>
+          <w:color w:val="auto"/>
           <w:kern w:val="0"/>
           <w:sz w:val="24"/>
           <w:szCs w:val="24"/>
@@ -2923,17 +2949,17 @@
           <w:rFonts w:hint="default" w:ascii="Consolas" w:hAnsi="Consolas" w:eastAsia="Consolas" w:cs="Consolas"/>
           <w:b w:val="0"/>
           <w:bCs w:val="0"/>
-          <w:color w:val="000000"/>
-          <w:sz w:val="24"/>
-          <w:szCs w:val="24"/>
-        </w:rPr>
-      </w:pPr>
-      <w:r>
-        <w:rPr>
-          <w:rFonts w:hint="default" w:ascii="Consolas" w:hAnsi="Consolas" w:eastAsia="Consolas" w:cs="Consolas"/>
-          <w:b w:val="0"/>
-          <w:bCs w:val="0"/>
-          <w:color w:val="000000"/>
+          <w:color w:val="auto"/>
+          <w:sz w:val="24"/>
+          <w:szCs w:val="24"/>
+        </w:rPr>
+      </w:pPr>
+      <w:r>
+        <w:rPr>
+          <w:rFonts w:hint="default" w:ascii="Consolas" w:hAnsi="Consolas" w:eastAsia="Consolas" w:cs="Consolas"/>
+          <w:b w:val="0"/>
+          <w:bCs w:val="0"/>
+          <w:color w:val="auto"/>
           <w:kern w:val="0"/>
           <w:sz w:val="24"/>
           <w:szCs w:val="24"/>
@@ -2947,7 +2973,7 @@
           <w:rFonts w:hint="default" w:ascii="Consolas" w:hAnsi="Consolas" w:eastAsia="Consolas" w:cs="Consolas"/>
           <w:b w:val="0"/>
           <w:bCs w:val="0"/>
-          <w:color w:val="0000FF"/>
+          <w:color w:val="auto"/>
           <w:kern w:val="0"/>
           <w:sz w:val="24"/>
           <w:szCs w:val="24"/>
@@ -2961,7 +2987,7 @@
           <w:rFonts w:hint="default" w:ascii="Consolas" w:hAnsi="Consolas" w:eastAsia="Consolas" w:cs="Consolas"/>
           <w:b w:val="0"/>
           <w:bCs w:val="0"/>
-          <w:color w:val="000000"/>
+          <w:color w:val="auto"/>
           <w:kern w:val="0"/>
           <w:sz w:val="24"/>
           <w:szCs w:val="24"/>
@@ -2975,7 +3001,7 @@
           <w:rFonts w:hint="default" w:ascii="Consolas" w:hAnsi="Consolas" w:eastAsia="Consolas" w:cs="Consolas"/>
           <w:b w:val="0"/>
           <w:bCs w:val="0"/>
-          <w:color w:val="0000FF"/>
+          <w:color w:val="auto"/>
           <w:kern w:val="0"/>
           <w:sz w:val="24"/>
           <w:szCs w:val="24"/>
@@ -2989,7 +3015,7 @@
           <w:rFonts w:hint="default" w:ascii="Consolas" w:hAnsi="Consolas" w:eastAsia="Consolas" w:cs="Consolas"/>
           <w:b w:val="0"/>
           <w:bCs w:val="0"/>
-          <w:color w:val="000000"/>
+          <w:color w:val="auto"/>
           <w:kern w:val="0"/>
           <w:sz w:val="24"/>
           <w:szCs w:val="24"/>
@@ -3003,7 +3029,7 @@
           <w:rFonts w:hint="default" w:ascii="Consolas" w:hAnsi="Consolas" w:eastAsia="Consolas" w:cs="Consolas"/>
           <w:b w:val="0"/>
           <w:bCs w:val="0"/>
-          <w:color w:val="0000FF"/>
+          <w:color w:val="auto"/>
           <w:kern w:val="0"/>
           <w:sz w:val="24"/>
           <w:szCs w:val="24"/>
@@ -3017,7 +3043,7 @@
           <w:rFonts w:hint="default" w:ascii="Consolas" w:hAnsi="Consolas" w:eastAsia="Consolas" w:cs="Consolas"/>
           <w:b w:val="0"/>
           <w:bCs w:val="0"/>
-          <w:color w:val="000000"/>
+          <w:color w:val="auto"/>
           <w:kern w:val="0"/>
           <w:sz w:val="24"/>
           <w:szCs w:val="24"/>
@@ -3031,7 +3057,7 @@
           <w:rFonts w:hint="default" w:ascii="Consolas" w:hAnsi="Consolas" w:eastAsia="Consolas" w:cs="Consolas"/>
           <w:b w:val="0"/>
           <w:bCs w:val="0"/>
-          <w:color w:val="0000FF"/>
+          <w:color w:val="auto"/>
           <w:kern w:val="0"/>
           <w:sz w:val="24"/>
           <w:szCs w:val="24"/>
@@ -3054,6 +3080,7 @@
           <w:rFonts w:hint="default" w:ascii="Times New Roman" w:hAnsi="Times New Roman"/>
           <w:b/>
           <w:bCs/>
+          <w:color w:val="auto"/>
           <w:sz w:val="24"/>
           <w:szCs w:val="24"/>
           <w:lang w:val="en-US"/>
@@ -3064,7 +3091,7 @@
           <w:rFonts w:hint="default" w:ascii="Consolas" w:hAnsi="Consolas" w:eastAsia="Consolas" w:cs="Consolas"/>
           <w:b w:val="0"/>
           <w:bCs w:val="0"/>
-          <w:color w:val="000000"/>
+          <w:color w:val="auto"/>
           <w:kern w:val="0"/>
           <w:sz w:val="24"/>
           <w:szCs w:val="24"/>
@@ -3077,6 +3104,7 @@
     <w:p>
       <w:pPr>
         <w:numPr>
+          <w:ilvl w:val="0"/>
           <w:numId w:val="0"/>
         </w:numPr>
         <w:jc w:val="both"/>
@@ -3084,6 +3112,7 @@
           <w:rFonts w:hint="default" w:ascii="Times New Roman" w:hAnsi="Times New Roman"/>
           <w:b/>
           <w:bCs/>
+          <w:color w:val="auto"/>
           <w:sz w:val="24"/>
           <w:szCs w:val="24"/>
           <w:lang w:val="en-US"/>
@@ -3094,6 +3123,7 @@
           <w:rFonts w:hint="default" w:ascii="Times New Roman" w:hAnsi="Times New Roman"/>
           <w:b/>
           <w:bCs/>
+          <w:color w:val="auto"/>
           <w:sz w:val="24"/>
           <w:szCs w:val="24"/>
           <w:lang w:val="en-US"/>
@@ -3104,6 +3134,7 @@
     <w:p>
       <w:pPr>
         <w:numPr>
+          <w:ilvl w:val="0"/>
           <w:numId w:val="0"/>
         </w:numPr>
         <w:jc w:val="both"/>
@@ -3111,6 +3142,7 @@
           <w:rFonts w:hint="default" w:ascii="Times New Roman" w:hAnsi="Times New Roman"/>
           <w:b/>
           <w:bCs/>
+          <w:color w:val="auto"/>
           <w:sz w:val="24"/>
           <w:szCs w:val="24"/>
           <w:lang w:val="en-US"/>
@@ -3120,6 +3152,7 @@
     <w:p>
       <w:pPr>
         <w:numPr>
+          <w:ilvl w:val="0"/>
           <w:numId w:val="0"/>
         </w:numPr>
         <w:jc w:val="both"/>
@@ -3127,6 +3160,7 @@
           <w:rFonts w:hint="default" w:ascii="Times New Roman" w:hAnsi="Times New Roman"/>
           <w:b/>
           <w:bCs/>
+          <w:color w:val="auto"/>
           <w:sz w:val="24"/>
           <w:szCs w:val="24"/>
           <w:lang w:val="en-US"/>
@@ -3134,6 +3168,7 @@
       </w:pPr>
       <w:r>
         <w:rPr>
+          <w:color w:val="auto"/>
           <w:sz w:val="24"/>
           <w:szCs w:val="24"/>
         </w:rPr>
@@ -3183,6 +3218,7 @@
     <w:p>
       <w:pPr>
         <w:numPr>
+          <w:ilvl w:val="0"/>
           <w:numId w:val="0"/>
         </w:numPr>
         <w:jc w:val="both"/>
@@ -3190,12 +3226,14 @@
           <w:rFonts w:hint="default" w:ascii="Times New Roman" w:hAnsi="Times New Roman"/>
           <w:b/>
           <w:bCs/>
-          <w:sz w:val="24"/>
-          <w:szCs w:val="24"/>
-        </w:rPr>
-      </w:pPr>
-      <w:r>
-        <w:rPr>
+          <w:color w:val="auto"/>
+          <w:sz w:val="24"/>
+          <w:szCs w:val="24"/>
+        </w:rPr>
+      </w:pPr>
+      <w:r>
+        <w:rPr>
+          <w:color w:val="auto"/>
           <w:sz w:val="24"/>
           <w:szCs w:val="24"/>
         </w:rPr>
@@ -3245,6 +3283,7 @@
     <w:p>
       <w:pPr>
         <w:numPr>
+          <w:ilvl w:val="0"/>
           <w:numId w:val="0"/>
         </w:numPr>
         <w:jc w:val="both"/>
@@ -3252,12 +3291,14 @@
           <w:rFonts w:hint="default" w:ascii="Times New Roman" w:hAnsi="Times New Roman"/>
           <w:b/>
           <w:bCs/>
-          <w:sz w:val="24"/>
-          <w:szCs w:val="24"/>
-        </w:rPr>
-      </w:pPr>
-      <w:r>
-        <w:rPr>
+          <w:color w:val="auto"/>
+          <w:sz w:val="24"/>
+          <w:szCs w:val="24"/>
+        </w:rPr>
+      </w:pPr>
+      <w:r>
+        <w:rPr>
+          <w:color w:val="auto"/>
           <w:sz w:val="24"/>
           <w:szCs w:val="24"/>
         </w:rPr>
@@ -3311,15 +3352,17 @@
           <w:rFonts w:hint="default" w:ascii="Times New Roman" w:hAnsi="Times New Roman"/>
           <w:b/>
           <w:bCs/>
-          <w:sz w:val="24"/>
-          <w:szCs w:val="24"/>
-        </w:rPr>
-      </w:pPr>
-      <w:r>
-        <w:rPr>
-          <w:rFonts w:hint="default" w:ascii="Times New Roman" w:hAnsi="Times New Roman"/>
-          <w:b/>
-          <w:bCs/>
+          <w:color w:val="auto"/>
+          <w:sz w:val="24"/>
+          <w:szCs w:val="24"/>
+        </w:rPr>
+      </w:pPr>
+      <w:r>
+        <w:rPr>
+          <w:rFonts w:hint="default" w:ascii="Times New Roman" w:hAnsi="Times New Roman"/>
+          <w:b/>
+          <w:bCs/>
+          <w:color w:val="auto"/>
           <w:sz w:val="24"/>
           <w:szCs w:val="24"/>
         </w:rPr>
@@ -3333,15 +3376,17 @@
           <w:rFonts w:hint="default" w:ascii="Times New Roman" w:hAnsi="Times New Roman"/>
           <w:b/>
           <w:bCs/>
-          <w:sz w:val="24"/>
-          <w:szCs w:val="24"/>
-        </w:rPr>
-      </w:pPr>
-      <w:r>
-        <w:rPr>
-          <w:rFonts w:hint="default" w:ascii="Times New Roman" w:hAnsi="Times New Roman"/>
-          <w:b/>
-          <w:bCs/>
+          <w:color w:val="auto"/>
+          <w:sz w:val="24"/>
+          <w:szCs w:val="24"/>
+        </w:rPr>
+      </w:pPr>
+      <w:r>
+        <w:rPr>
+          <w:rFonts w:hint="default" w:ascii="Times New Roman" w:hAnsi="Times New Roman"/>
+          <w:b/>
+          <w:bCs/>
+          <w:color w:val="auto"/>
           <w:sz w:val="24"/>
           <w:szCs w:val="24"/>
           <w:lang w:val="en-US"/>
@@ -3353,6 +3398,7 @@
           <w:rFonts w:hint="default" w:ascii="Times New Roman" w:hAnsi="Times New Roman"/>
           <w:b/>
           <w:bCs/>
+          <w:color w:val="auto"/>
           <w:sz w:val="24"/>
           <w:szCs w:val="24"/>
         </w:rPr>
@@ -3363,6 +3409,7 @@
           <w:rFonts w:hint="default" w:ascii="Times New Roman" w:hAnsi="Times New Roman"/>
           <w:b/>
           <w:bCs/>
+          <w:color w:val="auto"/>
           <w:sz w:val="24"/>
           <w:szCs w:val="24"/>
           <w:lang w:val="en-US"/>
@@ -3374,6 +3421,7 @@
           <w:rFonts w:hint="default" w:ascii="Times New Roman" w:hAnsi="Times New Roman"/>
           <w:b/>
           <w:bCs/>
+          <w:color w:val="auto"/>
           <w:sz w:val="24"/>
           <w:szCs w:val="24"/>
         </w:rPr>
@@ -3391,6 +3439,7 @@
           <w:rFonts w:hint="default" w:ascii="Times New Roman" w:hAnsi="Times New Roman"/>
           <w:b/>
           <w:bCs/>
+          <w:color w:val="auto"/>
           <w:sz w:val="24"/>
           <w:szCs w:val="24"/>
           <w:lang w:val="en-US"/>
@@ -3401,6 +3450,7 @@
           <w:rFonts w:hint="default" w:ascii="Times New Roman" w:hAnsi="Times New Roman"/>
           <w:b/>
           <w:bCs/>
+          <w:color w:val="auto"/>
           <w:sz w:val="24"/>
           <w:szCs w:val="24"/>
           <w:lang w:val="en-US"/>
@@ -3421,17 +3471,17 @@
           <w:rFonts w:ascii="Consolas" w:hAnsi="Consolas" w:eastAsia="Consolas" w:cs="Consolas"/>
           <w:b w:val="0"/>
           <w:bCs w:val="0"/>
-          <w:color w:val="000000"/>
-          <w:sz w:val="24"/>
-          <w:szCs w:val="24"/>
-        </w:rPr>
-      </w:pPr>
-      <w:r>
-        <w:rPr>
-          <w:rFonts w:hint="default" w:ascii="Consolas" w:hAnsi="Consolas" w:eastAsia="Consolas" w:cs="Consolas"/>
-          <w:b w:val="0"/>
-          <w:bCs w:val="0"/>
-          <w:color w:val="0000FF"/>
+          <w:color w:val="auto"/>
+          <w:sz w:val="24"/>
+          <w:szCs w:val="24"/>
+        </w:rPr>
+      </w:pPr>
+      <w:r>
+        <w:rPr>
+          <w:rFonts w:hint="default" w:ascii="Consolas" w:hAnsi="Consolas" w:eastAsia="Consolas" w:cs="Consolas"/>
+          <w:b w:val="0"/>
+          <w:bCs w:val="0"/>
+          <w:color w:val="auto"/>
           <w:kern w:val="0"/>
           <w:sz w:val="24"/>
           <w:szCs w:val="24"/>
@@ -3445,7 +3495,7 @@
           <w:rFonts w:hint="default" w:ascii="Consolas" w:hAnsi="Consolas" w:eastAsia="Consolas" w:cs="Consolas"/>
           <w:b w:val="0"/>
           <w:bCs w:val="0"/>
-          <w:color w:val="000000"/>
+          <w:color w:val="auto"/>
           <w:kern w:val="0"/>
           <w:sz w:val="24"/>
           <w:szCs w:val="24"/>
@@ -3459,7 +3509,7 @@
           <w:rFonts w:hint="default" w:ascii="Consolas" w:hAnsi="Consolas" w:eastAsia="Consolas" w:cs="Consolas"/>
           <w:b w:val="0"/>
           <w:bCs w:val="0"/>
-          <w:color w:val="0000FF"/>
+          <w:color w:val="auto"/>
           <w:kern w:val="0"/>
           <w:sz w:val="24"/>
           <w:szCs w:val="24"/>
@@ -3473,7 +3523,7 @@
           <w:rFonts w:hint="default" w:ascii="Consolas" w:hAnsi="Consolas" w:eastAsia="Consolas" w:cs="Consolas"/>
           <w:b w:val="0"/>
           <w:bCs w:val="0"/>
-          <w:color w:val="000000"/>
+          <w:color w:val="auto"/>
           <w:kern w:val="0"/>
           <w:sz w:val="24"/>
           <w:szCs w:val="24"/>
@@ -3487,7 +3537,7 @@
           <w:rFonts w:hint="default" w:ascii="Consolas" w:hAnsi="Consolas" w:eastAsia="Consolas" w:cs="Consolas"/>
           <w:b w:val="0"/>
           <w:bCs w:val="0"/>
-          <w:color w:val="0000FF"/>
+          <w:color w:val="auto"/>
           <w:kern w:val="0"/>
           <w:sz w:val="24"/>
           <w:szCs w:val="24"/>
@@ -3501,7 +3551,7 @@
           <w:rFonts w:hint="default" w:ascii="Consolas" w:hAnsi="Consolas" w:eastAsia="Consolas" w:cs="Consolas"/>
           <w:b w:val="0"/>
           <w:bCs w:val="0"/>
-          <w:color w:val="000000"/>
+          <w:color w:val="auto"/>
           <w:kern w:val="0"/>
           <w:sz w:val="24"/>
           <w:szCs w:val="24"/>
@@ -3515,7 +3565,7 @@
           <w:rFonts w:hint="default" w:ascii="Consolas" w:hAnsi="Consolas" w:eastAsia="Consolas" w:cs="Consolas"/>
           <w:b w:val="0"/>
           <w:bCs w:val="0"/>
-          <w:color w:val="0000FF"/>
+          <w:color w:val="auto"/>
           <w:kern w:val="0"/>
           <w:sz w:val="24"/>
           <w:szCs w:val="24"/>
@@ -3538,17 +3588,17 @@
           <w:rFonts w:hint="default" w:ascii="Consolas" w:hAnsi="Consolas" w:eastAsia="Consolas" w:cs="Consolas"/>
           <w:b w:val="0"/>
           <w:bCs w:val="0"/>
-          <w:color w:val="000000"/>
-          <w:sz w:val="24"/>
-          <w:szCs w:val="24"/>
-        </w:rPr>
-      </w:pPr>
-      <w:r>
-        <w:rPr>
-          <w:rFonts w:hint="default" w:ascii="Consolas" w:hAnsi="Consolas" w:eastAsia="Consolas" w:cs="Consolas"/>
-          <w:b w:val="0"/>
-          <w:bCs w:val="0"/>
-          <w:color w:val="000000"/>
+          <w:color w:val="auto"/>
+          <w:sz w:val="24"/>
+          <w:szCs w:val="24"/>
+        </w:rPr>
+      </w:pPr>
+      <w:r>
+        <w:rPr>
+          <w:rFonts w:hint="default" w:ascii="Consolas" w:hAnsi="Consolas" w:eastAsia="Consolas" w:cs="Consolas"/>
+          <w:b w:val="0"/>
+          <w:bCs w:val="0"/>
+          <w:color w:val="auto"/>
           <w:kern w:val="0"/>
           <w:sz w:val="24"/>
           <w:szCs w:val="24"/>
@@ -3562,7 +3612,7 @@
           <w:rFonts w:hint="default" w:ascii="Consolas" w:hAnsi="Consolas" w:eastAsia="Consolas" w:cs="Consolas"/>
           <w:b w:val="0"/>
           <w:bCs w:val="0"/>
-          <w:color w:val="098658"/>
+          <w:color w:val="auto"/>
           <w:kern w:val="0"/>
           <w:sz w:val="24"/>
           <w:szCs w:val="24"/>
@@ -3576,7 +3626,7 @@
           <w:rFonts w:hint="default" w:ascii="Consolas" w:hAnsi="Consolas" w:eastAsia="Consolas" w:cs="Consolas"/>
           <w:b w:val="0"/>
           <w:bCs w:val="0"/>
-          <w:color w:val="000000"/>
+          <w:color w:val="auto"/>
           <w:kern w:val="0"/>
           <w:sz w:val="24"/>
           <w:szCs w:val="24"/>
@@ -3590,7 +3640,7 @@
           <w:rFonts w:hint="default" w:ascii="Consolas" w:hAnsi="Consolas" w:eastAsia="Consolas" w:cs="Consolas"/>
           <w:b w:val="0"/>
           <w:bCs w:val="0"/>
-          <w:color w:val="A31515"/>
+          <w:color w:val="auto"/>
           <w:kern w:val="0"/>
           <w:sz w:val="24"/>
           <w:szCs w:val="24"/>
@@ -3604,7 +3654,7 @@
           <w:rFonts w:hint="default" w:ascii="Consolas" w:hAnsi="Consolas" w:eastAsia="Consolas" w:cs="Consolas"/>
           <w:b w:val="0"/>
           <w:bCs w:val="0"/>
-          <w:color w:val="000000"/>
+          <w:color w:val="auto"/>
           <w:kern w:val="0"/>
           <w:sz w:val="24"/>
           <w:szCs w:val="24"/>
@@ -3618,7 +3668,7 @@
           <w:rFonts w:hint="default" w:ascii="Consolas" w:hAnsi="Consolas" w:eastAsia="Consolas" w:cs="Consolas"/>
           <w:b w:val="0"/>
           <w:bCs w:val="0"/>
-          <w:color w:val="A31515"/>
+          <w:color w:val="auto"/>
           <w:kern w:val="0"/>
           <w:sz w:val="24"/>
           <w:szCs w:val="24"/>
@@ -3632,7 +3682,7 @@
           <w:rFonts w:hint="default" w:ascii="Consolas" w:hAnsi="Consolas" w:eastAsia="Consolas" w:cs="Consolas"/>
           <w:b w:val="0"/>
           <w:bCs w:val="0"/>
-          <w:color w:val="000000"/>
+          <w:color w:val="auto"/>
           <w:kern w:val="0"/>
           <w:sz w:val="24"/>
           <w:szCs w:val="24"/>
@@ -3646,7 +3696,7 @@
           <w:rFonts w:hint="default" w:ascii="Consolas" w:hAnsi="Consolas" w:eastAsia="Consolas" w:cs="Consolas"/>
           <w:b w:val="0"/>
           <w:bCs w:val="0"/>
-          <w:color w:val="A31515"/>
+          <w:color w:val="auto"/>
           <w:kern w:val="0"/>
           <w:sz w:val="24"/>
           <w:szCs w:val="24"/>
@@ -3660,7 +3710,7 @@
           <w:rFonts w:hint="default" w:ascii="Consolas" w:hAnsi="Consolas" w:eastAsia="Consolas" w:cs="Consolas"/>
           <w:b w:val="0"/>
           <w:bCs w:val="0"/>
-          <w:color w:val="000000"/>
+          <w:color w:val="auto"/>
           <w:kern w:val="0"/>
           <w:sz w:val="24"/>
           <w:szCs w:val="24"/>
@@ -3674,7 +3724,7 @@
           <w:rFonts w:hint="default" w:ascii="Consolas" w:hAnsi="Consolas" w:eastAsia="Consolas" w:cs="Consolas"/>
           <w:b w:val="0"/>
           <w:bCs w:val="0"/>
-          <w:color w:val="098658"/>
+          <w:color w:val="auto"/>
           <w:kern w:val="0"/>
           <w:sz w:val="24"/>
           <w:szCs w:val="24"/>
@@ -3688,7 +3738,7 @@
           <w:rFonts w:hint="default" w:ascii="Consolas" w:hAnsi="Consolas" w:eastAsia="Consolas" w:cs="Consolas"/>
           <w:b w:val="0"/>
           <w:bCs w:val="0"/>
-          <w:color w:val="000000"/>
+          <w:color w:val="auto"/>
           <w:kern w:val="0"/>
           <w:sz w:val="24"/>
           <w:szCs w:val="24"/>
@@ -3702,7 +3752,7 @@
           <w:rFonts w:hint="default" w:ascii="Consolas" w:hAnsi="Consolas" w:eastAsia="Consolas" w:cs="Consolas"/>
           <w:b w:val="0"/>
           <w:bCs w:val="0"/>
-          <w:color w:val="A31515"/>
+          <w:color w:val="auto"/>
           <w:kern w:val="0"/>
           <w:sz w:val="24"/>
           <w:szCs w:val="24"/>
@@ -3716,7 +3766,7 @@
           <w:rFonts w:hint="default" w:ascii="Consolas" w:hAnsi="Consolas" w:eastAsia="Consolas" w:cs="Consolas"/>
           <w:b w:val="0"/>
           <w:bCs w:val="0"/>
-          <w:color w:val="000000"/>
+          <w:color w:val="auto"/>
           <w:kern w:val="0"/>
           <w:sz w:val="24"/>
           <w:szCs w:val="24"/>
@@ -3730,7 +3780,7 @@
           <w:rFonts w:hint="default" w:ascii="Consolas" w:hAnsi="Consolas" w:eastAsia="Consolas" w:cs="Consolas"/>
           <w:b w:val="0"/>
           <w:bCs w:val="0"/>
-          <w:color w:val="A31515"/>
+          <w:color w:val="auto"/>
           <w:kern w:val="0"/>
           <w:sz w:val="24"/>
           <w:szCs w:val="24"/>
@@ -3744,7 +3794,7 @@
           <w:rFonts w:hint="default" w:ascii="Consolas" w:hAnsi="Consolas" w:eastAsia="Consolas" w:cs="Consolas"/>
           <w:b w:val="0"/>
           <w:bCs w:val="0"/>
-          <w:color w:val="000000"/>
+          <w:color w:val="auto"/>
           <w:kern w:val="0"/>
           <w:sz w:val="24"/>
           <w:szCs w:val="24"/>
@@ -3767,7 +3817,7 @@
           <w:rFonts w:hint="default" w:ascii="Consolas" w:hAnsi="Consolas" w:eastAsia="Consolas" w:cs="Consolas"/>
           <w:b w:val="0"/>
           <w:bCs w:val="0"/>
-          <w:color w:val="000000"/>
+          <w:color w:val="auto"/>
           <w:sz w:val="24"/>
           <w:szCs w:val="24"/>
         </w:rPr>
@@ -3786,17 +3836,17 @@
           <w:rFonts w:ascii="Consolas" w:hAnsi="Consolas" w:eastAsia="Consolas" w:cs="Consolas"/>
           <w:b w:val="0"/>
           <w:bCs w:val="0"/>
-          <w:color w:val="000000"/>
-          <w:sz w:val="24"/>
-          <w:szCs w:val="24"/>
-        </w:rPr>
-      </w:pPr>
-      <w:r>
-        <w:rPr>
-          <w:rFonts w:hint="default" w:ascii="Consolas" w:hAnsi="Consolas" w:eastAsia="Consolas" w:cs="Consolas"/>
-          <w:b w:val="0"/>
-          <w:bCs w:val="0"/>
-          <w:color w:val="0000FF"/>
+          <w:color w:val="auto"/>
+          <w:sz w:val="24"/>
+          <w:szCs w:val="24"/>
+        </w:rPr>
+      </w:pPr>
+      <w:r>
+        <w:rPr>
+          <w:rFonts w:hint="default" w:ascii="Consolas" w:hAnsi="Consolas" w:eastAsia="Consolas" w:cs="Consolas"/>
+          <w:b w:val="0"/>
+          <w:bCs w:val="0"/>
+          <w:color w:val="auto"/>
           <w:kern w:val="0"/>
           <w:sz w:val="24"/>
           <w:szCs w:val="24"/>
@@ -3810,7 +3860,7 @@
           <w:rFonts w:hint="default" w:ascii="Consolas" w:hAnsi="Consolas" w:eastAsia="Consolas" w:cs="Consolas"/>
           <w:b w:val="0"/>
           <w:bCs w:val="0"/>
-          <w:color w:val="000000"/>
+          <w:color w:val="auto"/>
           <w:kern w:val="0"/>
           <w:sz w:val="24"/>
           <w:szCs w:val="24"/>
@@ -3824,7 +3874,7 @@
           <w:rFonts w:hint="default" w:ascii="Consolas" w:hAnsi="Consolas" w:eastAsia="Consolas" w:cs="Consolas"/>
           <w:b w:val="0"/>
           <w:bCs w:val="0"/>
-          <w:color w:val="0000FF"/>
+          <w:color w:val="auto"/>
           <w:kern w:val="0"/>
           <w:sz w:val="24"/>
           <w:szCs w:val="24"/>
@@ -3838,7 +3888,7 @@
           <w:rFonts w:hint="default" w:ascii="Consolas" w:hAnsi="Consolas" w:eastAsia="Consolas" w:cs="Consolas"/>
           <w:b w:val="0"/>
           <w:bCs w:val="0"/>
-          <w:color w:val="000000"/>
+          <w:color w:val="auto"/>
           <w:kern w:val="0"/>
           <w:sz w:val="24"/>
           <w:szCs w:val="24"/>
@@ -3852,7 +3902,7 @@
           <w:rFonts w:hint="default" w:ascii="Consolas" w:hAnsi="Consolas" w:eastAsia="Consolas" w:cs="Consolas"/>
           <w:b w:val="0"/>
           <w:bCs w:val="0"/>
-          <w:color w:val="0000FF"/>
+          <w:color w:val="auto"/>
           <w:kern w:val="0"/>
           <w:sz w:val="24"/>
           <w:szCs w:val="24"/>
@@ -3866,7 +3916,7 @@
           <w:rFonts w:hint="default" w:ascii="Consolas" w:hAnsi="Consolas" w:eastAsia="Consolas" w:cs="Consolas"/>
           <w:b w:val="0"/>
           <w:bCs w:val="0"/>
-          <w:color w:val="000000"/>
+          <w:color w:val="auto"/>
           <w:kern w:val="0"/>
           <w:sz w:val="24"/>
           <w:szCs w:val="24"/>
@@ -3880,7 +3930,7 @@
           <w:rFonts w:hint="default" w:ascii="Consolas" w:hAnsi="Consolas" w:eastAsia="Consolas" w:cs="Consolas"/>
           <w:b w:val="0"/>
           <w:bCs w:val="0"/>
-          <w:color w:val="0000FF"/>
+          <w:color w:val="auto"/>
           <w:kern w:val="0"/>
           <w:sz w:val="24"/>
           <w:szCs w:val="24"/>
@@ -3903,17 +3953,17 @@
           <w:rFonts w:hint="default" w:ascii="Consolas" w:hAnsi="Consolas" w:eastAsia="Consolas" w:cs="Consolas"/>
           <w:b w:val="0"/>
           <w:bCs w:val="0"/>
-          <w:color w:val="000000"/>
-          <w:sz w:val="24"/>
-          <w:szCs w:val="24"/>
-        </w:rPr>
-      </w:pPr>
-      <w:r>
-        <w:rPr>
-          <w:rFonts w:hint="default" w:ascii="Consolas" w:hAnsi="Consolas" w:eastAsia="Consolas" w:cs="Consolas"/>
-          <w:b w:val="0"/>
-          <w:bCs w:val="0"/>
-          <w:color w:val="000000"/>
+          <w:color w:val="auto"/>
+          <w:sz w:val="24"/>
+          <w:szCs w:val="24"/>
+        </w:rPr>
+      </w:pPr>
+      <w:r>
+        <w:rPr>
+          <w:rFonts w:hint="default" w:ascii="Consolas" w:hAnsi="Consolas" w:eastAsia="Consolas" w:cs="Consolas"/>
+          <w:b w:val="0"/>
+          <w:bCs w:val="0"/>
+          <w:color w:val="auto"/>
           <w:kern w:val="0"/>
           <w:sz w:val="24"/>
           <w:szCs w:val="24"/>
@@ -3927,7 +3977,7 @@
           <w:rFonts w:hint="default" w:ascii="Consolas" w:hAnsi="Consolas" w:eastAsia="Consolas" w:cs="Consolas"/>
           <w:b w:val="0"/>
           <w:bCs w:val="0"/>
-          <w:color w:val="098658"/>
+          <w:color w:val="auto"/>
           <w:kern w:val="0"/>
           <w:sz w:val="24"/>
           <w:szCs w:val="24"/>
@@ -3941,7 +3991,7 @@
           <w:rFonts w:hint="default" w:ascii="Consolas" w:hAnsi="Consolas" w:eastAsia="Consolas" w:cs="Consolas"/>
           <w:b w:val="0"/>
           <w:bCs w:val="0"/>
-          <w:color w:val="000000"/>
+          <w:color w:val="auto"/>
           <w:kern w:val="0"/>
           <w:sz w:val="24"/>
           <w:szCs w:val="24"/>
@@ -3955,7 +4005,7 @@
           <w:rFonts w:hint="default" w:ascii="Consolas" w:hAnsi="Consolas" w:eastAsia="Consolas" w:cs="Consolas"/>
           <w:b w:val="0"/>
           <w:bCs w:val="0"/>
-          <w:color w:val="A31515"/>
+          <w:color w:val="auto"/>
           <w:kern w:val="0"/>
           <w:sz w:val="24"/>
           <w:szCs w:val="24"/>
@@ -3969,7 +4019,7 @@
           <w:rFonts w:hint="default" w:ascii="Consolas" w:hAnsi="Consolas" w:eastAsia="Consolas" w:cs="Consolas"/>
           <w:b w:val="0"/>
           <w:bCs w:val="0"/>
-          <w:color w:val="000000"/>
+          <w:color w:val="auto"/>
           <w:kern w:val="0"/>
           <w:sz w:val="24"/>
           <w:szCs w:val="24"/>
@@ -3983,7 +4033,7 @@
           <w:rFonts w:hint="default" w:ascii="Consolas" w:hAnsi="Consolas" w:eastAsia="Consolas" w:cs="Consolas"/>
           <w:b w:val="0"/>
           <w:bCs w:val="0"/>
-          <w:color w:val="A31515"/>
+          <w:color w:val="auto"/>
           <w:kern w:val="0"/>
           <w:sz w:val="24"/>
           <w:szCs w:val="24"/>
@@ -3997,7 +4047,7 @@
           <w:rFonts w:hint="default" w:ascii="Consolas" w:hAnsi="Consolas" w:eastAsia="Consolas" w:cs="Consolas"/>
           <w:b w:val="0"/>
           <w:bCs w:val="0"/>
-          <w:color w:val="000000"/>
+          <w:color w:val="auto"/>
           <w:kern w:val="0"/>
           <w:sz w:val="24"/>
           <w:szCs w:val="24"/>
@@ -4011,7 +4061,7 @@
           <w:rFonts w:hint="default" w:ascii="Consolas" w:hAnsi="Consolas" w:eastAsia="Consolas" w:cs="Consolas"/>
           <w:b w:val="0"/>
           <w:bCs w:val="0"/>
-          <w:color w:val="A31515"/>
+          <w:color w:val="auto"/>
           <w:kern w:val="0"/>
           <w:sz w:val="24"/>
           <w:szCs w:val="24"/>
@@ -4025,7 +4075,7 @@
           <w:rFonts w:hint="default" w:ascii="Consolas" w:hAnsi="Consolas" w:eastAsia="Consolas" w:cs="Consolas"/>
           <w:b w:val="0"/>
           <w:bCs w:val="0"/>
-          <w:color w:val="000000"/>
+          <w:color w:val="auto"/>
           <w:kern w:val="0"/>
           <w:sz w:val="24"/>
           <w:szCs w:val="24"/>
@@ -4039,7 +4089,7 @@
           <w:rFonts w:hint="default" w:ascii="Consolas" w:hAnsi="Consolas" w:eastAsia="Consolas" w:cs="Consolas"/>
           <w:b w:val="0"/>
           <w:bCs w:val="0"/>
-          <w:color w:val="098658"/>
+          <w:color w:val="auto"/>
           <w:kern w:val="0"/>
           <w:sz w:val="24"/>
           <w:szCs w:val="24"/>
@@ -4053,7 +4103,7 @@
           <w:rFonts w:hint="default" w:ascii="Consolas" w:hAnsi="Consolas" w:eastAsia="Consolas" w:cs="Consolas"/>
           <w:b w:val="0"/>
           <w:bCs w:val="0"/>
-          <w:color w:val="000000"/>
+          <w:color w:val="auto"/>
           <w:kern w:val="0"/>
           <w:sz w:val="24"/>
           <w:szCs w:val="24"/>
@@ -4067,7 +4117,7 @@
           <w:rFonts w:hint="default" w:ascii="Consolas" w:hAnsi="Consolas" w:eastAsia="Consolas" w:cs="Consolas"/>
           <w:b w:val="0"/>
           <w:bCs w:val="0"/>
-          <w:color w:val="A31515"/>
+          <w:color w:val="auto"/>
           <w:kern w:val="0"/>
           <w:sz w:val="24"/>
           <w:szCs w:val="24"/>
@@ -4081,7 +4131,7 @@
           <w:rFonts w:hint="default" w:ascii="Consolas" w:hAnsi="Consolas" w:eastAsia="Consolas" w:cs="Consolas"/>
           <w:b w:val="0"/>
           <w:bCs w:val="0"/>
-          <w:color w:val="000000"/>
+          <w:color w:val="auto"/>
           <w:kern w:val="0"/>
           <w:sz w:val="24"/>
           <w:szCs w:val="24"/>
@@ -4095,7 +4145,7 @@
           <w:rFonts w:hint="default" w:ascii="Consolas" w:hAnsi="Consolas" w:eastAsia="Consolas" w:cs="Consolas"/>
           <w:b w:val="0"/>
           <w:bCs w:val="0"/>
-          <w:color w:val="A31515"/>
+          <w:color w:val="auto"/>
           <w:kern w:val="0"/>
           <w:sz w:val="24"/>
           <w:szCs w:val="24"/>
@@ -4109,7 +4159,7 @@
           <w:rFonts w:hint="default" w:ascii="Consolas" w:hAnsi="Consolas" w:eastAsia="Consolas" w:cs="Consolas"/>
           <w:b w:val="0"/>
           <w:bCs w:val="0"/>
-          <w:color w:val="000000"/>
+          <w:color w:val="auto"/>
           <w:kern w:val="0"/>
           <w:sz w:val="24"/>
           <w:szCs w:val="24"/>
@@ -4132,7 +4182,7 @@
           <w:rFonts w:hint="default" w:ascii="Consolas" w:hAnsi="Consolas" w:eastAsia="Consolas" w:cs="Consolas"/>
           <w:b w:val="0"/>
           <w:bCs w:val="0"/>
-          <w:color w:val="000000"/>
+          <w:color w:val="auto"/>
           <w:sz w:val="24"/>
           <w:szCs w:val="24"/>
         </w:rPr>
@@ -4151,17 +4201,17 @@
           <w:rFonts w:ascii="Consolas" w:hAnsi="Consolas" w:eastAsia="Consolas" w:cs="Consolas"/>
           <w:b w:val="0"/>
           <w:bCs w:val="0"/>
-          <w:color w:val="000000"/>
-          <w:sz w:val="24"/>
-          <w:szCs w:val="24"/>
-        </w:rPr>
-      </w:pPr>
-      <w:r>
-        <w:rPr>
-          <w:rFonts w:hint="default" w:ascii="Consolas" w:hAnsi="Consolas" w:eastAsia="Consolas" w:cs="Consolas"/>
-          <w:b w:val="0"/>
-          <w:bCs w:val="0"/>
-          <w:color w:val="0000FF"/>
+          <w:color w:val="auto"/>
+          <w:sz w:val="24"/>
+          <w:szCs w:val="24"/>
+        </w:rPr>
+      </w:pPr>
+      <w:r>
+        <w:rPr>
+          <w:rFonts w:hint="default" w:ascii="Consolas" w:hAnsi="Consolas" w:eastAsia="Consolas" w:cs="Consolas"/>
+          <w:b w:val="0"/>
+          <w:bCs w:val="0"/>
+          <w:color w:val="auto"/>
           <w:kern w:val="0"/>
           <w:sz w:val="24"/>
           <w:szCs w:val="24"/>
@@ -4175,7 +4225,7 @@
           <w:rFonts w:hint="default" w:ascii="Consolas" w:hAnsi="Consolas" w:eastAsia="Consolas" w:cs="Consolas"/>
           <w:b w:val="0"/>
           <w:bCs w:val="0"/>
-          <w:color w:val="000000"/>
+          <w:color w:val="auto"/>
           <w:kern w:val="0"/>
           <w:sz w:val="24"/>
           <w:szCs w:val="24"/>
@@ -4189,7 +4239,7 @@
           <w:rFonts w:hint="default" w:ascii="Consolas" w:hAnsi="Consolas" w:eastAsia="Consolas" w:cs="Consolas"/>
           <w:b w:val="0"/>
           <w:bCs w:val="0"/>
-          <w:color w:val="0000FF"/>
+          <w:color w:val="auto"/>
           <w:kern w:val="0"/>
           <w:sz w:val="24"/>
           <w:szCs w:val="24"/>
@@ -4203,7 +4253,7 @@
           <w:rFonts w:hint="default" w:ascii="Consolas" w:hAnsi="Consolas" w:eastAsia="Consolas" w:cs="Consolas"/>
           <w:b w:val="0"/>
           <w:bCs w:val="0"/>
-          <w:color w:val="000000"/>
+          <w:color w:val="auto"/>
           <w:kern w:val="0"/>
           <w:sz w:val="24"/>
           <w:szCs w:val="24"/>
@@ -4217,7 +4267,7 @@
           <w:rFonts w:hint="default" w:ascii="Consolas" w:hAnsi="Consolas" w:eastAsia="Consolas" w:cs="Consolas"/>
           <w:b w:val="0"/>
           <w:bCs w:val="0"/>
-          <w:color w:val="0000FF"/>
+          <w:color w:val="auto"/>
           <w:kern w:val="0"/>
           <w:sz w:val="24"/>
           <w:szCs w:val="24"/>
@@ -4231,7 +4281,7 @@
           <w:rFonts w:hint="default" w:ascii="Consolas" w:hAnsi="Consolas" w:eastAsia="Consolas" w:cs="Consolas"/>
           <w:b w:val="0"/>
           <w:bCs w:val="0"/>
-          <w:color w:val="000000"/>
+          <w:color w:val="auto"/>
           <w:kern w:val="0"/>
           <w:sz w:val="24"/>
           <w:szCs w:val="24"/>
@@ -4245,7 +4295,7 @@
           <w:rFonts w:hint="default" w:ascii="Consolas" w:hAnsi="Consolas" w:eastAsia="Consolas" w:cs="Consolas"/>
           <w:b w:val="0"/>
           <w:bCs w:val="0"/>
-          <w:color w:val="0000FF"/>
+          <w:color w:val="auto"/>
           <w:kern w:val="0"/>
           <w:sz w:val="24"/>
           <w:szCs w:val="24"/>
@@ -4268,17 +4318,17 @@
           <w:rFonts w:hint="default" w:ascii="Consolas" w:hAnsi="Consolas" w:eastAsia="Consolas" w:cs="Consolas"/>
           <w:b w:val="0"/>
           <w:bCs w:val="0"/>
-          <w:color w:val="000000"/>
-          <w:sz w:val="24"/>
-          <w:szCs w:val="24"/>
-        </w:rPr>
-      </w:pPr>
-      <w:r>
-        <w:rPr>
-          <w:rFonts w:hint="default" w:ascii="Consolas" w:hAnsi="Consolas" w:eastAsia="Consolas" w:cs="Consolas"/>
-          <w:b w:val="0"/>
-          <w:bCs w:val="0"/>
-          <w:color w:val="000000"/>
+          <w:color w:val="auto"/>
+          <w:sz w:val="24"/>
+          <w:szCs w:val="24"/>
+        </w:rPr>
+      </w:pPr>
+      <w:r>
+        <w:rPr>
+          <w:rFonts w:hint="default" w:ascii="Consolas" w:hAnsi="Consolas" w:eastAsia="Consolas" w:cs="Consolas"/>
+          <w:b w:val="0"/>
+          <w:bCs w:val="0"/>
+          <w:color w:val="auto"/>
           <w:kern w:val="0"/>
           <w:sz w:val="24"/>
           <w:szCs w:val="24"/>
@@ -4292,7 +4342,7 @@
           <w:rFonts w:hint="default" w:ascii="Consolas" w:hAnsi="Consolas" w:eastAsia="Consolas" w:cs="Consolas"/>
           <w:b w:val="0"/>
           <w:bCs w:val="0"/>
-          <w:color w:val="098658"/>
+          <w:color w:val="auto"/>
           <w:kern w:val="0"/>
           <w:sz w:val="24"/>
           <w:szCs w:val="24"/>
@@ -4306,7 +4356,7 @@
           <w:rFonts w:hint="default" w:ascii="Consolas" w:hAnsi="Consolas" w:eastAsia="Consolas" w:cs="Consolas"/>
           <w:b w:val="0"/>
           <w:bCs w:val="0"/>
-          <w:color w:val="000000"/>
+          <w:color w:val="auto"/>
           <w:kern w:val="0"/>
           <w:sz w:val="24"/>
           <w:szCs w:val="24"/>
@@ -4320,7 +4370,7 @@
           <w:rFonts w:hint="default" w:ascii="Consolas" w:hAnsi="Consolas" w:eastAsia="Consolas" w:cs="Consolas"/>
           <w:b w:val="0"/>
           <w:bCs w:val="0"/>
-          <w:color w:val="A31515"/>
+          <w:color w:val="auto"/>
           <w:kern w:val="0"/>
           <w:sz w:val="24"/>
           <w:szCs w:val="24"/>
@@ -4334,7 +4384,7 @@
           <w:rFonts w:hint="default" w:ascii="Consolas" w:hAnsi="Consolas" w:eastAsia="Consolas" w:cs="Consolas"/>
           <w:b w:val="0"/>
           <w:bCs w:val="0"/>
-          <w:color w:val="000000"/>
+          <w:color w:val="auto"/>
           <w:kern w:val="0"/>
           <w:sz w:val="24"/>
           <w:szCs w:val="24"/>
@@ -4348,7 +4398,7 @@
           <w:rFonts w:hint="default" w:ascii="Consolas" w:hAnsi="Consolas" w:eastAsia="Consolas" w:cs="Consolas"/>
           <w:b w:val="0"/>
           <w:bCs w:val="0"/>
-          <w:color w:val="A31515"/>
+          <w:color w:val="auto"/>
           <w:kern w:val="0"/>
           <w:sz w:val="24"/>
           <w:szCs w:val="24"/>
@@ -4362,7 +4412,7 @@
           <w:rFonts w:hint="default" w:ascii="Consolas" w:hAnsi="Consolas" w:eastAsia="Consolas" w:cs="Consolas"/>
           <w:b w:val="0"/>
           <w:bCs w:val="0"/>
-          <w:color w:val="000000"/>
+          <w:color w:val="auto"/>
           <w:kern w:val="0"/>
           <w:sz w:val="24"/>
           <w:szCs w:val="24"/>
@@ -4376,7 +4426,7 @@
           <w:rFonts w:hint="default" w:ascii="Consolas" w:hAnsi="Consolas" w:eastAsia="Consolas" w:cs="Consolas"/>
           <w:b w:val="0"/>
           <w:bCs w:val="0"/>
-          <w:color w:val="A31515"/>
+          <w:color w:val="auto"/>
           <w:kern w:val="0"/>
           <w:sz w:val="24"/>
           <w:szCs w:val="24"/>
@@ -4390,7 +4440,7 @@
           <w:rFonts w:hint="default" w:ascii="Consolas" w:hAnsi="Consolas" w:eastAsia="Consolas" w:cs="Consolas"/>
           <w:b w:val="0"/>
           <w:bCs w:val="0"/>
-          <w:color w:val="000000"/>
+          <w:color w:val="auto"/>
           <w:kern w:val="0"/>
           <w:sz w:val="24"/>
           <w:szCs w:val="24"/>
@@ -4404,7 +4454,7 @@
           <w:rFonts w:hint="default" w:ascii="Consolas" w:hAnsi="Consolas" w:eastAsia="Consolas" w:cs="Consolas"/>
           <w:b w:val="0"/>
           <w:bCs w:val="0"/>
-          <w:color w:val="098658"/>
+          <w:color w:val="auto"/>
           <w:kern w:val="0"/>
           <w:sz w:val="24"/>
           <w:szCs w:val="24"/>
@@ -4418,7 +4468,7 @@
           <w:rFonts w:hint="default" w:ascii="Consolas" w:hAnsi="Consolas" w:eastAsia="Consolas" w:cs="Consolas"/>
           <w:b w:val="0"/>
           <w:bCs w:val="0"/>
-          <w:color w:val="000000"/>
+          <w:color w:val="auto"/>
           <w:kern w:val="0"/>
           <w:sz w:val="24"/>
           <w:szCs w:val="24"/>
@@ -4432,7 +4482,7 @@
           <w:rFonts w:hint="default" w:ascii="Consolas" w:hAnsi="Consolas" w:eastAsia="Consolas" w:cs="Consolas"/>
           <w:b w:val="0"/>
           <w:bCs w:val="0"/>
-          <w:color w:val="A31515"/>
+          <w:color w:val="auto"/>
           <w:kern w:val="0"/>
           <w:sz w:val="24"/>
           <w:szCs w:val="24"/>
@@ -4446,7 +4496,7 @@
           <w:rFonts w:hint="default" w:ascii="Consolas" w:hAnsi="Consolas" w:eastAsia="Consolas" w:cs="Consolas"/>
           <w:b w:val="0"/>
           <w:bCs w:val="0"/>
-          <w:color w:val="000000"/>
+          <w:color w:val="auto"/>
           <w:kern w:val="0"/>
           <w:sz w:val="24"/>
           <w:szCs w:val="24"/>
@@ -4460,7 +4510,7 @@
           <w:rFonts w:hint="default" w:ascii="Consolas" w:hAnsi="Consolas" w:eastAsia="Consolas" w:cs="Consolas"/>
           <w:b w:val="0"/>
           <w:bCs w:val="0"/>
-          <w:color w:val="A31515"/>
+          <w:color w:val="auto"/>
           <w:kern w:val="0"/>
           <w:sz w:val="24"/>
           <w:szCs w:val="24"/>
@@ -4474,7 +4524,7 @@
           <w:rFonts w:hint="default" w:ascii="Consolas" w:hAnsi="Consolas" w:eastAsia="Consolas" w:cs="Consolas"/>
           <w:b w:val="0"/>
           <w:bCs w:val="0"/>
-          <w:color w:val="000000"/>
+          <w:color w:val="auto"/>
           <w:kern w:val="0"/>
           <w:sz w:val="24"/>
           <w:szCs w:val="24"/>
@@ -4495,6 +4545,7 @@
           <w:rFonts w:hint="default" w:ascii="Times New Roman" w:hAnsi="Times New Roman"/>
           <w:b/>
           <w:bCs/>
+          <w:color w:val="auto"/>
           <w:sz w:val="24"/>
           <w:szCs w:val="24"/>
           <w:lang w:val="en-US"/>
@@ -4514,17 +4565,17 @@
           <w:rFonts w:ascii="Consolas" w:hAnsi="Consolas" w:eastAsia="Consolas" w:cs="Consolas"/>
           <w:b w:val="0"/>
           <w:bCs w:val="0"/>
-          <w:color w:val="000000"/>
-          <w:sz w:val="24"/>
-          <w:szCs w:val="24"/>
-        </w:rPr>
-      </w:pPr>
-      <w:r>
-        <w:rPr>
-          <w:rFonts w:hint="default" w:ascii="Consolas" w:hAnsi="Consolas" w:eastAsia="Consolas" w:cs="Consolas"/>
-          <w:b w:val="0"/>
-          <w:bCs w:val="0"/>
-          <w:color w:val="0000FF"/>
+          <w:color w:val="auto"/>
+          <w:sz w:val="24"/>
+          <w:szCs w:val="24"/>
+        </w:rPr>
+      </w:pPr>
+      <w:r>
+        <w:rPr>
+          <w:rFonts w:hint="default" w:ascii="Consolas" w:hAnsi="Consolas" w:eastAsia="Consolas" w:cs="Consolas"/>
+          <w:b w:val="0"/>
+          <w:bCs w:val="0"/>
+          <w:color w:val="auto"/>
           <w:kern w:val="0"/>
           <w:sz w:val="24"/>
           <w:szCs w:val="24"/>
@@ -4538,7 +4589,7 @@
           <w:rFonts w:hint="default" w:ascii="Consolas" w:hAnsi="Consolas" w:eastAsia="Consolas" w:cs="Consolas"/>
           <w:b w:val="0"/>
           <w:bCs w:val="0"/>
-          <w:color w:val="000000"/>
+          <w:color w:val="auto"/>
           <w:kern w:val="0"/>
           <w:sz w:val="24"/>
           <w:szCs w:val="24"/>
@@ -4552,7 +4603,7 @@
           <w:rFonts w:hint="default" w:ascii="Consolas" w:hAnsi="Consolas" w:eastAsia="Consolas" w:cs="Consolas"/>
           <w:b w:val="0"/>
           <w:bCs w:val="0"/>
-          <w:color w:val="0000FF"/>
+          <w:color w:val="auto"/>
           <w:kern w:val="0"/>
           <w:sz w:val="24"/>
           <w:szCs w:val="24"/>
@@ -4566,7 +4617,7 @@
           <w:rFonts w:hint="default" w:ascii="Consolas" w:hAnsi="Consolas" w:eastAsia="Consolas" w:cs="Consolas"/>
           <w:b w:val="0"/>
           <w:bCs w:val="0"/>
-          <w:color w:val="000000"/>
+          <w:color w:val="auto"/>
           <w:kern w:val="0"/>
           <w:sz w:val="24"/>
           <w:szCs w:val="24"/>
@@ -4589,17 +4640,17 @@
           <w:rFonts w:hint="default" w:ascii="Consolas" w:hAnsi="Consolas" w:eastAsia="Consolas" w:cs="Consolas"/>
           <w:b w:val="0"/>
           <w:bCs w:val="0"/>
-          <w:color w:val="000000"/>
-          <w:sz w:val="24"/>
-          <w:szCs w:val="24"/>
-        </w:rPr>
-      </w:pPr>
-      <w:r>
-        <w:rPr>
-          <w:rFonts w:hint="default" w:ascii="Consolas" w:hAnsi="Consolas" w:eastAsia="Consolas" w:cs="Consolas"/>
-          <w:b w:val="0"/>
-          <w:bCs w:val="0"/>
-          <w:color w:val="0000FF"/>
+          <w:color w:val="auto"/>
+          <w:sz w:val="24"/>
+          <w:szCs w:val="24"/>
+        </w:rPr>
+      </w:pPr>
+      <w:r>
+        <w:rPr>
+          <w:rFonts w:hint="default" w:ascii="Consolas" w:hAnsi="Consolas" w:eastAsia="Consolas" w:cs="Consolas"/>
+          <w:b w:val="0"/>
+          <w:bCs w:val="0"/>
+          <w:color w:val="auto"/>
           <w:kern w:val="0"/>
           <w:sz w:val="24"/>
           <w:szCs w:val="24"/>
@@ -4613,7 +4664,7 @@
           <w:rFonts w:hint="default" w:ascii="Consolas" w:hAnsi="Consolas" w:eastAsia="Consolas" w:cs="Consolas"/>
           <w:b w:val="0"/>
           <w:bCs w:val="0"/>
-          <w:color w:val="000000"/>
+          <w:color w:val="auto"/>
           <w:kern w:val="0"/>
           <w:sz w:val="24"/>
           <w:szCs w:val="24"/>
@@ -4627,7 +4678,7 @@
           <w:rFonts w:hint="default" w:ascii="Consolas" w:hAnsi="Consolas" w:eastAsia="Consolas" w:cs="Consolas"/>
           <w:b w:val="0"/>
           <w:bCs w:val="0"/>
-          <w:color w:val="A31515"/>
+          <w:color w:val="auto"/>
           <w:kern w:val="0"/>
           <w:sz w:val="24"/>
           <w:szCs w:val="24"/>
@@ -4641,7 +4692,7 @@
           <w:rFonts w:hint="default" w:ascii="Consolas" w:hAnsi="Consolas" w:eastAsia="Consolas" w:cs="Consolas"/>
           <w:b w:val="0"/>
           <w:bCs w:val="0"/>
-          <w:color w:val="000000"/>
+          <w:color w:val="auto"/>
           <w:kern w:val="0"/>
           <w:sz w:val="24"/>
           <w:szCs w:val="24"/>
@@ -4662,6 +4713,7 @@
           <w:rFonts w:hint="default" w:ascii="Times New Roman" w:hAnsi="Times New Roman"/>
           <w:b/>
           <w:bCs/>
+          <w:color w:val="auto"/>
           <w:sz w:val="24"/>
           <w:szCs w:val="24"/>
           <w:lang w:val="en-US"/>
@@ -4681,17 +4733,17 @@
           <w:rFonts w:ascii="Consolas" w:hAnsi="Consolas" w:eastAsia="Consolas" w:cs="Consolas"/>
           <w:b w:val="0"/>
           <w:bCs w:val="0"/>
-          <w:color w:val="000000"/>
-          <w:sz w:val="24"/>
-          <w:szCs w:val="24"/>
-        </w:rPr>
-      </w:pPr>
-      <w:r>
-        <w:rPr>
-          <w:rFonts w:hint="default" w:ascii="Consolas" w:hAnsi="Consolas" w:eastAsia="Consolas" w:cs="Consolas"/>
-          <w:b w:val="0"/>
-          <w:bCs w:val="0"/>
-          <w:color w:val="0000FF"/>
+          <w:color w:val="auto"/>
+          <w:sz w:val="24"/>
+          <w:szCs w:val="24"/>
+        </w:rPr>
+      </w:pPr>
+      <w:r>
+        <w:rPr>
+          <w:rFonts w:hint="default" w:ascii="Consolas" w:hAnsi="Consolas" w:eastAsia="Consolas" w:cs="Consolas"/>
+          <w:b w:val="0"/>
+          <w:bCs w:val="0"/>
+          <w:color w:val="auto"/>
           <w:kern w:val="0"/>
           <w:sz w:val="24"/>
           <w:szCs w:val="24"/>
@@ -4705,7 +4757,7 @@
           <w:rFonts w:hint="default" w:ascii="Consolas" w:hAnsi="Consolas" w:eastAsia="Consolas" w:cs="Consolas"/>
           <w:b w:val="0"/>
           <w:bCs w:val="0"/>
-          <w:color w:val="000000"/>
+          <w:color w:val="auto"/>
           <w:kern w:val="0"/>
           <w:sz w:val="24"/>
           <w:szCs w:val="24"/>
@@ -4719,7 +4771,7 @@
           <w:rFonts w:hint="default" w:ascii="Consolas" w:hAnsi="Consolas" w:eastAsia="Consolas" w:cs="Consolas"/>
           <w:b w:val="0"/>
           <w:bCs w:val="0"/>
-          <w:color w:val="0000FF"/>
+          <w:color w:val="auto"/>
           <w:kern w:val="0"/>
           <w:sz w:val="24"/>
           <w:szCs w:val="24"/>
@@ -4733,7 +4785,7 @@
           <w:rFonts w:hint="default" w:ascii="Consolas" w:hAnsi="Consolas" w:eastAsia="Consolas" w:cs="Consolas"/>
           <w:b w:val="0"/>
           <w:bCs w:val="0"/>
-          <w:color w:val="000000"/>
+          <w:color w:val="auto"/>
           <w:kern w:val="0"/>
           <w:sz w:val="24"/>
           <w:szCs w:val="24"/>
@@ -4756,17 +4808,17 @@
           <w:rFonts w:hint="default" w:ascii="Consolas" w:hAnsi="Consolas" w:eastAsia="Consolas" w:cs="Consolas"/>
           <w:b w:val="0"/>
           <w:bCs w:val="0"/>
-          <w:color w:val="000000"/>
-          <w:sz w:val="24"/>
-          <w:szCs w:val="24"/>
-        </w:rPr>
-      </w:pPr>
-      <w:r>
-        <w:rPr>
-          <w:rFonts w:hint="default" w:ascii="Consolas" w:hAnsi="Consolas" w:eastAsia="Consolas" w:cs="Consolas"/>
-          <w:b w:val="0"/>
-          <w:bCs w:val="0"/>
-          <w:color w:val="0000FF"/>
+          <w:color w:val="auto"/>
+          <w:sz w:val="24"/>
+          <w:szCs w:val="24"/>
+        </w:rPr>
+      </w:pPr>
+      <w:r>
+        <w:rPr>
+          <w:rFonts w:hint="default" w:ascii="Consolas" w:hAnsi="Consolas" w:eastAsia="Consolas" w:cs="Consolas"/>
+          <w:b w:val="0"/>
+          <w:bCs w:val="0"/>
+          <w:color w:val="auto"/>
           <w:kern w:val="0"/>
           <w:sz w:val="24"/>
           <w:szCs w:val="24"/>
@@ -4780,7 +4832,7 @@
           <w:rFonts w:hint="default" w:ascii="Consolas" w:hAnsi="Consolas" w:eastAsia="Consolas" w:cs="Consolas"/>
           <w:b w:val="0"/>
           <w:bCs w:val="0"/>
-          <w:color w:val="000000"/>
+          <w:color w:val="auto"/>
           <w:kern w:val="0"/>
           <w:sz w:val="24"/>
           <w:szCs w:val="24"/>
@@ -4794,7 +4846,7 @@
           <w:rFonts w:hint="default" w:ascii="Consolas" w:hAnsi="Consolas" w:eastAsia="Consolas" w:cs="Consolas"/>
           <w:b w:val="0"/>
           <w:bCs w:val="0"/>
-          <w:color w:val="098658"/>
+          <w:color w:val="auto"/>
           <w:kern w:val="0"/>
           <w:sz w:val="24"/>
           <w:szCs w:val="24"/>
@@ -4808,7 +4860,7 @@
           <w:rFonts w:hint="default" w:ascii="Consolas" w:hAnsi="Consolas" w:eastAsia="Consolas" w:cs="Consolas"/>
           <w:b w:val="0"/>
           <w:bCs w:val="0"/>
-          <w:color w:val="000000"/>
+          <w:color w:val="auto"/>
           <w:kern w:val="0"/>
           <w:sz w:val="24"/>
           <w:szCs w:val="24"/>
@@ -4829,6 +4881,7 @@
           <w:rFonts w:hint="default" w:ascii="Times New Roman" w:hAnsi="Times New Roman"/>
           <w:b/>
           <w:bCs/>
+          <w:color w:val="auto"/>
           <w:sz w:val="24"/>
           <w:szCs w:val="24"/>
           <w:lang w:val="en-US"/>
@@ -4846,6 +4899,7 @@
           <w:rFonts w:hint="default" w:ascii="Times New Roman" w:hAnsi="Times New Roman"/>
           <w:b/>
           <w:bCs/>
+          <w:color w:val="auto"/>
           <w:sz w:val="24"/>
           <w:szCs w:val="24"/>
           <w:lang w:val="en-US"/>
@@ -4856,6 +4910,7 @@
           <w:rFonts w:hint="default" w:ascii="Times New Roman" w:hAnsi="Times New Roman"/>
           <w:b/>
           <w:bCs/>
+          <w:color w:val="auto"/>
           <w:sz w:val="24"/>
           <w:szCs w:val="24"/>
           <w:lang w:val="en-US"/>
@@ -4867,12 +4922,14 @@
       <w:pPr>
         <w:jc w:val="both"/>
         <w:rPr>
-          <w:sz w:val="24"/>
-          <w:szCs w:val="24"/>
-        </w:rPr>
-      </w:pPr>
-      <w:r>
-        <w:rPr>
+          <w:color w:val="auto"/>
+          <w:sz w:val="24"/>
+          <w:szCs w:val="24"/>
+        </w:rPr>
+      </w:pPr>
+      <w:r>
+        <w:rPr>
+          <w:color w:val="auto"/>
           <w:sz w:val="24"/>
           <w:szCs w:val="24"/>
         </w:rPr>
@@ -4923,6 +4980,7 @@
       <w:pPr>
         <w:jc w:val="both"/>
         <w:rPr>
+          <w:color w:val="auto"/>
           <w:sz w:val="24"/>
           <w:szCs w:val="24"/>
         </w:rPr>
@@ -4932,12 +4990,14 @@
       <w:pPr>
         <w:jc w:val="both"/>
         <w:rPr>
-          <w:sz w:val="24"/>
-          <w:szCs w:val="24"/>
-        </w:rPr>
-      </w:pPr>
-      <w:r>
-        <w:rPr>
+          <w:color w:val="auto"/>
+          <w:sz w:val="24"/>
+          <w:szCs w:val="24"/>
+        </w:rPr>
+      </w:pPr>
+      <w:r>
+        <w:rPr>
+          <w:color w:val="auto"/>
           <w:sz w:val="24"/>
           <w:szCs w:val="24"/>
         </w:rPr>
@@ -4988,6 +5048,7 @@
       <w:pPr>
         <w:jc w:val="both"/>
         <w:rPr>
+          <w:color w:val="auto"/>
           <w:sz w:val="24"/>
           <w:szCs w:val="24"/>
         </w:rPr>
@@ -4997,12 +5058,14 @@
       <w:pPr>
         <w:jc w:val="both"/>
         <w:rPr>
-          <w:sz w:val="24"/>
-          <w:szCs w:val="24"/>
-        </w:rPr>
-      </w:pPr>
-      <w:r>
-        <w:rPr>
+          <w:color w:val="auto"/>
+          <w:sz w:val="24"/>
+          <w:szCs w:val="24"/>
+        </w:rPr>
+      </w:pPr>
+      <w:r>
+        <w:rPr>
+          <w:color w:val="auto"/>
           <w:sz w:val="24"/>
           <w:szCs w:val="24"/>
         </w:rPr>
@@ -5053,6 +5116,7 @@
       <w:pPr>
         <w:jc w:val="both"/>
         <w:rPr>
+          <w:color w:val="auto"/>
           <w:sz w:val="24"/>
           <w:szCs w:val="24"/>
         </w:rPr>
@@ -5062,12 +5126,14 @@
       <w:pPr>
         <w:jc w:val="both"/>
         <w:rPr>
-          <w:sz w:val="24"/>
-          <w:szCs w:val="24"/>
-        </w:rPr>
-      </w:pPr>
-      <w:r>
-        <w:rPr>
+          <w:color w:val="auto"/>
+          <w:sz w:val="24"/>
+          <w:szCs w:val="24"/>
+        </w:rPr>
+      </w:pPr>
+      <w:r>
+        <w:rPr>
+          <w:color w:val="auto"/>
           <w:sz w:val="24"/>
           <w:szCs w:val="24"/>
         </w:rPr>
@@ -5121,23 +5187,26 @@
           <w:rFonts w:hint="default" w:ascii="Times New Roman" w:hAnsi="Times New Roman"/>
           <w:b/>
           <w:bCs/>
-          <w:sz w:val="24"/>
-          <w:szCs w:val="24"/>
-        </w:rPr>
-      </w:pPr>
-    </w:p>
-    <w:p>
-      <w:pPr>
-        <w:rPr>
-          <w:rFonts w:hint="default" w:ascii="Times New Roman" w:hAnsi="Times New Roman"/>
-          <w:b/>
-          <w:bCs/>
-          <w:sz w:val="24"/>
-          <w:szCs w:val="24"/>
-        </w:rPr>
-      </w:pPr>
-      <w:r>
-        <w:rPr>
+          <w:color w:val="auto"/>
+          <w:sz w:val="24"/>
+          <w:szCs w:val="24"/>
+        </w:rPr>
+      </w:pPr>
+    </w:p>
+    <w:p>
+      <w:pPr>
+        <w:rPr>
+          <w:rFonts w:hint="default" w:ascii="Times New Roman" w:hAnsi="Times New Roman"/>
+          <w:b/>
+          <w:bCs/>
+          <w:color w:val="auto"/>
+          <w:sz w:val="24"/>
+          <w:szCs w:val="24"/>
+        </w:rPr>
+      </w:pPr>
+      <w:r>
+        <w:rPr>
+          <w:color w:val="auto"/>
           <w:sz w:val="24"/>
           <w:szCs w:val="24"/>
         </w:rPr>
@@ -5188,6 +5257,7 @@
           <w:rFonts w:hint="default" w:ascii="Times New Roman" w:hAnsi="Times New Roman"/>
           <w:b/>
           <w:bCs/>
+          <w:color w:val="auto"/>
           <w:sz w:val="24"/>
           <w:szCs w:val="24"/>
         </w:rPr>
@@ -5201,6 +5271,7 @@
           <w:rFonts w:hint="default" w:ascii="Times New Roman" w:hAnsi="Times New Roman"/>
           <w:b/>
           <w:bCs/>
+          <w:color w:val="auto"/>
           <w:sz w:val="24"/>
           <w:szCs w:val="24"/>
           <w:lang w:val="en-US"/>
@@ -5211,6 +5282,7 @@
           <w:rFonts w:hint="default" w:ascii="Times New Roman" w:hAnsi="Times New Roman"/>
           <w:b/>
           <w:bCs/>
+          <w:color w:val="auto"/>
           <w:sz w:val="24"/>
           <w:szCs w:val="24"/>
           <w:lang w:val="en-US"/>
@@ -5229,15 +5301,17 @@
           <w:rFonts w:hint="default" w:ascii="Times New Roman" w:hAnsi="Times New Roman"/>
           <w:b/>
           <w:bCs/>
-          <w:sz w:val="24"/>
-          <w:szCs w:val="24"/>
-        </w:rPr>
-      </w:pPr>
-      <w:r>
-        <w:rPr>
-          <w:rFonts w:hint="default" w:ascii="Times New Roman" w:hAnsi="Times New Roman"/>
-          <w:b/>
-          <w:bCs/>
+          <w:color w:val="auto"/>
+          <w:sz w:val="24"/>
+          <w:szCs w:val="24"/>
+        </w:rPr>
+      </w:pPr>
+      <w:r>
+        <w:rPr>
+          <w:rFonts w:hint="default" w:ascii="Times New Roman" w:hAnsi="Times New Roman"/>
+          <w:b/>
+          <w:bCs/>
+          <w:color w:val="auto"/>
           <w:sz w:val="24"/>
           <w:szCs w:val="24"/>
         </w:rPr>
@@ -5248,6 +5322,7 @@
           <w:rFonts w:hint="default" w:ascii="Times New Roman" w:hAnsi="Times New Roman"/>
           <w:b/>
           <w:bCs/>
+          <w:color w:val="auto"/>
           <w:sz w:val="24"/>
           <w:szCs w:val="24"/>
           <w:lang w:val="en-US"/>
@@ -5259,6 +5334,7 @@
           <w:rFonts w:hint="default" w:ascii="Times New Roman" w:hAnsi="Times New Roman"/>
           <w:b/>
           <w:bCs/>
+          <w:color w:val="auto"/>
           <w:sz w:val="24"/>
           <w:szCs w:val="24"/>
         </w:rPr>
@@ -5276,6 +5352,7 @@
           <w:rFonts w:hint="default" w:ascii="Times New Roman" w:hAnsi="Times New Roman"/>
           <w:b/>
           <w:bCs/>
+          <w:color w:val="auto"/>
           <w:sz w:val="24"/>
           <w:szCs w:val="24"/>
           <w:lang w:val="en-US"/>
@@ -5286,6 +5363,7 @@
           <w:rFonts w:hint="default" w:ascii="Times New Roman" w:hAnsi="Times New Roman"/>
           <w:b/>
           <w:bCs/>
+          <w:color w:val="auto"/>
           <w:sz w:val="24"/>
           <w:szCs w:val="24"/>
           <w:lang w:val="en-US"/>
@@ -5306,17 +5384,17 @@
           <w:rFonts w:ascii="Consolas" w:hAnsi="Consolas" w:eastAsia="Consolas" w:cs="Consolas"/>
           <w:b w:val="0"/>
           <w:bCs w:val="0"/>
-          <w:color w:val="000000"/>
-          <w:sz w:val="24"/>
-          <w:szCs w:val="24"/>
-        </w:rPr>
-      </w:pPr>
-      <w:r>
-        <w:rPr>
-          <w:rFonts w:hint="default" w:ascii="Consolas" w:hAnsi="Consolas" w:eastAsia="Consolas" w:cs="Consolas"/>
-          <w:b w:val="0"/>
-          <w:bCs w:val="0"/>
-          <w:color w:val="0000FF"/>
+          <w:color w:val="auto"/>
+          <w:sz w:val="24"/>
+          <w:szCs w:val="24"/>
+        </w:rPr>
+      </w:pPr>
+      <w:r>
+        <w:rPr>
+          <w:rFonts w:hint="default" w:ascii="Consolas" w:hAnsi="Consolas" w:eastAsia="Consolas" w:cs="Consolas"/>
+          <w:b w:val="0"/>
+          <w:bCs w:val="0"/>
+          <w:color w:val="auto"/>
           <w:kern w:val="0"/>
           <w:sz w:val="24"/>
           <w:szCs w:val="24"/>
@@ -5330,7 +5408,7 @@
           <w:rFonts w:hint="default" w:ascii="Consolas" w:hAnsi="Consolas" w:eastAsia="Consolas" w:cs="Consolas"/>
           <w:b w:val="0"/>
           <w:bCs w:val="0"/>
-          <w:color w:val="000000"/>
+          <w:color w:val="auto"/>
           <w:kern w:val="0"/>
           <w:sz w:val="24"/>
           <w:szCs w:val="24"/>
@@ -5344,7 +5422,7 @@
           <w:rFonts w:hint="default" w:ascii="Consolas" w:hAnsi="Consolas" w:eastAsia="Consolas" w:cs="Consolas"/>
           <w:b w:val="0"/>
           <w:bCs w:val="0"/>
-          <w:color w:val="0000FF"/>
+          <w:color w:val="auto"/>
           <w:kern w:val="0"/>
           <w:sz w:val="24"/>
           <w:szCs w:val="24"/>
@@ -5358,7 +5436,7 @@
           <w:rFonts w:hint="default" w:ascii="Consolas" w:hAnsi="Consolas" w:eastAsia="Consolas" w:cs="Consolas"/>
           <w:b w:val="0"/>
           <w:bCs w:val="0"/>
-          <w:color w:val="000000"/>
+          <w:color w:val="auto"/>
           <w:kern w:val="0"/>
           <w:sz w:val="24"/>
           <w:szCs w:val="24"/>
@@ -5372,7 +5450,7 @@
           <w:rFonts w:hint="default" w:ascii="Consolas" w:hAnsi="Consolas" w:eastAsia="Consolas" w:cs="Consolas"/>
           <w:b w:val="0"/>
           <w:bCs w:val="0"/>
-          <w:color w:val="0000FF"/>
+          <w:color w:val="auto"/>
           <w:kern w:val="0"/>
           <w:sz w:val="24"/>
           <w:szCs w:val="24"/>
@@ -5395,6 +5473,7 @@
           <w:rFonts w:hint="default" w:ascii="Times New Roman" w:hAnsi="Times New Roman"/>
           <w:b/>
           <w:bCs/>
+          <w:color w:val="auto"/>
           <w:sz w:val="24"/>
           <w:szCs w:val="24"/>
           <w:lang w:val="en-US"/>
@@ -5405,7 +5484,7 @@
           <w:rFonts w:hint="default" w:ascii="Consolas" w:hAnsi="Consolas" w:eastAsia="Consolas" w:cs="Consolas"/>
           <w:b w:val="0"/>
           <w:bCs w:val="0"/>
-          <w:color w:val="0000FF"/>
+          <w:color w:val="auto"/>
           <w:kern w:val="0"/>
           <w:sz w:val="24"/>
           <w:szCs w:val="24"/>
@@ -5419,7 +5498,7 @@
           <w:rFonts w:hint="default" w:ascii="Consolas" w:hAnsi="Consolas" w:eastAsia="Consolas" w:cs="Consolas"/>
           <w:b w:val="0"/>
           <w:bCs w:val="0"/>
-          <w:color w:val="000000"/>
+          <w:color w:val="auto"/>
           <w:kern w:val="0"/>
           <w:sz w:val="24"/>
           <w:szCs w:val="24"/>
@@ -5433,7 +5512,7 @@
           <w:rFonts w:hint="default" w:ascii="Consolas" w:hAnsi="Consolas" w:eastAsia="Consolas" w:cs="Consolas"/>
           <w:b w:val="0"/>
           <w:bCs w:val="0"/>
-          <w:color w:val="0000FF"/>
+          <w:color w:val="auto"/>
           <w:kern w:val="0"/>
           <w:sz w:val="24"/>
           <w:szCs w:val="24"/>
@@ -5447,7 +5526,7 @@
           <w:rFonts w:hint="default" w:ascii="Consolas" w:hAnsi="Consolas" w:eastAsia="Consolas" w:cs="Consolas"/>
           <w:b w:val="0"/>
           <w:bCs w:val="0"/>
-          <w:color w:val="000000"/>
+          <w:color w:val="auto"/>
           <w:kern w:val="0"/>
           <w:sz w:val="24"/>
           <w:szCs w:val="24"/>
@@ -5461,7 +5540,7 @@
           <w:rFonts w:hint="default" w:ascii="Consolas" w:hAnsi="Consolas" w:eastAsia="Consolas" w:cs="Consolas"/>
           <w:b w:val="0"/>
           <w:bCs w:val="0"/>
-          <w:color w:val="0000FF"/>
+          <w:color w:val="auto"/>
           <w:kern w:val="0"/>
           <w:sz w:val="24"/>
           <w:szCs w:val="24"/>
@@ -5475,7 +5554,7 @@
           <w:rFonts w:hint="default" w:ascii="Consolas" w:hAnsi="Consolas" w:eastAsia="Consolas" w:cs="Consolas"/>
           <w:b w:val="0"/>
           <w:bCs w:val="0"/>
-          <w:color w:val="000000"/>
+          <w:color w:val="auto"/>
           <w:kern w:val="0"/>
           <w:sz w:val="24"/>
           <w:szCs w:val="24"/>
@@ -5489,7 +5568,7 @@
           <w:rFonts w:hint="default" w:ascii="Consolas" w:hAnsi="Consolas" w:eastAsia="Consolas" w:cs="Consolas"/>
           <w:b w:val="0"/>
           <w:bCs w:val="0"/>
-          <w:color w:val="0000FF"/>
+          <w:color w:val="auto"/>
           <w:kern w:val="0"/>
           <w:sz w:val="24"/>
           <w:szCs w:val="24"/>
@@ -5503,7 +5582,7 @@
           <w:rFonts w:hint="default" w:ascii="Consolas" w:hAnsi="Consolas" w:eastAsia="Consolas" w:cs="Consolas"/>
           <w:b w:val="0"/>
           <w:bCs w:val="0"/>
-          <w:color w:val="000000"/>
+          <w:color w:val="auto"/>
           <w:kern w:val="0"/>
           <w:sz w:val="24"/>
           <w:szCs w:val="24"/>
@@ -5517,7 +5596,7 @@
           <w:rFonts w:hint="default" w:ascii="Consolas" w:hAnsi="Consolas" w:eastAsia="Consolas" w:cs="Consolas"/>
           <w:b w:val="0"/>
           <w:bCs w:val="0"/>
-          <w:color w:val="A31515"/>
+          <w:color w:val="auto"/>
           <w:kern w:val="0"/>
           <w:sz w:val="24"/>
           <w:szCs w:val="24"/>
@@ -5531,7 +5610,7 @@
           <w:rFonts w:hint="default" w:ascii="Consolas" w:hAnsi="Consolas" w:eastAsia="Consolas" w:cs="Consolas"/>
           <w:b w:val="0"/>
           <w:bCs w:val="0"/>
-          <w:color w:val="000000"/>
+          <w:color w:val="auto"/>
           <w:kern w:val="0"/>
           <w:sz w:val="24"/>
           <w:szCs w:val="24"/>
@@ -5552,15 +5631,17 @@
           <w:rFonts w:hint="default" w:ascii="Times New Roman" w:hAnsi="Times New Roman"/>
           <w:b/>
           <w:bCs/>
-          <w:sz w:val="24"/>
-          <w:szCs w:val="24"/>
-        </w:rPr>
-      </w:pPr>
-      <w:r>
-        <w:rPr>
-          <w:rFonts w:hint="default" w:ascii="Times New Roman" w:hAnsi="Times New Roman"/>
-          <w:b/>
-          <w:bCs/>
+          <w:color w:val="auto"/>
+          <w:sz w:val="24"/>
+          <w:szCs w:val="24"/>
+        </w:rPr>
+      </w:pPr>
+      <w:r>
+        <w:rPr>
+          <w:rFonts w:hint="default" w:ascii="Times New Roman" w:hAnsi="Times New Roman"/>
+          <w:b/>
+          <w:bCs/>
+          <w:color w:val="auto"/>
           <w:sz w:val="24"/>
           <w:szCs w:val="24"/>
           <w:lang w:val="en-US"/>
@@ -5571,17 +5652,20 @@
     <w:p>
       <w:pPr>
         <w:numPr>
+          <w:ilvl w:val="0"/>
           <w:numId w:val="0"/>
         </w:numPr>
         <w:jc w:val="both"/>
         <w:rPr>
           <w:rFonts w:hint="default"/>
-          <w:sz w:val="24"/>
-          <w:szCs w:val="24"/>
-        </w:rPr>
-      </w:pPr>
-      <w:r>
-        <w:rPr>
+          <w:color w:val="auto"/>
+          <w:sz w:val="24"/>
+          <w:szCs w:val="24"/>
+        </w:rPr>
+      </w:pPr>
+      <w:r>
+        <w:rPr>
+          <w:color w:val="auto"/>
           <w:sz w:val="24"/>
           <w:szCs w:val="24"/>
         </w:rPr>
@@ -5640,15 +5724,17 @@
           <w:rFonts w:hint="default" w:ascii="Times New Roman" w:hAnsi="Times New Roman"/>
           <w:b/>
           <w:bCs/>
-          <w:sz w:val="24"/>
-          <w:szCs w:val="24"/>
-        </w:rPr>
-      </w:pPr>
-      <w:r>
-        <w:rPr>
-          <w:rFonts w:hint="default" w:ascii="Times New Roman" w:hAnsi="Times New Roman"/>
-          <w:b/>
-          <w:bCs/>
+          <w:color w:val="auto"/>
+          <w:sz w:val="24"/>
+          <w:szCs w:val="24"/>
+        </w:rPr>
+      </w:pPr>
+      <w:r>
+        <w:rPr>
+          <w:rFonts w:hint="default" w:ascii="Times New Roman" w:hAnsi="Times New Roman"/>
+          <w:b/>
+          <w:bCs/>
+          <w:color w:val="auto"/>
           <w:sz w:val="24"/>
           <w:szCs w:val="24"/>
         </w:rPr>
@@ -5666,16 +5752,17 @@
           <w:rFonts w:ascii="Consolas" w:hAnsi="Consolas" w:eastAsia="Consolas" w:cs="Consolas"/>
           <w:b w:val="0"/>
           <w:bCs w:val="0"/>
-          <w:color w:val="000000"/>
-          <w:sz w:val="24"/>
-          <w:szCs w:val="24"/>
-        </w:rPr>
-      </w:pPr>
-      <w:r>
-        <w:rPr>
-          <w:rFonts w:hint="default" w:ascii="Times New Roman" w:hAnsi="Times New Roman"/>
-          <w:b/>
-          <w:bCs/>
+          <w:color w:val="auto"/>
+          <w:sz w:val="24"/>
+          <w:szCs w:val="24"/>
+        </w:rPr>
+      </w:pPr>
+      <w:r>
+        <w:rPr>
+          <w:rFonts w:hint="default" w:ascii="Times New Roman" w:hAnsi="Times New Roman"/>
+          <w:b/>
+          <w:bCs/>
+          <w:color w:val="auto"/>
           <w:sz w:val="24"/>
           <w:szCs w:val="24"/>
           <w:lang w:val="en-US"/>
@@ -5696,17 +5783,17 @@
           <w:rFonts w:hint="default" w:ascii="Consolas" w:hAnsi="Consolas" w:eastAsia="Consolas" w:cs="Consolas"/>
           <w:b w:val="0"/>
           <w:bCs w:val="0"/>
-          <w:color w:val="000000"/>
-          <w:sz w:val="24"/>
-          <w:szCs w:val="24"/>
-        </w:rPr>
-      </w:pPr>
-      <w:r>
-        <w:rPr>
-          <w:rFonts w:hint="default" w:ascii="Consolas" w:hAnsi="Consolas" w:eastAsia="Consolas" w:cs="Consolas"/>
-          <w:b w:val="0"/>
-          <w:bCs w:val="0"/>
-          <w:color w:val="0000FF"/>
+          <w:color w:val="auto"/>
+          <w:sz w:val="24"/>
+          <w:szCs w:val="24"/>
+        </w:rPr>
+      </w:pPr>
+      <w:r>
+        <w:rPr>
+          <w:rFonts w:hint="default" w:ascii="Consolas" w:hAnsi="Consolas" w:eastAsia="Consolas" w:cs="Consolas"/>
+          <w:b w:val="0"/>
+          <w:bCs w:val="0"/>
+          <w:color w:val="auto"/>
           <w:kern w:val="0"/>
           <w:sz w:val="24"/>
           <w:szCs w:val="24"/>
@@ -5720,7 +5807,7 @@
           <w:rFonts w:hint="default" w:ascii="Consolas" w:hAnsi="Consolas" w:eastAsia="Consolas" w:cs="Consolas"/>
           <w:b w:val="0"/>
           <w:bCs w:val="0"/>
-          <w:color w:val="000000"/>
+          <w:color w:val="auto"/>
           <w:kern w:val="0"/>
           <w:sz w:val="24"/>
           <w:szCs w:val="24"/>
@@ -5734,7 +5821,7 @@
           <w:rFonts w:hint="default" w:ascii="Consolas" w:hAnsi="Consolas" w:eastAsia="Consolas" w:cs="Consolas"/>
           <w:b w:val="0"/>
           <w:bCs w:val="0"/>
-          <w:color w:val="0000FF"/>
+          <w:color w:val="auto"/>
           <w:kern w:val="0"/>
           <w:sz w:val="24"/>
           <w:szCs w:val="24"/>
@@ -5748,7 +5835,7 @@
           <w:rFonts w:hint="default" w:ascii="Consolas" w:hAnsi="Consolas" w:eastAsia="Consolas" w:cs="Consolas"/>
           <w:b w:val="0"/>
           <w:bCs w:val="0"/>
-          <w:color w:val="000000"/>
+          <w:color w:val="auto"/>
           <w:kern w:val="0"/>
           <w:sz w:val="24"/>
           <w:szCs w:val="24"/>
@@ -5762,7 +5849,7 @@
           <w:rFonts w:hint="default" w:ascii="Consolas" w:hAnsi="Consolas" w:eastAsia="Consolas" w:cs="Consolas"/>
           <w:b w:val="0"/>
           <w:bCs w:val="0"/>
-          <w:color w:val="098658"/>
+          <w:color w:val="auto"/>
           <w:kern w:val="0"/>
           <w:sz w:val="24"/>
           <w:szCs w:val="24"/>
@@ -5776,7 +5863,7 @@
           <w:rFonts w:hint="default" w:ascii="Consolas" w:hAnsi="Consolas" w:eastAsia="Consolas" w:cs="Consolas"/>
           <w:b w:val="0"/>
           <w:bCs w:val="0"/>
-          <w:color w:val="000000"/>
+          <w:color w:val="auto"/>
           <w:kern w:val="0"/>
           <w:sz w:val="24"/>
           <w:szCs w:val="24"/>
@@ -5790,7 +5877,7 @@
           <w:rFonts w:hint="default" w:ascii="Consolas" w:hAnsi="Consolas" w:eastAsia="Consolas" w:cs="Consolas"/>
           <w:b w:val="0"/>
           <w:bCs w:val="0"/>
-          <w:color w:val="A31515"/>
+          <w:color w:val="auto"/>
           <w:kern w:val="0"/>
           <w:sz w:val="24"/>
           <w:szCs w:val="24"/>
@@ -5804,7 +5891,7 @@
           <w:rFonts w:hint="default" w:ascii="Consolas" w:hAnsi="Consolas" w:eastAsia="Consolas" w:cs="Consolas"/>
           <w:b w:val="0"/>
           <w:bCs w:val="0"/>
-          <w:color w:val="000000"/>
+          <w:color w:val="auto"/>
           <w:kern w:val="0"/>
           <w:sz w:val="24"/>
           <w:szCs w:val="24"/>
@@ -5818,7 +5905,7 @@
           <w:rFonts w:hint="default" w:ascii="Consolas" w:hAnsi="Consolas" w:eastAsia="Consolas" w:cs="Consolas"/>
           <w:b w:val="0"/>
           <w:bCs w:val="0"/>
-          <w:color w:val="A31515"/>
+          <w:color w:val="auto"/>
           <w:kern w:val="0"/>
           <w:sz w:val="24"/>
           <w:szCs w:val="24"/>
@@ -5832,7 +5919,7 @@
           <w:rFonts w:hint="default" w:ascii="Consolas" w:hAnsi="Consolas" w:eastAsia="Consolas" w:cs="Consolas"/>
           <w:b w:val="0"/>
           <w:bCs w:val="0"/>
-          <w:color w:val="000000"/>
+          <w:color w:val="auto"/>
           <w:kern w:val="0"/>
           <w:sz w:val="24"/>
           <w:szCs w:val="24"/>
@@ -5846,7 +5933,7 @@
           <w:rFonts w:hint="default" w:ascii="Consolas" w:hAnsi="Consolas" w:eastAsia="Consolas" w:cs="Consolas"/>
           <w:b w:val="0"/>
           <w:bCs w:val="0"/>
-          <w:color w:val="098658"/>
+          <w:color w:val="auto"/>
           <w:kern w:val="0"/>
           <w:sz w:val="24"/>
           <w:szCs w:val="24"/>
@@ -5860,7 +5947,7 @@
           <w:rFonts w:hint="default" w:ascii="Consolas" w:hAnsi="Consolas" w:eastAsia="Consolas" w:cs="Consolas"/>
           <w:b w:val="0"/>
           <w:bCs w:val="0"/>
-          <w:color w:val="000000"/>
+          <w:color w:val="auto"/>
           <w:kern w:val="0"/>
           <w:sz w:val="24"/>
           <w:szCs w:val="24"/>
@@ -5881,6 +5968,7 @@
           <w:rFonts w:hint="default" w:ascii="Times New Roman" w:hAnsi="Times New Roman"/>
           <w:b/>
           <w:bCs/>
+          <w:color w:val="auto"/>
           <w:sz w:val="24"/>
           <w:szCs w:val="24"/>
           <w:lang w:val="en-US"/>
@@ -5900,6 +5988,7 @@
           <w:rFonts w:hint="default" w:ascii="Times New Roman" w:hAnsi="Times New Roman"/>
           <w:b/>
           <w:bCs/>
+          <w:color w:val="auto"/>
           <w:sz w:val="24"/>
           <w:szCs w:val="24"/>
           <w:lang w:val="en-US"/>
@@ -5910,7 +5999,7 @@
           <w:rFonts w:hint="default" w:ascii="Consolas" w:hAnsi="Consolas" w:eastAsia="Consolas" w:cs="Consolas"/>
           <w:b w:val="0"/>
           <w:bCs w:val="0"/>
-          <w:color w:val="0000FF"/>
+          <w:color w:val="auto"/>
           <w:kern w:val="0"/>
           <w:sz w:val="24"/>
           <w:szCs w:val="24"/>
@@ -5924,7 +6013,7 @@
           <w:rFonts w:hint="default" w:ascii="Consolas" w:hAnsi="Consolas" w:eastAsia="Consolas" w:cs="Consolas"/>
           <w:b w:val="0"/>
           <w:bCs w:val="0"/>
-          <w:color w:val="000000"/>
+          <w:color w:val="auto"/>
           <w:kern w:val="0"/>
           <w:sz w:val="24"/>
           <w:szCs w:val="24"/>
@@ -5938,7 +6027,7 @@
           <w:rFonts w:hint="default" w:ascii="Consolas" w:hAnsi="Consolas" w:eastAsia="Consolas" w:cs="Consolas"/>
           <w:b w:val="0"/>
           <w:bCs w:val="0"/>
-          <w:color w:val="0000FF"/>
+          <w:color w:val="auto"/>
           <w:kern w:val="0"/>
           <w:sz w:val="24"/>
           <w:szCs w:val="24"/>
@@ -5952,7 +6041,7 @@
           <w:rFonts w:hint="default" w:ascii="Consolas" w:hAnsi="Consolas" w:eastAsia="Consolas" w:cs="Consolas"/>
           <w:b w:val="0"/>
           <w:bCs w:val="0"/>
-          <w:color w:val="000000"/>
+          <w:color w:val="auto"/>
           <w:kern w:val="0"/>
           <w:sz w:val="24"/>
           <w:szCs w:val="24"/>
@@ -5966,7 +6055,7 @@
           <w:rFonts w:hint="default" w:ascii="Consolas" w:hAnsi="Consolas" w:eastAsia="Consolas" w:cs="Consolas"/>
           <w:b w:val="0"/>
           <w:bCs w:val="0"/>
-          <w:color w:val="098658"/>
+          <w:color w:val="auto"/>
           <w:kern w:val="0"/>
           <w:sz w:val="24"/>
           <w:szCs w:val="24"/>
@@ -5980,7 +6069,7 @@
           <w:rFonts w:hint="default" w:ascii="Consolas" w:hAnsi="Consolas" w:eastAsia="Consolas" w:cs="Consolas"/>
           <w:b w:val="0"/>
           <w:bCs w:val="0"/>
-          <w:color w:val="000000"/>
+          <w:color w:val="auto"/>
           <w:kern w:val="0"/>
           <w:sz w:val="24"/>
           <w:szCs w:val="24"/>
@@ -5994,7 +6083,7 @@
           <w:rFonts w:hint="default" w:ascii="Consolas" w:hAnsi="Consolas" w:eastAsia="Consolas" w:cs="Consolas"/>
           <w:b w:val="0"/>
           <w:bCs w:val="0"/>
-          <w:color w:val="A31515"/>
+          <w:color w:val="auto"/>
           <w:kern w:val="0"/>
           <w:sz w:val="24"/>
           <w:szCs w:val="24"/>
@@ -6008,7 +6097,7 @@
           <w:rFonts w:hint="default" w:ascii="Consolas" w:hAnsi="Consolas" w:eastAsia="Consolas" w:cs="Consolas"/>
           <w:b w:val="0"/>
           <w:bCs w:val="0"/>
-          <w:color w:val="000000"/>
+          <w:color w:val="auto"/>
           <w:kern w:val="0"/>
           <w:sz w:val="24"/>
           <w:szCs w:val="24"/>
@@ -6022,7 +6111,7 @@
           <w:rFonts w:hint="default" w:ascii="Consolas" w:hAnsi="Consolas" w:eastAsia="Consolas" w:cs="Consolas"/>
           <w:b w:val="0"/>
           <w:bCs w:val="0"/>
-          <w:color w:val="A31515"/>
+          <w:color w:val="auto"/>
           <w:kern w:val="0"/>
           <w:sz w:val="24"/>
           <w:szCs w:val="24"/>
@@ -6036,7 +6125,7 @@
           <w:rFonts w:hint="default" w:ascii="Consolas" w:hAnsi="Consolas" w:eastAsia="Consolas" w:cs="Consolas"/>
           <w:b w:val="0"/>
           <w:bCs w:val="0"/>
-          <w:color w:val="000000"/>
+          <w:color w:val="auto"/>
           <w:kern w:val="0"/>
           <w:sz w:val="24"/>
           <w:szCs w:val="24"/>
@@ -6050,7 +6139,7 @@
           <w:rFonts w:hint="default" w:ascii="Consolas" w:hAnsi="Consolas" w:eastAsia="Consolas" w:cs="Consolas"/>
           <w:b w:val="0"/>
           <w:bCs w:val="0"/>
-          <w:color w:val="098658"/>
+          <w:color w:val="auto"/>
           <w:kern w:val="0"/>
           <w:sz w:val="24"/>
           <w:szCs w:val="24"/>
@@ -6064,7 +6153,7 @@
           <w:rFonts w:hint="default" w:ascii="Consolas" w:hAnsi="Consolas" w:eastAsia="Consolas" w:cs="Consolas"/>
           <w:b w:val="0"/>
           <w:bCs w:val="0"/>
-          <w:color w:val="000000"/>
+          <w:color w:val="auto"/>
           <w:kern w:val="0"/>
           <w:sz w:val="24"/>
           <w:szCs w:val="24"/>
@@ -6085,6 +6174,7 @@
           <w:rFonts w:hint="default" w:ascii="Times New Roman" w:hAnsi="Times New Roman"/>
           <w:b/>
           <w:bCs/>
+          <w:color w:val="auto"/>
           <w:sz w:val="24"/>
           <w:szCs w:val="24"/>
           <w:lang w:val="en-US"/>
@@ -6095,6 +6185,7 @@
           <w:rFonts w:hint="default" w:ascii="Times New Roman" w:hAnsi="Times New Roman"/>
           <w:b/>
           <w:bCs/>
+          <w:color w:val="auto"/>
           <w:sz w:val="24"/>
           <w:szCs w:val="24"/>
           <w:lang w:val="en-US"/>
@@ -6105,6 +6196,7 @@
     <w:p>
       <w:pPr>
         <w:numPr>
+          <w:ilvl w:val="0"/>
           <w:numId w:val="0"/>
         </w:numPr>
         <w:jc w:val="both"/>
@@ -6112,12 +6204,14 @@
           <w:rFonts w:hint="default" w:ascii="Times New Roman" w:hAnsi="Times New Roman"/>
           <w:b/>
           <w:bCs/>
-          <w:sz w:val="24"/>
-          <w:szCs w:val="24"/>
-        </w:rPr>
-      </w:pPr>
-      <w:r>
-        <w:rPr>
+          <w:color w:val="auto"/>
+          <w:sz w:val="24"/>
+          <w:szCs w:val="24"/>
+        </w:rPr>
+      </w:pPr>
+      <w:r>
+        <w:rPr>
+          <w:color w:val="auto"/>
           <w:sz w:val="24"/>
           <w:szCs w:val="24"/>
         </w:rPr>
@@ -6165,6 +6259,7 @@
       </w:r>
       <w:r>
         <w:rPr>
+          <w:color w:val="auto"/>
           <w:sz w:val="24"/>
           <w:szCs w:val="24"/>
         </w:rPr>
@@ -6223,15 +6318,17 @@
           <w:rFonts w:hint="default" w:ascii="Times New Roman" w:hAnsi="Times New Roman"/>
           <w:b/>
           <w:bCs/>
-          <w:sz w:val="24"/>
-          <w:szCs w:val="24"/>
-        </w:rPr>
-      </w:pPr>
-      <w:r>
-        <w:rPr>
-          <w:rFonts w:hint="default" w:ascii="Times New Roman" w:hAnsi="Times New Roman"/>
-          <w:b/>
-          <w:bCs/>
+          <w:color w:val="auto"/>
+          <w:sz w:val="24"/>
+          <w:szCs w:val="24"/>
+        </w:rPr>
+      </w:pPr>
+      <w:r>
+        <w:rPr>
+          <w:rFonts w:hint="default" w:ascii="Times New Roman" w:hAnsi="Times New Roman"/>
+          <w:b/>
+          <w:bCs/>
+          <w:color w:val="auto"/>
           <w:sz w:val="24"/>
           <w:szCs w:val="24"/>
         </w:rPr>
@@ -6249,6 +6346,7 @@
           <w:rFonts w:hint="default" w:ascii="Times New Roman" w:hAnsi="Times New Roman"/>
           <w:b/>
           <w:bCs/>
+          <w:color w:val="auto"/>
           <w:sz w:val="24"/>
           <w:szCs w:val="24"/>
           <w:lang w:val="en-US"/>
@@ -6259,6 +6357,7 @@
           <w:rFonts w:hint="default" w:ascii="Times New Roman" w:hAnsi="Times New Roman"/>
           <w:b/>
           <w:bCs/>
+          <w:color w:val="auto"/>
           <w:sz w:val="24"/>
           <w:szCs w:val="24"/>
           <w:lang w:val="en-US"/>
@@ -6279,6 +6378,7 @@
           <w:rFonts w:hint="default" w:ascii="Times New Roman" w:hAnsi="Times New Roman"/>
           <w:b/>
           <w:bCs/>
+          <w:color w:val="auto"/>
           <w:sz w:val="24"/>
           <w:szCs w:val="24"/>
           <w:lang w:val="en-US"/>
@@ -6289,7 +6389,7 @@
           <w:rFonts w:hint="default" w:ascii="Consolas" w:hAnsi="Consolas" w:eastAsia="Consolas" w:cs="Consolas"/>
           <w:b w:val="0"/>
           <w:bCs w:val="0"/>
-          <w:color w:val="0000FF"/>
+          <w:color w:val="auto"/>
           <w:kern w:val="0"/>
           <w:sz w:val="24"/>
           <w:szCs w:val="24"/>
@@ -6303,7 +6403,7 @@
           <w:rFonts w:hint="default" w:ascii="Consolas" w:hAnsi="Consolas" w:eastAsia="Consolas" w:cs="Consolas"/>
           <w:b w:val="0"/>
           <w:bCs w:val="0"/>
-          <w:color w:val="000000"/>
+          <w:color w:val="auto"/>
           <w:kern w:val="0"/>
           <w:sz w:val="24"/>
           <w:szCs w:val="24"/>
@@ -6317,7 +6417,7 @@
           <w:rFonts w:hint="default" w:ascii="Consolas" w:hAnsi="Consolas" w:eastAsia="Consolas" w:cs="Consolas"/>
           <w:b w:val="0"/>
           <w:bCs w:val="0"/>
-          <w:color w:val="0000FF"/>
+          <w:color w:val="auto"/>
           <w:kern w:val="0"/>
           <w:sz w:val="24"/>
           <w:szCs w:val="24"/>
@@ -6331,7 +6431,7 @@
           <w:rFonts w:hint="default" w:ascii="Consolas" w:hAnsi="Consolas" w:eastAsia="Consolas" w:cs="Consolas"/>
           <w:b w:val="0"/>
           <w:bCs w:val="0"/>
-          <w:color w:val="000000"/>
+          <w:color w:val="auto"/>
           <w:kern w:val="0"/>
           <w:sz w:val="24"/>
           <w:szCs w:val="24"/>
@@ -6345,7 +6445,7 @@
           <w:rFonts w:hint="default" w:ascii="Consolas" w:hAnsi="Consolas" w:eastAsia="Consolas" w:cs="Consolas"/>
           <w:b w:val="0"/>
           <w:bCs w:val="0"/>
-          <w:color w:val="0000FF"/>
+          <w:color w:val="auto"/>
           <w:kern w:val="0"/>
           <w:sz w:val="24"/>
           <w:szCs w:val="24"/>
@@ -6359,7 +6459,7 @@
           <w:rFonts w:hint="default" w:ascii="Consolas" w:hAnsi="Consolas" w:eastAsia="Consolas" w:cs="Consolas"/>
           <w:b w:val="0"/>
           <w:bCs w:val="0"/>
-          <w:color w:val="000000"/>
+          <w:color w:val="auto"/>
           <w:kern w:val="0"/>
           <w:sz w:val="24"/>
           <w:szCs w:val="24"/>
@@ -6373,7 +6473,7 @@
           <w:rFonts w:hint="default" w:ascii="Consolas" w:hAnsi="Consolas" w:eastAsia="Consolas" w:cs="Consolas"/>
           <w:b w:val="0"/>
           <w:bCs w:val="0"/>
-          <w:color w:val="098658"/>
+          <w:color w:val="auto"/>
           <w:kern w:val="0"/>
           <w:sz w:val="24"/>
           <w:szCs w:val="24"/>
@@ -6387,7 +6487,7 @@
           <w:rFonts w:hint="default" w:ascii="Consolas" w:hAnsi="Consolas" w:eastAsia="Consolas" w:cs="Consolas"/>
           <w:b w:val="0"/>
           <w:bCs w:val="0"/>
-          <w:color w:val="000000"/>
+          <w:color w:val="auto"/>
           <w:kern w:val="0"/>
           <w:sz w:val="24"/>
           <w:szCs w:val="24"/>
@@ -6408,6 +6508,7 @@
           <w:rFonts w:hint="default" w:ascii="Times New Roman" w:hAnsi="Times New Roman"/>
           <w:b/>
           <w:bCs/>
+          <w:color w:val="auto"/>
           <w:sz w:val="24"/>
           <w:szCs w:val="24"/>
           <w:lang w:val="en-US"/>
@@ -6418,6 +6519,7 @@
           <w:rFonts w:hint="default" w:ascii="Times New Roman" w:hAnsi="Times New Roman"/>
           <w:b/>
           <w:bCs/>
+          <w:color w:val="auto"/>
           <w:sz w:val="24"/>
           <w:szCs w:val="24"/>
           <w:lang w:val="en-US"/>
@@ -6428,6 +6530,7 @@
     <w:p>
       <w:pPr>
         <w:numPr>
+          <w:ilvl w:val="0"/>
           <w:numId w:val="0"/>
         </w:numPr>
         <w:jc w:val="both"/>
@@ -6435,12 +6538,14 @@
           <w:rFonts w:hint="default" w:ascii="Times New Roman" w:hAnsi="Times New Roman"/>
           <w:b/>
           <w:bCs/>
-          <w:sz w:val="24"/>
-          <w:szCs w:val="24"/>
-        </w:rPr>
-      </w:pPr>
-      <w:r>
-        <w:rPr>
+          <w:color w:val="auto"/>
+          <w:sz w:val="24"/>
+          <w:szCs w:val="24"/>
+        </w:rPr>
+      </w:pPr>
+      <w:r>
+        <w:rPr>
+          <w:color w:val="auto"/>
           <w:sz w:val="24"/>
           <w:szCs w:val="24"/>
         </w:rPr>
@@ -6499,15 +6604,17 @@
           <w:rFonts w:hint="default" w:ascii="Times New Roman" w:hAnsi="Times New Roman"/>
           <w:b/>
           <w:bCs/>
-          <w:sz w:val="24"/>
-          <w:szCs w:val="24"/>
-        </w:rPr>
-      </w:pPr>
-      <w:r>
-        <w:rPr>
-          <w:rFonts w:hint="default" w:ascii="Times New Roman" w:hAnsi="Times New Roman"/>
-          <w:b/>
-          <w:bCs/>
+          <w:color w:val="auto"/>
+          <w:sz w:val="24"/>
+          <w:szCs w:val="24"/>
+        </w:rPr>
+      </w:pPr>
+      <w:r>
+        <w:rPr>
+          <w:rFonts w:hint="default" w:ascii="Times New Roman" w:hAnsi="Times New Roman"/>
+          <w:b/>
+          <w:bCs/>
+          <w:color w:val="auto"/>
           <w:sz w:val="24"/>
           <w:szCs w:val="24"/>
         </w:rPr>
@@ -6525,6 +6632,7 @@
           <w:rFonts w:hint="default" w:ascii="Times New Roman" w:hAnsi="Times New Roman"/>
           <w:b/>
           <w:bCs/>
+          <w:color w:val="auto"/>
           <w:sz w:val="24"/>
           <w:szCs w:val="24"/>
           <w:lang w:val="en-US"/>
@@ -6535,6 +6643,7 @@
           <w:rFonts w:hint="default" w:ascii="Times New Roman" w:hAnsi="Times New Roman"/>
           <w:b/>
           <w:bCs/>
+          <w:color w:val="auto"/>
           <w:sz w:val="24"/>
           <w:szCs w:val="24"/>
           <w:lang w:val="en-US"/>
@@ -6555,6 +6664,7 @@
           <w:rFonts w:hint="default" w:ascii="Times New Roman" w:hAnsi="Times New Roman"/>
           <w:b/>
           <w:bCs/>
+          <w:color w:val="auto"/>
           <w:sz w:val="24"/>
           <w:szCs w:val="24"/>
           <w:lang w:val="en-US"/>
@@ -6565,7 +6675,7 @@
           <w:rFonts w:hint="default" w:ascii="Consolas" w:hAnsi="Consolas" w:eastAsia="Consolas" w:cs="Consolas"/>
           <w:b w:val="0"/>
           <w:bCs w:val="0"/>
-          <w:color w:val="0000FF"/>
+          <w:color w:val="auto"/>
           <w:kern w:val="0"/>
           <w:sz w:val="24"/>
           <w:szCs w:val="24"/>
@@ -6579,7 +6689,7 @@
           <w:rFonts w:hint="default" w:ascii="Consolas" w:hAnsi="Consolas" w:eastAsia="Consolas" w:cs="Consolas"/>
           <w:b w:val="0"/>
           <w:bCs w:val="0"/>
-          <w:color w:val="000000"/>
+          <w:color w:val="auto"/>
           <w:kern w:val="0"/>
           <w:sz w:val="24"/>
           <w:szCs w:val="24"/>
@@ -6593,7 +6703,7 @@
           <w:rFonts w:hint="default" w:ascii="Consolas" w:hAnsi="Consolas" w:eastAsia="Consolas" w:cs="Consolas"/>
           <w:b w:val="0"/>
           <w:bCs w:val="0"/>
-          <w:color w:val="0000FF"/>
+          <w:color w:val="auto"/>
           <w:kern w:val="0"/>
           <w:sz w:val="24"/>
           <w:szCs w:val="24"/>
@@ -6607,7 +6717,7 @@
           <w:rFonts w:hint="default" w:ascii="Consolas" w:hAnsi="Consolas" w:eastAsia="Consolas" w:cs="Consolas"/>
           <w:b w:val="0"/>
           <w:bCs w:val="0"/>
-          <w:color w:val="000000"/>
+          <w:color w:val="auto"/>
           <w:kern w:val="0"/>
           <w:sz w:val="24"/>
           <w:szCs w:val="24"/>
@@ -6621,7 +6731,7 @@
           <w:rFonts w:hint="default" w:ascii="Consolas" w:hAnsi="Consolas" w:eastAsia="Consolas" w:cs="Consolas"/>
           <w:b w:val="0"/>
           <w:bCs w:val="0"/>
-          <w:color w:val="0000FF"/>
+          <w:color w:val="auto"/>
           <w:kern w:val="0"/>
           <w:sz w:val="24"/>
           <w:szCs w:val="24"/>
@@ -6635,7 +6745,7 @@
           <w:rFonts w:hint="default" w:ascii="Consolas" w:hAnsi="Consolas" w:eastAsia="Consolas" w:cs="Consolas"/>
           <w:b w:val="0"/>
           <w:bCs w:val="0"/>
-          <w:color w:val="000000"/>
+          <w:color w:val="auto"/>
           <w:kern w:val="0"/>
           <w:sz w:val="24"/>
           <w:szCs w:val="24"/>
@@ -6649,7 +6759,7 @@
           <w:rFonts w:hint="default" w:ascii="Consolas" w:hAnsi="Consolas" w:eastAsia="Consolas" w:cs="Consolas"/>
           <w:b w:val="0"/>
           <w:bCs w:val="0"/>
-          <w:color w:val="0000FF"/>
+          <w:color w:val="auto"/>
           <w:kern w:val="0"/>
           <w:sz w:val="24"/>
           <w:szCs w:val="24"/>
@@ -6663,7 +6773,7 @@
           <w:rFonts w:hint="default" w:ascii="Consolas" w:hAnsi="Consolas" w:eastAsia="Consolas" w:cs="Consolas"/>
           <w:b w:val="0"/>
           <w:bCs w:val="0"/>
-          <w:color w:val="000000"/>
+          <w:color w:val="auto"/>
           <w:kern w:val="0"/>
           <w:sz w:val="24"/>
           <w:szCs w:val="24"/>
@@ -6677,7 +6787,7 @@
           <w:rFonts w:hint="default" w:ascii="Consolas" w:hAnsi="Consolas" w:eastAsia="Consolas" w:cs="Consolas"/>
           <w:b w:val="0"/>
           <w:bCs w:val="0"/>
-          <w:color w:val="098658"/>
+          <w:color w:val="auto"/>
           <w:kern w:val="0"/>
           <w:sz w:val="24"/>
           <w:szCs w:val="24"/>
@@ -6691,7 +6801,7 @@
           <w:rFonts w:hint="default" w:ascii="Consolas" w:hAnsi="Consolas" w:eastAsia="Consolas" w:cs="Consolas"/>
           <w:b w:val="0"/>
           <w:bCs w:val="0"/>
-          <w:color w:val="000000"/>
+          <w:color w:val="auto"/>
           <w:kern w:val="0"/>
           <w:sz w:val="24"/>
           <w:szCs w:val="24"/>
@@ -6712,15 +6822,17 @@
           <w:rFonts w:hint="default" w:ascii="Times New Roman" w:hAnsi="Times New Roman"/>
           <w:b/>
           <w:bCs/>
-          <w:sz w:val="24"/>
-          <w:szCs w:val="24"/>
-        </w:rPr>
-      </w:pPr>
-      <w:r>
-        <w:rPr>
-          <w:rFonts w:hint="default" w:ascii="Times New Roman" w:hAnsi="Times New Roman"/>
-          <w:b/>
-          <w:bCs/>
+          <w:color w:val="auto"/>
+          <w:sz w:val="24"/>
+          <w:szCs w:val="24"/>
+        </w:rPr>
+      </w:pPr>
+      <w:r>
+        <w:rPr>
+          <w:rFonts w:hint="default" w:ascii="Times New Roman" w:hAnsi="Times New Roman"/>
+          <w:b/>
+          <w:bCs/>
+          <w:color w:val="auto"/>
           <w:sz w:val="24"/>
           <w:szCs w:val="24"/>
           <w:lang w:val="en-US"/>
@@ -6731,6 +6843,7 @@
     <w:p>
       <w:pPr>
         <w:numPr>
+          <w:ilvl w:val="0"/>
           <w:numId w:val="0"/>
         </w:numPr>
         <w:jc w:val="both"/>
@@ -6738,12 +6851,14 @@
           <w:rFonts w:hint="default" w:ascii="Times New Roman" w:hAnsi="Times New Roman"/>
           <w:b/>
           <w:bCs/>
-          <w:sz w:val="24"/>
-          <w:szCs w:val="24"/>
-        </w:rPr>
-      </w:pPr>
-      <w:r>
-        <w:rPr>
+          <w:color w:val="auto"/>
+          <w:sz w:val="24"/>
+          <w:szCs w:val="24"/>
+        </w:rPr>
+      </w:pPr>
+      <w:r>
+        <w:rPr>
+          <w:color w:val="auto"/>
           <w:sz w:val="24"/>
           <w:szCs w:val="24"/>
         </w:rPr>
@@ -6802,15 +6917,17 @@
           <w:rFonts w:hint="default" w:ascii="Times New Roman" w:hAnsi="Times New Roman"/>
           <w:b/>
           <w:bCs/>
-          <w:sz w:val="24"/>
-          <w:szCs w:val="24"/>
-        </w:rPr>
-      </w:pPr>
-      <w:r>
-        <w:rPr>
-          <w:rFonts w:hint="default" w:ascii="Times New Roman" w:hAnsi="Times New Roman"/>
-          <w:b/>
-          <w:bCs/>
+          <w:color w:val="auto"/>
+          <w:sz w:val="24"/>
+          <w:szCs w:val="24"/>
+        </w:rPr>
+      </w:pPr>
+      <w:r>
+        <w:rPr>
+          <w:rFonts w:hint="default" w:ascii="Times New Roman" w:hAnsi="Times New Roman"/>
+          <w:b/>
+          <w:bCs/>
+          <w:color w:val="auto"/>
           <w:sz w:val="24"/>
           <w:szCs w:val="24"/>
         </w:rPr>
@@ -6828,6 +6945,7 @@
           <w:rFonts w:hint="default" w:ascii="Times New Roman" w:hAnsi="Times New Roman"/>
           <w:b/>
           <w:bCs/>
+          <w:color w:val="auto"/>
           <w:sz w:val="24"/>
           <w:szCs w:val="24"/>
           <w:lang w:val="en-US"/>
@@ -6838,6 +6956,7 @@
           <w:rFonts w:hint="default" w:ascii="Times New Roman" w:hAnsi="Times New Roman"/>
           <w:b/>
           <w:bCs/>
+          <w:color w:val="auto"/>
           <w:sz w:val="24"/>
           <w:szCs w:val="24"/>
           <w:lang w:val="en-US"/>
@@ -6858,6 +6977,7 @@
           <w:rFonts w:hint="default" w:ascii="Times New Roman" w:hAnsi="Times New Roman"/>
           <w:b/>
           <w:bCs/>
+          <w:color w:val="auto"/>
           <w:sz w:val="24"/>
           <w:szCs w:val="24"/>
           <w:lang w:val="en-US"/>
@@ -6868,7 +6988,7 @@
           <w:rFonts w:hint="default" w:ascii="Consolas" w:hAnsi="Consolas" w:eastAsia="Consolas" w:cs="Consolas"/>
           <w:b w:val="0"/>
           <w:bCs w:val="0"/>
-          <w:color w:val="0000FF"/>
+          <w:color w:val="auto"/>
           <w:kern w:val="0"/>
           <w:sz w:val="24"/>
           <w:szCs w:val="24"/>
@@ -6882,7 +7002,7 @@
           <w:rFonts w:hint="default" w:ascii="Consolas" w:hAnsi="Consolas" w:eastAsia="Consolas" w:cs="Consolas"/>
           <w:b w:val="0"/>
           <w:bCs w:val="0"/>
-          <w:color w:val="000000"/>
+          <w:color w:val="auto"/>
           <w:kern w:val="0"/>
           <w:sz w:val="24"/>
           <w:szCs w:val="24"/>
@@ -6896,7 +7016,7 @@
           <w:rFonts w:hint="default" w:ascii="Consolas" w:hAnsi="Consolas" w:eastAsia="Consolas" w:cs="Consolas"/>
           <w:b w:val="0"/>
           <w:bCs w:val="0"/>
-          <w:color w:val="0000FF"/>
+          <w:color w:val="auto"/>
           <w:kern w:val="0"/>
           <w:sz w:val="24"/>
           <w:szCs w:val="24"/>
@@ -6910,7 +7030,7 @@
           <w:rFonts w:hint="default" w:ascii="Consolas" w:hAnsi="Consolas" w:eastAsia="Consolas" w:cs="Consolas"/>
           <w:b w:val="0"/>
           <w:bCs w:val="0"/>
-          <w:color w:val="000000"/>
+          <w:color w:val="auto"/>
           <w:kern w:val="0"/>
           <w:sz w:val="24"/>
           <w:szCs w:val="24"/>
@@ -6931,6 +7051,7 @@
           <w:rFonts w:hint="default" w:ascii="Times New Roman" w:hAnsi="Times New Roman"/>
           <w:b/>
           <w:bCs/>
+          <w:color w:val="auto"/>
           <w:sz w:val="24"/>
           <w:szCs w:val="24"/>
           <w:lang w:val="en-US"/>
@@ -6941,6 +7062,7 @@
           <w:rFonts w:hint="default" w:ascii="Times New Roman" w:hAnsi="Times New Roman"/>
           <w:b/>
           <w:bCs/>
+          <w:color w:val="auto"/>
           <w:sz w:val="24"/>
           <w:szCs w:val="24"/>
           <w:lang w:val="en-US"/>
@@ -6951,6 +7073,7 @@
     <w:p>
       <w:pPr>
         <w:numPr>
+          <w:ilvl w:val="0"/>
           <w:numId w:val="0"/>
         </w:numPr>
         <w:jc w:val="both"/>
@@ -6958,12 +7081,14 @@
           <w:rFonts w:hint="default" w:ascii="Times New Roman" w:hAnsi="Times New Roman"/>
           <w:b/>
           <w:bCs/>
-          <w:sz w:val="24"/>
-          <w:szCs w:val="24"/>
-        </w:rPr>
-      </w:pPr>
-      <w:r>
-        <w:rPr>
+          <w:color w:val="auto"/>
+          <w:sz w:val="24"/>
+          <w:szCs w:val="24"/>
+        </w:rPr>
+      </w:pPr>
+      <w:r>
+        <w:rPr>
+          <w:color w:val="auto"/>
           <w:sz w:val="24"/>
           <w:szCs w:val="24"/>
         </w:rPr>
@@ -7022,15 +7147,17 @@
           <w:rFonts w:hint="default" w:ascii="Times New Roman" w:hAnsi="Times New Roman"/>
           <w:b/>
           <w:bCs/>
-          <w:sz w:val="24"/>
-          <w:szCs w:val="24"/>
-        </w:rPr>
-      </w:pPr>
-      <w:r>
-        <w:rPr>
-          <w:rFonts w:hint="default" w:ascii="Times New Roman" w:hAnsi="Times New Roman"/>
-          <w:b/>
-          <w:bCs/>
+          <w:color w:val="auto"/>
+          <w:sz w:val="24"/>
+          <w:szCs w:val="24"/>
+        </w:rPr>
+      </w:pPr>
+      <w:r>
+        <w:rPr>
+          <w:rFonts w:hint="default" w:ascii="Times New Roman" w:hAnsi="Times New Roman"/>
+          <w:b/>
+          <w:bCs/>
+          <w:color w:val="auto"/>
           <w:sz w:val="24"/>
           <w:szCs w:val="24"/>
         </w:rPr>
@@ -7048,6 +7175,7 @@
           <w:rFonts w:hint="default" w:ascii="Times New Roman" w:hAnsi="Times New Roman"/>
           <w:b/>
           <w:bCs/>
+          <w:color w:val="auto"/>
           <w:sz w:val="24"/>
           <w:szCs w:val="24"/>
           <w:lang w:val="en-US"/>
@@ -7058,6 +7186,7 @@
           <w:rFonts w:hint="default" w:ascii="Times New Roman" w:hAnsi="Times New Roman"/>
           <w:b/>
           <w:bCs/>
+          <w:color w:val="auto"/>
           <w:sz w:val="24"/>
           <w:szCs w:val="24"/>
           <w:lang w:val="en-US"/>
@@ -7078,6 +7207,7 @@
           <w:rFonts w:hint="default" w:ascii="Times New Roman" w:hAnsi="Times New Roman"/>
           <w:b/>
           <w:bCs/>
+          <w:color w:val="auto"/>
           <w:sz w:val="24"/>
           <w:szCs w:val="24"/>
           <w:lang w:val="en-US"/>
@@ -7088,7 +7218,7 @@
           <w:rFonts w:hint="default" w:ascii="Consolas" w:hAnsi="Consolas" w:eastAsia="Consolas" w:cs="Consolas"/>
           <w:b w:val="0"/>
           <w:bCs w:val="0"/>
-          <w:color w:val="0000FF"/>
+          <w:color w:val="auto"/>
           <w:kern w:val="0"/>
           <w:sz w:val="24"/>
           <w:szCs w:val="24"/>
@@ -7102,7 +7232,7 @@
           <w:rFonts w:hint="default" w:ascii="Consolas" w:hAnsi="Consolas" w:eastAsia="Consolas" w:cs="Consolas"/>
           <w:b w:val="0"/>
           <w:bCs w:val="0"/>
-          <w:color w:val="000000"/>
+          <w:color w:val="auto"/>
           <w:kern w:val="0"/>
           <w:sz w:val="24"/>
           <w:szCs w:val="24"/>
@@ -7116,7 +7246,7 @@
           <w:rFonts w:hint="default" w:ascii="Consolas" w:hAnsi="Consolas" w:eastAsia="Consolas" w:cs="Consolas"/>
           <w:b w:val="0"/>
           <w:bCs w:val="0"/>
-          <w:color w:val="0000FF"/>
+          <w:color w:val="auto"/>
           <w:kern w:val="0"/>
           <w:sz w:val="24"/>
           <w:szCs w:val="24"/>
@@ -7130,7 +7260,7 @@
           <w:rFonts w:hint="default" w:ascii="Consolas" w:hAnsi="Consolas" w:eastAsia="Consolas" w:cs="Consolas"/>
           <w:b w:val="0"/>
           <w:bCs w:val="0"/>
-          <w:color w:val="000000"/>
+          <w:color w:val="auto"/>
           <w:kern w:val="0"/>
           <w:sz w:val="24"/>
           <w:szCs w:val="24"/>
@@ -7151,6 +7281,7 @@
           <w:rFonts w:hint="default" w:ascii="Times New Roman" w:hAnsi="Times New Roman"/>
           <w:b/>
           <w:bCs/>
+          <w:color w:val="auto"/>
           <w:sz w:val="24"/>
           <w:szCs w:val="24"/>
           <w:lang w:val="en-US"/>
@@ -7161,6 +7292,7 @@
           <w:rFonts w:hint="default" w:ascii="Times New Roman" w:hAnsi="Times New Roman"/>
           <w:b/>
           <w:bCs/>
+          <w:color w:val="auto"/>
           <w:sz w:val="24"/>
           <w:szCs w:val="24"/>
           <w:lang w:val="en-US"/>
@@ -7175,13 +7307,14 @@
           <w:rFonts w:hint="default" w:ascii="Times New Roman" w:hAnsi="Times New Roman"/>
           <w:b/>
           <w:bCs/>
-          <w:sz w:val="24"/>
-          <w:szCs w:val="24"/>
-        </w:rPr>
-      </w:pPr>
-      <w:bookmarkStart w:id="0" w:name="_GoBack"/>
-      <w:r>
-        <w:rPr>
+          <w:color w:val="auto"/>
+          <w:sz w:val="24"/>
+          <w:szCs w:val="24"/>
+        </w:rPr>
+      </w:pPr>
+      <w:r>
+        <w:rPr>
+          <w:color w:val="auto"/>
           <w:sz w:val="24"/>
           <w:szCs w:val="24"/>
         </w:rPr>
@@ -7227,12 +7360,12 @@
           </wp:inline>
         </w:drawing>
       </w:r>
-      <w:bookmarkEnd w:id="0"/>
-      <w:r>
-        <w:rPr>
-          <w:rFonts w:hint="default" w:ascii="Times New Roman" w:hAnsi="Times New Roman"/>
-          <w:b/>
-          <w:bCs/>
+      <w:r>
+        <w:rPr>
+          <w:rFonts w:hint="default" w:ascii="Times New Roman" w:hAnsi="Times New Roman"/>
+          <w:b/>
+          <w:bCs/>
+          <w:color w:val="auto"/>
           <w:sz w:val="24"/>
           <w:szCs w:val="24"/>
         </w:rPr>
@@ -7246,6 +7379,7 @@
           <w:rFonts w:hint="default" w:ascii="Times New Roman" w:hAnsi="Times New Roman"/>
           <w:b/>
           <w:bCs/>
+          <w:color w:val="auto"/>
           <w:sz w:val="24"/>
           <w:szCs w:val="24"/>
           <w:lang w:val="en-US"/>
@@ -7256,6 +7390,7 @@
           <w:rFonts w:hint="default" w:ascii="Times New Roman" w:hAnsi="Times New Roman"/>
           <w:b/>
           <w:bCs/>
+          <w:color w:val="auto"/>
           <w:sz w:val="24"/>
           <w:szCs w:val="24"/>
           <w:lang w:val="en-US"/>
@@ -7274,15 +7409,17 @@
           <w:rFonts w:hint="default" w:ascii="Times New Roman" w:hAnsi="Times New Roman"/>
           <w:b/>
           <w:bCs/>
-          <w:sz w:val="24"/>
-          <w:szCs w:val="24"/>
-        </w:rPr>
-      </w:pPr>
-      <w:r>
-        <w:rPr>
-          <w:rFonts w:hint="default" w:ascii="Times New Roman" w:hAnsi="Times New Roman"/>
-          <w:b/>
-          <w:bCs/>
+          <w:color w:val="auto"/>
+          <w:sz w:val="24"/>
+          <w:szCs w:val="24"/>
+        </w:rPr>
+      </w:pPr>
+      <w:r>
+        <w:rPr>
+          <w:rFonts w:hint="default" w:ascii="Times New Roman" w:hAnsi="Times New Roman"/>
+          <w:b/>
+          <w:bCs/>
+          <w:color w:val="auto"/>
           <w:sz w:val="24"/>
           <w:szCs w:val="24"/>
         </w:rPr>
@@ -7300,6 +7437,7 @@
           <w:rFonts w:hint="default" w:ascii="Times New Roman" w:hAnsi="Times New Roman"/>
           <w:b/>
           <w:bCs/>
+          <w:color w:val="auto"/>
           <w:sz w:val="24"/>
           <w:szCs w:val="24"/>
           <w:lang w:val="en-US"/>
@@ -7310,6 +7448,7 @@
           <w:rFonts w:hint="default" w:ascii="Times New Roman" w:hAnsi="Times New Roman"/>
           <w:b/>
           <w:bCs/>
+          <w:color w:val="auto"/>
           <w:sz w:val="24"/>
           <w:szCs w:val="24"/>
           <w:lang w:val="en-US"/>
@@ -7328,6 +7467,7 @@
           <w:rFonts w:hint="default" w:ascii="Times New Roman" w:hAnsi="Times New Roman"/>
           <w:b/>
           <w:bCs/>
+          <w:color w:val="auto"/>
           <w:sz w:val="24"/>
           <w:szCs w:val="24"/>
           <w:lang w:val="en-US"/>
@@ -7347,17 +7487,17 @@
           <w:rFonts w:ascii="Consolas" w:hAnsi="Consolas" w:eastAsia="Consolas" w:cs="Consolas"/>
           <w:b w:val="0"/>
           <w:bCs w:val="0"/>
-          <w:color w:val="000000"/>
-          <w:sz w:val="24"/>
-          <w:szCs w:val="24"/>
-        </w:rPr>
-      </w:pPr>
-      <w:r>
-        <w:rPr>
-          <w:rFonts w:hint="default" w:ascii="Consolas" w:hAnsi="Consolas" w:eastAsia="Consolas" w:cs="Consolas"/>
-          <w:b w:val="0"/>
-          <w:bCs w:val="0"/>
-          <w:color w:val="0000FF"/>
+          <w:color w:val="auto"/>
+          <w:sz w:val="24"/>
+          <w:szCs w:val="24"/>
+        </w:rPr>
+      </w:pPr>
+      <w:r>
+        <w:rPr>
+          <w:rFonts w:hint="default" w:ascii="Consolas" w:hAnsi="Consolas" w:eastAsia="Consolas" w:cs="Consolas"/>
+          <w:b w:val="0"/>
+          <w:bCs w:val="0"/>
+          <w:color w:val="auto"/>
           <w:kern w:val="0"/>
           <w:sz w:val="24"/>
           <w:szCs w:val="24"/>
@@ -7371,7 +7511,7 @@
           <w:rFonts w:hint="default" w:ascii="Consolas" w:hAnsi="Consolas" w:eastAsia="Consolas" w:cs="Consolas"/>
           <w:b w:val="0"/>
           <w:bCs w:val="0"/>
-          <w:color w:val="000000"/>
+          <w:color w:val="auto"/>
           <w:kern w:val="0"/>
           <w:sz w:val="24"/>
           <w:szCs w:val="24"/>
@@ -7385,7 +7525,7 @@
           <w:rFonts w:hint="default" w:ascii="Consolas" w:hAnsi="Consolas" w:eastAsia="Consolas" w:cs="Consolas"/>
           <w:b w:val="0"/>
           <w:bCs w:val="0"/>
-          <w:color w:val="0000FF"/>
+          <w:color w:val="auto"/>
           <w:kern w:val="0"/>
           <w:sz w:val="24"/>
           <w:szCs w:val="24"/>
@@ -7399,7 +7539,7 @@
           <w:rFonts w:hint="default" w:ascii="Consolas" w:hAnsi="Consolas" w:eastAsia="Consolas" w:cs="Consolas"/>
           <w:b w:val="0"/>
           <w:bCs w:val="0"/>
-          <w:color w:val="000000"/>
+          <w:color w:val="auto"/>
           <w:kern w:val="0"/>
           <w:sz w:val="24"/>
           <w:szCs w:val="24"/>
@@ -7413,7 +7553,7 @@
           <w:rFonts w:hint="default" w:ascii="Consolas" w:hAnsi="Consolas" w:eastAsia="Consolas" w:cs="Consolas"/>
           <w:b w:val="0"/>
           <w:bCs w:val="0"/>
-          <w:color w:val="0000FF"/>
+          <w:color w:val="auto"/>
           <w:kern w:val="0"/>
           <w:sz w:val="24"/>
           <w:szCs w:val="24"/>
@@ -7436,17 +7576,17 @@
           <w:rFonts w:hint="default" w:ascii="Consolas" w:hAnsi="Consolas" w:eastAsia="Consolas" w:cs="Consolas"/>
           <w:b w:val="0"/>
           <w:bCs w:val="0"/>
-          <w:color w:val="000000"/>
-          <w:sz w:val="24"/>
-          <w:szCs w:val="24"/>
-        </w:rPr>
-      </w:pPr>
-      <w:r>
-        <w:rPr>
-          <w:rFonts w:hint="default" w:ascii="Consolas" w:hAnsi="Consolas" w:eastAsia="Consolas" w:cs="Consolas"/>
-          <w:b w:val="0"/>
-          <w:bCs w:val="0"/>
-          <w:color w:val="0000FF"/>
+          <w:color w:val="auto"/>
+          <w:sz w:val="24"/>
+          <w:szCs w:val="24"/>
+        </w:rPr>
+      </w:pPr>
+      <w:r>
+        <w:rPr>
+          <w:rFonts w:hint="default" w:ascii="Consolas" w:hAnsi="Consolas" w:eastAsia="Consolas" w:cs="Consolas"/>
+          <w:b w:val="0"/>
+          <w:bCs w:val="0"/>
+          <w:color w:val="auto"/>
           <w:kern w:val="0"/>
           <w:sz w:val="24"/>
           <w:szCs w:val="24"/>
@@ -7460,7 +7600,7 @@
           <w:rFonts w:hint="default" w:ascii="Consolas" w:hAnsi="Consolas" w:eastAsia="Consolas" w:cs="Consolas"/>
           <w:b w:val="0"/>
           <w:bCs w:val="0"/>
-          <w:color w:val="000000"/>
+          <w:color w:val="auto"/>
           <w:kern w:val="0"/>
           <w:sz w:val="24"/>
           <w:szCs w:val="24"/>
@@ -7483,17 +7623,17 @@
           <w:rFonts w:hint="default" w:ascii="Consolas" w:hAnsi="Consolas" w:eastAsia="Consolas" w:cs="Consolas"/>
           <w:b w:val="0"/>
           <w:bCs w:val="0"/>
-          <w:color w:val="000000"/>
-          <w:sz w:val="24"/>
-          <w:szCs w:val="24"/>
-        </w:rPr>
-      </w:pPr>
-      <w:r>
-        <w:rPr>
-          <w:rFonts w:hint="default" w:ascii="Consolas" w:hAnsi="Consolas" w:eastAsia="Consolas" w:cs="Consolas"/>
-          <w:b w:val="0"/>
-          <w:bCs w:val="0"/>
-          <w:color w:val="0000FF"/>
+          <w:color w:val="auto"/>
+          <w:sz w:val="24"/>
+          <w:szCs w:val="24"/>
+        </w:rPr>
+      </w:pPr>
+      <w:r>
+        <w:rPr>
+          <w:rFonts w:hint="default" w:ascii="Consolas" w:hAnsi="Consolas" w:eastAsia="Consolas" w:cs="Consolas"/>
+          <w:b w:val="0"/>
+          <w:bCs w:val="0"/>
+          <w:color w:val="auto"/>
           <w:kern w:val="0"/>
           <w:sz w:val="24"/>
           <w:szCs w:val="24"/>
@@ -7507,7 +7647,7 @@
           <w:rFonts w:hint="default" w:ascii="Consolas" w:hAnsi="Consolas" w:eastAsia="Consolas" w:cs="Consolas"/>
           <w:b w:val="0"/>
           <w:bCs w:val="0"/>
-          <w:color w:val="000000"/>
+          <w:color w:val="auto"/>
           <w:kern w:val="0"/>
           <w:sz w:val="24"/>
           <w:szCs w:val="24"/>
@@ -7521,7 +7661,7 @@
           <w:rFonts w:hint="default" w:ascii="Consolas" w:hAnsi="Consolas" w:eastAsia="Consolas" w:cs="Consolas"/>
           <w:b w:val="0"/>
           <w:bCs w:val="0"/>
-          <w:color w:val="0000FF"/>
+          <w:color w:val="auto"/>
           <w:kern w:val="0"/>
           <w:sz w:val="24"/>
           <w:szCs w:val="24"/>
@@ -7535,7 +7675,7 @@
           <w:rFonts w:hint="default" w:ascii="Consolas" w:hAnsi="Consolas" w:eastAsia="Consolas" w:cs="Consolas"/>
           <w:b w:val="0"/>
           <w:bCs w:val="0"/>
-          <w:color w:val="000000"/>
+          <w:color w:val="auto"/>
           <w:kern w:val="0"/>
           <w:sz w:val="24"/>
           <w:szCs w:val="24"/>
@@ -7549,7 +7689,7 @@
           <w:rFonts w:hint="default" w:ascii="Consolas" w:hAnsi="Consolas" w:eastAsia="Consolas" w:cs="Consolas"/>
           <w:b w:val="0"/>
           <w:bCs w:val="0"/>
-          <w:color w:val="0000FF"/>
+          <w:color w:val="auto"/>
           <w:kern w:val="0"/>
           <w:sz w:val="24"/>
           <w:szCs w:val="24"/>
@@ -7563,7 +7703,7 @@
           <w:rFonts w:hint="default" w:ascii="Consolas" w:hAnsi="Consolas" w:eastAsia="Consolas" w:cs="Consolas"/>
           <w:b w:val="0"/>
           <w:bCs w:val="0"/>
-          <w:color w:val="000000"/>
+          <w:color w:val="auto"/>
           <w:kern w:val="0"/>
           <w:sz w:val="24"/>
           <w:szCs w:val="24"/>
@@ -7586,17 +7726,17 @@
           <w:rFonts w:hint="default" w:ascii="Consolas" w:hAnsi="Consolas" w:eastAsia="Consolas" w:cs="Consolas"/>
           <w:b w:val="0"/>
           <w:bCs w:val="0"/>
-          <w:color w:val="000000"/>
-          <w:sz w:val="24"/>
-          <w:szCs w:val="24"/>
-        </w:rPr>
-      </w:pPr>
-      <w:r>
-        <w:rPr>
-          <w:rFonts w:hint="default" w:ascii="Consolas" w:hAnsi="Consolas" w:eastAsia="Consolas" w:cs="Consolas"/>
-          <w:b w:val="0"/>
-          <w:bCs w:val="0"/>
-          <w:color w:val="0000FF"/>
+          <w:color w:val="auto"/>
+          <w:sz w:val="24"/>
+          <w:szCs w:val="24"/>
+        </w:rPr>
+      </w:pPr>
+      <w:r>
+        <w:rPr>
+          <w:rFonts w:hint="default" w:ascii="Consolas" w:hAnsi="Consolas" w:eastAsia="Consolas" w:cs="Consolas"/>
+          <w:b w:val="0"/>
+          <w:bCs w:val="0"/>
+          <w:color w:val="auto"/>
           <w:kern w:val="0"/>
           <w:sz w:val="24"/>
           <w:szCs w:val="24"/>
@@ -7610,7 +7750,7 @@
           <w:rFonts w:hint="default" w:ascii="Consolas" w:hAnsi="Consolas" w:eastAsia="Consolas" w:cs="Consolas"/>
           <w:b w:val="0"/>
           <w:bCs w:val="0"/>
-          <w:color w:val="000000"/>
+          <w:color w:val="auto"/>
           <w:kern w:val="0"/>
           <w:sz w:val="24"/>
           <w:szCs w:val="24"/>
@@ -7624,7 +7764,7 @@
           <w:rFonts w:hint="default" w:ascii="Consolas" w:hAnsi="Consolas" w:eastAsia="Consolas" w:cs="Consolas"/>
           <w:b w:val="0"/>
           <w:bCs w:val="0"/>
-          <w:color w:val="0000FF"/>
+          <w:color w:val="auto"/>
           <w:kern w:val="0"/>
           <w:sz w:val="24"/>
           <w:szCs w:val="24"/>
@@ -7638,7 +7778,7 @@
           <w:rFonts w:hint="default" w:ascii="Consolas" w:hAnsi="Consolas" w:eastAsia="Consolas" w:cs="Consolas"/>
           <w:b w:val="0"/>
           <w:bCs w:val="0"/>
-          <w:color w:val="000000"/>
+          <w:color w:val="auto"/>
           <w:kern w:val="0"/>
           <w:sz w:val="24"/>
           <w:szCs w:val="24"/>
@@ -7659,6 +7799,7 @@
           <w:rFonts w:hint="default" w:ascii="Times New Roman" w:hAnsi="Times New Roman"/>
           <w:b/>
           <w:bCs/>
+          <w:color w:val="auto"/>
           <w:sz w:val="24"/>
           <w:szCs w:val="24"/>
           <w:lang w:val="en-US"/>
@@ -7676,6 +7817,7 @@
           <w:rFonts w:hint="default" w:ascii="Times New Roman" w:hAnsi="Times New Roman"/>
           <w:b/>
           <w:bCs/>
+          <w:color w:val="auto"/>
           <w:sz w:val="24"/>
           <w:szCs w:val="24"/>
           <w:lang w:val="en-US"/>
@@ -7686,6 +7828,7 @@
           <w:rFonts w:hint="default" w:ascii="Times New Roman" w:hAnsi="Times New Roman"/>
           <w:b/>
           <w:bCs/>
+          <w:color w:val="auto"/>
           <w:sz w:val="24"/>
           <w:szCs w:val="24"/>
           <w:lang w:val="en-US"/>
@@ -7704,6 +7847,7 @@
           <w:rFonts w:hint="default" w:ascii="Times New Roman" w:hAnsi="Times New Roman"/>
           <w:b/>
           <w:bCs/>
+          <w:color w:val="auto"/>
           <w:sz w:val="24"/>
           <w:szCs w:val="24"/>
           <w:lang w:val="en-US"/>
@@ -7711,6 +7855,7 @@
       </w:pPr>
       <w:r>
         <w:rPr>
+          <w:color w:val="auto"/>
           <w:sz w:val="24"/>
           <w:szCs w:val="24"/>
         </w:rPr>
@@ -7760,6 +7905,7 @@
     <w:p>
       <w:pPr>
         <w:numPr>
+          <w:ilvl w:val="0"/>
           <w:numId w:val="0"/>
         </w:numPr>
         <w:jc w:val="both"/>
@@ -7767,6 +7913,7 @@
           <w:rFonts w:hint="default" w:ascii="Times New Roman" w:hAnsi="Times New Roman"/>
           <w:b/>
           <w:bCs/>
+          <w:color w:val="auto"/>
           <w:sz w:val="24"/>
           <w:szCs w:val="24"/>
         </w:rPr>
@@ -7784,15 +7931,17 @@
           <w:rFonts w:hint="default" w:ascii="Times New Roman" w:hAnsi="Times New Roman"/>
           <w:b/>
           <w:bCs/>
-          <w:sz w:val="24"/>
-          <w:szCs w:val="24"/>
-        </w:rPr>
-      </w:pPr>
-      <w:r>
-        <w:rPr>
-          <w:rFonts w:hint="default" w:ascii="Times New Roman" w:hAnsi="Times New Roman"/>
-          <w:b/>
-          <w:bCs/>
+          <w:color w:val="auto"/>
+          <w:sz w:val="24"/>
+          <w:szCs w:val="24"/>
+        </w:rPr>
+      </w:pPr>
+      <w:r>
+        <w:rPr>
+          <w:rFonts w:hint="default" w:ascii="Times New Roman" w:hAnsi="Times New Roman"/>
+          <w:b/>
+          <w:bCs/>
+          <w:color w:val="auto"/>
           <w:sz w:val="24"/>
           <w:szCs w:val="24"/>
         </w:rPr>
@@ -7810,6 +7959,7 @@
           <w:rFonts w:hint="default" w:ascii="Times New Roman" w:hAnsi="Times New Roman"/>
           <w:b/>
           <w:bCs/>
+          <w:color w:val="auto"/>
           <w:sz w:val="24"/>
           <w:szCs w:val="24"/>
           <w:lang w:val="en-US"/>
@@ -7820,6 +7970,7 @@
           <w:rFonts w:hint="default" w:ascii="Times New Roman" w:hAnsi="Times New Roman"/>
           <w:b/>
           <w:bCs/>
+          <w:color w:val="auto"/>
           <w:sz w:val="24"/>
           <w:szCs w:val="24"/>
           <w:lang w:val="en-US"/>
@@ -7840,17 +7991,17 @@
           <w:rFonts w:ascii="Consolas" w:hAnsi="Consolas" w:eastAsia="Consolas" w:cs="Consolas"/>
           <w:b w:val="0"/>
           <w:bCs w:val="0"/>
-          <w:color w:val="000000"/>
-          <w:sz w:val="24"/>
-          <w:szCs w:val="24"/>
-        </w:rPr>
-      </w:pPr>
-      <w:r>
-        <w:rPr>
-          <w:rFonts w:hint="default" w:ascii="Consolas" w:hAnsi="Consolas" w:eastAsia="Consolas" w:cs="Consolas"/>
-          <w:b w:val="0"/>
-          <w:bCs w:val="0"/>
-          <w:color w:val="0000FF"/>
+          <w:color w:val="auto"/>
+          <w:sz w:val="24"/>
+          <w:szCs w:val="24"/>
+        </w:rPr>
+      </w:pPr>
+      <w:r>
+        <w:rPr>
+          <w:rFonts w:hint="default" w:ascii="Consolas" w:hAnsi="Consolas" w:eastAsia="Consolas" w:cs="Consolas"/>
+          <w:b w:val="0"/>
+          <w:bCs w:val="0"/>
+          <w:color w:val="auto"/>
           <w:kern w:val="0"/>
           <w:sz w:val="24"/>
           <w:szCs w:val="24"/>
@@ -7864,7 +8015,7 @@
           <w:rFonts w:hint="default" w:ascii="Consolas" w:hAnsi="Consolas" w:eastAsia="Consolas" w:cs="Consolas"/>
           <w:b w:val="0"/>
           <w:bCs w:val="0"/>
-          <w:color w:val="000000"/>
+          <w:color w:val="auto"/>
           <w:kern w:val="0"/>
           <w:sz w:val="24"/>
           <w:szCs w:val="24"/>
@@ -7878,7 +8029,7 @@
           <w:rFonts w:hint="default" w:ascii="Consolas" w:hAnsi="Consolas" w:eastAsia="Consolas" w:cs="Consolas"/>
           <w:b w:val="0"/>
           <w:bCs w:val="0"/>
-          <w:color w:val="0000FF"/>
+          <w:color w:val="auto"/>
           <w:kern w:val="0"/>
           <w:sz w:val="24"/>
           <w:szCs w:val="24"/>
@@ -7901,17 +8052,17 @@
           <w:rFonts w:hint="default" w:ascii="Consolas" w:hAnsi="Consolas" w:eastAsia="Consolas" w:cs="Consolas"/>
           <w:b w:val="0"/>
           <w:bCs w:val="0"/>
-          <w:color w:val="000000"/>
-          <w:sz w:val="24"/>
-          <w:szCs w:val="24"/>
-        </w:rPr>
-      </w:pPr>
-      <w:r>
-        <w:rPr>
-          <w:rFonts w:hint="default" w:ascii="Consolas" w:hAnsi="Consolas" w:eastAsia="Consolas" w:cs="Consolas"/>
-          <w:b w:val="0"/>
-          <w:bCs w:val="0"/>
-          <w:color w:val="000000"/>
+          <w:color w:val="auto"/>
+          <w:sz w:val="24"/>
+          <w:szCs w:val="24"/>
+        </w:rPr>
+      </w:pPr>
+      <w:r>
+        <w:rPr>
+          <w:rFonts w:hint="default" w:ascii="Consolas" w:hAnsi="Consolas" w:eastAsia="Consolas" w:cs="Consolas"/>
+          <w:b w:val="0"/>
+          <w:bCs w:val="0"/>
+          <w:color w:val="auto"/>
           <w:kern w:val="0"/>
           <w:sz w:val="24"/>
           <w:szCs w:val="24"/>
@@ -7925,7 +8076,7 @@
           <w:rFonts w:hint="default" w:ascii="Consolas" w:hAnsi="Consolas" w:eastAsia="Consolas" w:cs="Consolas"/>
           <w:b w:val="0"/>
           <w:bCs w:val="0"/>
-          <w:color w:val="098658"/>
+          <w:color w:val="auto"/>
           <w:kern w:val="0"/>
           <w:sz w:val="24"/>
           <w:szCs w:val="24"/>
@@ -7939,7 +8090,7 @@
           <w:rFonts w:hint="default" w:ascii="Consolas" w:hAnsi="Consolas" w:eastAsia="Consolas" w:cs="Consolas"/>
           <w:b w:val="0"/>
           <w:bCs w:val="0"/>
-          <w:color w:val="000000"/>
+          <w:color w:val="auto"/>
           <w:kern w:val="0"/>
           <w:sz w:val="24"/>
           <w:szCs w:val="24"/>
@@ -7953,7 +8104,7 @@
           <w:rFonts w:hint="default" w:ascii="Consolas" w:hAnsi="Consolas" w:eastAsia="Consolas" w:cs="Consolas"/>
           <w:b w:val="0"/>
           <w:bCs w:val="0"/>
-          <w:color w:val="A31515"/>
+          <w:color w:val="auto"/>
           <w:kern w:val="0"/>
           <w:sz w:val="24"/>
           <w:szCs w:val="24"/>
@@ -7967,7 +8118,7 @@
           <w:rFonts w:hint="default" w:ascii="Consolas" w:hAnsi="Consolas" w:eastAsia="Consolas" w:cs="Consolas"/>
           <w:b w:val="0"/>
           <w:bCs w:val="0"/>
-          <w:color w:val="000000"/>
+          <w:color w:val="auto"/>
           <w:kern w:val="0"/>
           <w:sz w:val="24"/>
           <w:szCs w:val="24"/>
@@ -7981,7 +8132,7 @@
           <w:rFonts w:hint="default" w:ascii="Consolas" w:hAnsi="Consolas" w:eastAsia="Consolas" w:cs="Consolas"/>
           <w:b w:val="0"/>
           <w:bCs w:val="0"/>
-          <w:color w:val="A31515"/>
+          <w:color w:val="auto"/>
           <w:kern w:val="0"/>
           <w:sz w:val="24"/>
           <w:szCs w:val="24"/>
@@ -7995,7 +8146,7 @@
           <w:rFonts w:hint="default" w:ascii="Consolas" w:hAnsi="Consolas" w:eastAsia="Consolas" w:cs="Consolas"/>
           <w:b w:val="0"/>
           <w:bCs w:val="0"/>
-          <w:color w:val="000000"/>
+          <w:color w:val="auto"/>
           <w:kern w:val="0"/>
           <w:sz w:val="24"/>
           <w:szCs w:val="24"/>
@@ -8009,7 +8160,7 @@
           <w:rFonts w:hint="default" w:ascii="Consolas" w:hAnsi="Consolas" w:eastAsia="Consolas" w:cs="Consolas"/>
           <w:b w:val="0"/>
           <w:bCs w:val="0"/>
-          <w:color w:val="098658"/>
+          <w:color w:val="auto"/>
           <w:kern w:val="0"/>
           <w:sz w:val="24"/>
           <w:szCs w:val="24"/>
@@ -8023,7 +8174,7 @@
           <w:rFonts w:hint="default" w:ascii="Consolas" w:hAnsi="Consolas" w:eastAsia="Consolas" w:cs="Consolas"/>
           <w:b w:val="0"/>
           <w:bCs w:val="0"/>
-          <w:color w:val="000000"/>
+          <w:color w:val="auto"/>
           <w:kern w:val="0"/>
           <w:sz w:val="24"/>
           <w:szCs w:val="24"/>
@@ -8037,7 +8188,7 @@
           <w:rFonts w:hint="default" w:ascii="Consolas" w:hAnsi="Consolas" w:eastAsia="Consolas" w:cs="Consolas"/>
           <w:b w:val="0"/>
           <w:bCs w:val="0"/>
-          <w:color w:val="A31515"/>
+          <w:color w:val="auto"/>
           <w:kern w:val="0"/>
           <w:sz w:val="24"/>
           <w:szCs w:val="24"/>
@@ -8051,7 +8202,7 @@
           <w:rFonts w:hint="default" w:ascii="Consolas" w:hAnsi="Consolas" w:eastAsia="Consolas" w:cs="Consolas"/>
           <w:b w:val="0"/>
           <w:bCs w:val="0"/>
-          <w:color w:val="000000"/>
+          <w:color w:val="auto"/>
           <w:kern w:val="0"/>
           <w:sz w:val="24"/>
           <w:szCs w:val="24"/>
@@ -8065,7 +8216,7 @@
           <w:rFonts w:hint="default" w:ascii="Consolas" w:hAnsi="Consolas" w:eastAsia="Consolas" w:cs="Consolas"/>
           <w:b w:val="0"/>
           <w:bCs w:val="0"/>
-          <w:color w:val="A31515"/>
+          <w:color w:val="auto"/>
           <w:kern w:val="0"/>
           <w:sz w:val="24"/>
           <w:szCs w:val="24"/>
@@ -8079,7 +8230,7 @@
           <w:rFonts w:hint="default" w:ascii="Consolas" w:hAnsi="Consolas" w:eastAsia="Consolas" w:cs="Consolas"/>
           <w:b w:val="0"/>
           <w:bCs w:val="0"/>
-          <w:color w:val="000000"/>
+          <w:color w:val="auto"/>
           <w:kern w:val="0"/>
           <w:sz w:val="24"/>
           <w:szCs w:val="24"/>
@@ -8093,7 +8244,7 @@
           <w:rFonts w:hint="default" w:ascii="Consolas" w:hAnsi="Consolas" w:eastAsia="Consolas" w:cs="Consolas"/>
           <w:b w:val="0"/>
           <w:bCs w:val="0"/>
-          <w:color w:val="A31515"/>
+          <w:color w:val="auto"/>
           <w:kern w:val="0"/>
           <w:sz w:val="24"/>
           <w:szCs w:val="24"/>
@@ -8107,7 +8258,7 @@
           <w:rFonts w:hint="default" w:ascii="Consolas" w:hAnsi="Consolas" w:eastAsia="Consolas" w:cs="Consolas"/>
           <w:b w:val="0"/>
           <w:bCs w:val="0"/>
-          <w:color w:val="000000"/>
+          <w:color w:val="auto"/>
           <w:kern w:val="0"/>
           <w:sz w:val="24"/>
           <w:szCs w:val="24"/>
@@ -8128,6 +8279,7 @@
           <w:rFonts w:hint="default" w:ascii="Times New Roman" w:hAnsi="Times New Roman"/>
           <w:b/>
           <w:bCs/>
+          <w:color w:val="auto"/>
           <w:sz w:val="24"/>
           <w:szCs w:val="24"/>
           <w:lang w:val="en-US"/>
@@ -8145,6 +8297,7 @@
           <w:rFonts w:hint="default" w:ascii="Times New Roman" w:hAnsi="Times New Roman"/>
           <w:b/>
           <w:bCs/>
+          <w:color w:val="auto"/>
           <w:sz w:val="24"/>
           <w:szCs w:val="24"/>
           <w:lang w:val="en-US"/>
@@ -8155,6 +8308,7 @@
           <w:rFonts w:hint="default" w:ascii="Times New Roman" w:hAnsi="Times New Roman"/>
           <w:b/>
           <w:bCs/>
+          <w:color w:val="auto"/>
           <w:sz w:val="24"/>
           <w:szCs w:val="24"/>
           <w:lang w:val="en-US"/>
@@ -8165,16 +8319,19 @@
     <w:p>
       <w:pPr>
         <w:numPr>
+          <w:ilvl w:val="0"/>
           <w:numId w:val="0"/>
         </w:numPr>
         <w:jc w:val="both"/>
         <w:rPr>
-          <w:sz w:val="24"/>
-          <w:szCs w:val="24"/>
-        </w:rPr>
-      </w:pPr>
-      <w:r>
-        <w:rPr>
+          <w:color w:val="auto"/>
+          <w:sz w:val="24"/>
+          <w:szCs w:val="24"/>
+        </w:rPr>
+      </w:pPr>
+      <w:r>
+        <w:rPr>
+          <w:color w:val="auto"/>
           <w:sz w:val="24"/>
           <w:szCs w:val="24"/>
         </w:rPr>
@@ -8224,11 +8381,13 @@
     <w:p>
       <w:pPr>
         <w:numPr>
+          <w:ilvl w:val="0"/>
           <w:numId w:val="0"/>
         </w:numPr>
         <w:jc w:val="both"/>
         <w:rPr>
           <w:rFonts w:hint="default"/>
+          <w:color w:val="auto"/>
           <w:sz w:val="24"/>
           <w:szCs w:val="24"/>
         </w:rPr>
@@ -8246,15 +8405,17 @@
           <w:rFonts w:hint="default" w:ascii="Times New Roman" w:hAnsi="Times New Roman"/>
           <w:b/>
           <w:bCs/>
-          <w:sz w:val="24"/>
-          <w:szCs w:val="24"/>
-        </w:rPr>
-      </w:pPr>
-      <w:r>
-        <w:rPr>
-          <w:rFonts w:hint="default" w:ascii="Times New Roman" w:hAnsi="Times New Roman"/>
-          <w:b/>
-          <w:bCs/>
+          <w:color w:val="auto"/>
+          <w:sz w:val="24"/>
+          <w:szCs w:val="24"/>
+        </w:rPr>
+      </w:pPr>
+      <w:r>
+        <w:rPr>
+          <w:rFonts w:hint="default" w:ascii="Times New Roman" w:hAnsi="Times New Roman"/>
+          <w:b/>
+          <w:bCs/>
+          <w:color w:val="auto"/>
           <w:sz w:val="24"/>
           <w:szCs w:val="24"/>
         </w:rPr>
@@ -8272,6 +8433,7 @@
           <w:rFonts w:hint="default" w:ascii="Times New Roman" w:hAnsi="Times New Roman"/>
           <w:b/>
           <w:bCs/>
+          <w:color w:val="auto"/>
           <w:sz w:val="24"/>
           <w:szCs w:val="24"/>
           <w:lang w:val="en-US"/>
@@ -8282,6 +8444,7 @@
           <w:rFonts w:hint="default" w:ascii="Times New Roman" w:hAnsi="Times New Roman"/>
           <w:b/>
           <w:bCs/>
+          <w:color w:val="auto"/>
           <w:sz w:val="24"/>
           <w:szCs w:val="24"/>
           <w:lang w:val="en-US"/>
@@ -8302,17 +8465,17 @@
           <w:rFonts w:ascii="Consolas" w:hAnsi="Consolas" w:eastAsia="Consolas" w:cs="Consolas"/>
           <w:b w:val="0"/>
           <w:bCs w:val="0"/>
-          <w:color w:val="000000"/>
-          <w:sz w:val="24"/>
-          <w:szCs w:val="24"/>
-        </w:rPr>
-      </w:pPr>
-      <w:r>
-        <w:rPr>
-          <w:rFonts w:hint="default" w:ascii="Consolas" w:hAnsi="Consolas" w:eastAsia="Consolas" w:cs="Consolas"/>
-          <w:b w:val="0"/>
-          <w:bCs w:val="0"/>
-          <w:color w:val="0000FF"/>
+          <w:color w:val="auto"/>
+          <w:sz w:val="24"/>
+          <w:szCs w:val="24"/>
+        </w:rPr>
+      </w:pPr>
+      <w:r>
+        <w:rPr>
+          <w:rFonts w:hint="default" w:ascii="Consolas" w:hAnsi="Consolas" w:eastAsia="Consolas" w:cs="Consolas"/>
+          <w:b w:val="0"/>
+          <w:bCs w:val="0"/>
+          <w:color w:val="auto"/>
           <w:kern w:val="0"/>
           <w:sz w:val="24"/>
           <w:szCs w:val="24"/>
@@ -8326,7 +8489,7 @@
           <w:rFonts w:hint="default" w:ascii="Consolas" w:hAnsi="Consolas" w:eastAsia="Consolas" w:cs="Consolas"/>
           <w:b w:val="0"/>
           <w:bCs w:val="0"/>
-          <w:color w:val="000000"/>
+          <w:color w:val="auto"/>
           <w:kern w:val="0"/>
           <w:sz w:val="24"/>
           <w:szCs w:val="24"/>
@@ -8349,17 +8512,17 @@
           <w:rFonts w:hint="default" w:ascii="Consolas" w:hAnsi="Consolas" w:eastAsia="Consolas" w:cs="Consolas"/>
           <w:b w:val="0"/>
           <w:bCs w:val="0"/>
-          <w:color w:val="000000"/>
-          <w:sz w:val="24"/>
-          <w:szCs w:val="24"/>
-        </w:rPr>
-      </w:pPr>
-      <w:r>
-        <w:rPr>
-          <w:rFonts w:hint="default" w:ascii="Consolas" w:hAnsi="Consolas" w:eastAsia="Consolas" w:cs="Consolas"/>
-          <w:b w:val="0"/>
-          <w:bCs w:val="0"/>
-          <w:color w:val="0000FF"/>
+          <w:color w:val="auto"/>
+          <w:sz w:val="24"/>
+          <w:szCs w:val="24"/>
+        </w:rPr>
+      </w:pPr>
+      <w:r>
+        <w:rPr>
+          <w:rFonts w:hint="default" w:ascii="Consolas" w:hAnsi="Consolas" w:eastAsia="Consolas" w:cs="Consolas"/>
+          <w:b w:val="0"/>
+          <w:bCs w:val="0"/>
+          <w:color w:val="auto"/>
           <w:kern w:val="0"/>
           <w:sz w:val="24"/>
           <w:szCs w:val="24"/>
@@ -8373,7 +8536,7 @@
           <w:rFonts w:hint="default" w:ascii="Consolas" w:hAnsi="Consolas" w:eastAsia="Consolas" w:cs="Consolas"/>
           <w:b w:val="0"/>
           <w:bCs w:val="0"/>
-          <w:color w:val="000000"/>
+          <w:color w:val="auto"/>
           <w:kern w:val="0"/>
           <w:sz w:val="24"/>
           <w:szCs w:val="24"/>
@@ -8387,7 +8550,7 @@
           <w:rFonts w:hint="default" w:ascii="Consolas" w:hAnsi="Consolas" w:eastAsia="Consolas" w:cs="Consolas"/>
           <w:b w:val="0"/>
           <w:bCs w:val="0"/>
-          <w:color w:val="0000FF"/>
+          <w:color w:val="auto"/>
           <w:kern w:val="0"/>
           <w:sz w:val="24"/>
           <w:szCs w:val="24"/>
@@ -8401,7 +8564,7 @@
           <w:rFonts w:hint="default" w:ascii="Consolas" w:hAnsi="Consolas" w:eastAsia="Consolas" w:cs="Consolas"/>
           <w:b w:val="0"/>
           <w:bCs w:val="0"/>
-          <w:color w:val="000000"/>
+          <w:color w:val="auto"/>
           <w:kern w:val="0"/>
           <w:sz w:val="24"/>
           <w:szCs w:val="24"/>
@@ -8415,7 +8578,7 @@
           <w:rFonts w:hint="default" w:ascii="Consolas" w:hAnsi="Consolas" w:eastAsia="Consolas" w:cs="Consolas"/>
           <w:b w:val="0"/>
           <w:bCs w:val="0"/>
-          <w:color w:val="0000FF"/>
+          <w:color w:val="auto"/>
           <w:kern w:val="0"/>
           <w:sz w:val="24"/>
           <w:szCs w:val="24"/>
@@ -8429,7 +8592,7 @@
           <w:rFonts w:hint="default" w:ascii="Consolas" w:hAnsi="Consolas" w:eastAsia="Consolas" w:cs="Consolas"/>
           <w:b w:val="0"/>
           <w:bCs w:val="0"/>
-          <w:color w:val="000000"/>
+          <w:color w:val="auto"/>
           <w:kern w:val="0"/>
           <w:sz w:val="24"/>
           <w:szCs w:val="24"/>
@@ -8443,7 +8606,7 @@
           <w:rFonts w:hint="default" w:ascii="Consolas" w:hAnsi="Consolas" w:eastAsia="Consolas" w:cs="Consolas"/>
           <w:b w:val="0"/>
           <w:bCs w:val="0"/>
-          <w:color w:val="098658"/>
+          <w:color w:val="auto"/>
           <w:kern w:val="0"/>
           <w:sz w:val="24"/>
           <w:szCs w:val="24"/>
@@ -8457,7 +8620,7 @@
           <w:rFonts w:hint="default" w:ascii="Consolas" w:hAnsi="Consolas" w:eastAsia="Consolas" w:cs="Consolas"/>
           <w:b w:val="0"/>
           <w:bCs w:val="0"/>
-          <w:color w:val="000000"/>
+          <w:color w:val="auto"/>
           <w:kern w:val="0"/>
           <w:sz w:val="24"/>
           <w:szCs w:val="24"/>
@@ -8478,6 +8641,7 @@
           <w:rFonts w:hint="default" w:ascii="Times New Roman" w:hAnsi="Times New Roman"/>
           <w:b/>
           <w:bCs/>
+          <w:color w:val="auto"/>
           <w:sz w:val="24"/>
           <w:szCs w:val="24"/>
           <w:lang w:val="en-US"/>
@@ -8495,6 +8659,7 @@
           <w:rFonts w:hint="default" w:ascii="Times New Roman" w:hAnsi="Times New Roman"/>
           <w:b/>
           <w:bCs/>
+          <w:color w:val="auto"/>
           <w:sz w:val="24"/>
           <w:szCs w:val="24"/>
           <w:lang w:val="en-US"/>
@@ -8505,6 +8670,7 @@
           <w:rFonts w:hint="default" w:ascii="Times New Roman" w:hAnsi="Times New Roman"/>
           <w:b/>
           <w:bCs/>
+          <w:color w:val="auto"/>
           <w:sz w:val="24"/>
           <w:szCs w:val="24"/>
           <w:lang w:val="en-US"/>
@@ -8515,6 +8681,7 @@
     <w:p>
       <w:pPr>
         <w:numPr>
+          <w:ilvl w:val="0"/>
           <w:numId w:val="0"/>
         </w:numPr>
         <w:ind w:leftChars="0"/>
@@ -8523,12 +8690,14 @@
           <w:rFonts w:hint="default" w:ascii="Times New Roman" w:hAnsi="Times New Roman"/>
           <w:b/>
           <w:bCs/>
-          <w:sz w:val="24"/>
-          <w:szCs w:val="24"/>
-        </w:rPr>
-      </w:pPr>
-      <w:r>
-        <w:rPr>
+          <w:color w:val="auto"/>
+          <w:sz w:val="24"/>
+          <w:szCs w:val="24"/>
+        </w:rPr>
+      </w:pPr>
+      <w:r>
+        <w:rPr>
+          <w:color w:val="auto"/>
           <w:sz w:val="24"/>
           <w:szCs w:val="24"/>
         </w:rPr>
@@ -8582,15 +8751,17 @@
           <w:rFonts w:hint="default" w:ascii="Times New Roman" w:hAnsi="Times New Roman"/>
           <w:b/>
           <w:bCs/>
-          <w:sz w:val="24"/>
-          <w:szCs w:val="24"/>
-        </w:rPr>
-      </w:pPr>
-      <w:r>
-        <w:rPr>
-          <w:rFonts w:hint="default" w:ascii="Times New Roman" w:hAnsi="Times New Roman"/>
-          <w:b/>
-          <w:bCs/>
+          <w:color w:val="auto"/>
+          <w:sz w:val="24"/>
+          <w:szCs w:val="24"/>
+        </w:rPr>
+      </w:pPr>
+      <w:r>
+        <w:rPr>
+          <w:rFonts w:hint="default" w:ascii="Times New Roman" w:hAnsi="Times New Roman"/>
+          <w:b/>
+          <w:bCs/>
+          <w:color w:val="auto"/>
           <w:sz w:val="24"/>
           <w:szCs w:val="24"/>
         </w:rPr>
@@ -8608,6 +8779,7 @@
           <w:rFonts w:hint="default" w:ascii="Times New Roman" w:hAnsi="Times New Roman"/>
           <w:b/>
           <w:bCs/>
+          <w:color w:val="auto"/>
           <w:sz w:val="24"/>
           <w:szCs w:val="24"/>
           <w:lang w:val="en-US"/>
@@ -8618,6 +8790,7 @@
           <w:rFonts w:hint="default" w:ascii="Times New Roman" w:hAnsi="Times New Roman"/>
           <w:b/>
           <w:bCs/>
+          <w:color w:val="auto"/>
           <w:sz w:val="24"/>
           <w:szCs w:val="24"/>
           <w:lang w:val="en-US"/>
@@ -8638,17 +8811,17 @@
           <w:rFonts w:ascii="Consolas" w:hAnsi="Consolas" w:eastAsia="Consolas" w:cs="Consolas"/>
           <w:b w:val="0"/>
           <w:bCs w:val="0"/>
-          <w:color w:val="000000"/>
-          <w:sz w:val="24"/>
-          <w:szCs w:val="24"/>
-        </w:rPr>
-      </w:pPr>
-      <w:r>
-        <w:rPr>
-          <w:rFonts w:hint="default" w:ascii="Consolas" w:hAnsi="Consolas" w:eastAsia="Consolas" w:cs="Consolas"/>
-          <w:b w:val="0"/>
-          <w:bCs w:val="0"/>
-          <w:color w:val="0000FF"/>
+          <w:color w:val="auto"/>
+          <w:sz w:val="24"/>
+          <w:szCs w:val="24"/>
+        </w:rPr>
+      </w:pPr>
+      <w:r>
+        <w:rPr>
+          <w:rFonts w:hint="default" w:ascii="Consolas" w:hAnsi="Consolas" w:eastAsia="Consolas" w:cs="Consolas"/>
+          <w:b w:val="0"/>
+          <w:bCs w:val="0"/>
+          <w:color w:val="auto"/>
           <w:kern w:val="0"/>
           <w:sz w:val="24"/>
           <w:szCs w:val="24"/>
@@ -8662,7 +8835,7 @@
           <w:rFonts w:hint="default" w:ascii="Consolas" w:hAnsi="Consolas" w:eastAsia="Consolas" w:cs="Consolas"/>
           <w:b w:val="0"/>
           <w:bCs w:val="0"/>
-          <w:color w:val="000000"/>
+          <w:color w:val="auto"/>
           <w:kern w:val="0"/>
           <w:sz w:val="24"/>
           <w:szCs w:val="24"/>
@@ -8676,7 +8849,7 @@
           <w:rFonts w:hint="default" w:ascii="Consolas" w:hAnsi="Consolas" w:eastAsia="Consolas" w:cs="Consolas"/>
           <w:b w:val="0"/>
           <w:bCs w:val="0"/>
-          <w:color w:val="0000FF"/>
+          <w:color w:val="auto"/>
           <w:kern w:val="0"/>
           <w:sz w:val="24"/>
           <w:szCs w:val="24"/>
@@ -8690,7 +8863,7 @@
           <w:rFonts w:hint="default" w:ascii="Consolas" w:hAnsi="Consolas" w:eastAsia="Consolas" w:cs="Consolas"/>
           <w:b w:val="0"/>
           <w:bCs w:val="0"/>
-          <w:color w:val="000000"/>
+          <w:color w:val="auto"/>
           <w:kern w:val="0"/>
           <w:sz w:val="24"/>
           <w:szCs w:val="24"/>
@@ -8711,6 +8884,7 @@
           <w:rFonts w:hint="default" w:ascii="Times New Roman" w:hAnsi="Times New Roman"/>
           <w:b/>
           <w:bCs/>
+          <w:color w:val="auto"/>
           <w:sz w:val="24"/>
           <w:szCs w:val="24"/>
           <w:lang w:val="en-US"/>
@@ -8728,6 +8902,7 @@
           <w:rFonts w:hint="default" w:ascii="Times New Roman" w:hAnsi="Times New Roman"/>
           <w:b/>
           <w:bCs/>
+          <w:color w:val="auto"/>
           <w:sz w:val="24"/>
           <w:szCs w:val="24"/>
           <w:lang w:val="en-US"/>
@@ -8738,6 +8913,7 @@
           <w:rFonts w:hint="default" w:ascii="Times New Roman" w:hAnsi="Times New Roman"/>
           <w:b/>
           <w:bCs/>
+          <w:color w:val="auto"/>
           <w:sz w:val="24"/>
           <w:szCs w:val="24"/>
           <w:lang w:val="en-US"/>
@@ -8752,12 +8928,14 @@
           <w:rFonts w:hint="default" w:ascii="Times New Roman" w:hAnsi="Times New Roman"/>
           <w:b/>
           <w:bCs/>
-          <w:sz w:val="24"/>
-          <w:szCs w:val="24"/>
-        </w:rPr>
-      </w:pPr>
-      <w:r>
-        <w:rPr>
+          <w:color w:val="auto"/>
+          <w:sz w:val="24"/>
+          <w:szCs w:val="24"/>
+        </w:rPr>
+      </w:pPr>
+      <w:r>
+        <w:rPr>
+          <w:color w:val="auto"/>
           <w:sz w:val="24"/>
           <w:szCs w:val="24"/>
         </w:rPr>
@@ -8808,6 +8986,7 @@
           <w:rFonts w:hint="default" w:ascii="Times New Roman" w:hAnsi="Times New Roman"/>
           <w:b/>
           <w:bCs/>
+          <w:color w:val="auto"/>
           <w:sz w:val="24"/>
           <w:szCs w:val="24"/>
         </w:rPr>
@@ -8821,6 +9000,7 @@
           <w:rFonts w:hint="default" w:ascii="Times New Roman" w:hAnsi="Times New Roman"/>
           <w:b/>
           <w:bCs/>
+          <w:color w:val="auto"/>
           <w:sz w:val="24"/>
           <w:szCs w:val="24"/>
           <w:lang w:val="en-US"/>
@@ -8831,6 +9011,7 @@
           <w:rFonts w:hint="default" w:ascii="Times New Roman" w:hAnsi="Times New Roman"/>
           <w:b/>
           <w:bCs/>
+          <w:color w:val="auto"/>
           <w:sz w:val="24"/>
           <w:szCs w:val="24"/>
           <w:lang w:val="en-US"/>
@@ -8849,15 +9030,17 @@
           <w:rFonts w:hint="default" w:ascii="Times New Roman" w:hAnsi="Times New Roman"/>
           <w:b/>
           <w:bCs/>
-          <w:sz w:val="24"/>
-          <w:szCs w:val="24"/>
-        </w:rPr>
-      </w:pPr>
-      <w:r>
-        <w:rPr>
-          <w:rFonts w:hint="default" w:ascii="Times New Roman" w:hAnsi="Times New Roman"/>
-          <w:b/>
-          <w:bCs/>
+          <w:color w:val="auto"/>
+          <w:sz w:val="24"/>
+          <w:szCs w:val="24"/>
+        </w:rPr>
+      </w:pPr>
+      <w:r>
+        <w:rPr>
+          <w:rFonts w:hint="default" w:ascii="Times New Roman" w:hAnsi="Times New Roman"/>
+          <w:b/>
+          <w:bCs/>
+          <w:color w:val="auto"/>
           <w:sz w:val="24"/>
           <w:szCs w:val="24"/>
         </w:rPr>
@@ -8868,6 +9051,7 @@
           <w:rFonts w:hint="default" w:ascii="Times New Roman" w:hAnsi="Times New Roman"/>
           <w:b/>
           <w:bCs/>
+          <w:color w:val="auto"/>
           <w:sz w:val="24"/>
           <w:szCs w:val="24"/>
           <w:lang w:val="en-US"/>
@@ -8879,6 +9063,7 @@
           <w:rFonts w:hint="default" w:ascii="Times New Roman" w:hAnsi="Times New Roman"/>
           <w:b/>
           <w:bCs/>
+          <w:color w:val="auto"/>
           <w:sz w:val="24"/>
           <w:szCs w:val="24"/>
         </w:rPr>
@@ -8889,6 +9074,7 @@
           <w:rFonts w:hint="default" w:ascii="Times New Roman" w:hAnsi="Times New Roman"/>
           <w:b/>
           <w:bCs/>
+          <w:color w:val="auto"/>
           <w:sz w:val="24"/>
           <w:szCs w:val="24"/>
           <w:lang w:val="en-US"/>
@@ -8900,6 +9086,7 @@
           <w:rFonts w:hint="default" w:ascii="Times New Roman" w:hAnsi="Times New Roman"/>
           <w:b/>
           <w:bCs/>
+          <w:color w:val="auto"/>
           <w:sz w:val="24"/>
           <w:szCs w:val="24"/>
         </w:rPr>
@@ -8917,6 +9104,7 @@
           <w:rFonts w:hint="default" w:ascii="Times New Roman" w:hAnsi="Times New Roman"/>
           <w:b/>
           <w:bCs/>
+          <w:color w:val="auto"/>
           <w:sz w:val="24"/>
           <w:szCs w:val="24"/>
           <w:lang w:val="en-US"/>
@@ -8927,6 +9115,7 @@
           <w:rFonts w:hint="default" w:ascii="Times New Roman" w:hAnsi="Times New Roman"/>
           <w:b/>
           <w:bCs/>
+          <w:color w:val="auto"/>
           <w:sz w:val="24"/>
           <w:szCs w:val="24"/>
           <w:lang w:val="en-US"/>
@@ -8947,17 +9136,17 @@
           <w:rFonts w:ascii="Consolas" w:hAnsi="Consolas" w:eastAsia="Consolas" w:cs="Consolas"/>
           <w:b w:val="0"/>
           <w:bCs w:val="0"/>
-          <w:color w:val="000000"/>
-          <w:sz w:val="24"/>
-          <w:szCs w:val="24"/>
-        </w:rPr>
-      </w:pPr>
-      <w:r>
-        <w:rPr>
-          <w:rFonts w:hint="default" w:ascii="Consolas" w:hAnsi="Consolas" w:eastAsia="Consolas" w:cs="Consolas"/>
-          <w:b w:val="0"/>
-          <w:bCs w:val="0"/>
-          <w:color w:val="0000FF"/>
+          <w:color w:val="auto"/>
+          <w:sz w:val="24"/>
+          <w:szCs w:val="24"/>
+        </w:rPr>
+      </w:pPr>
+      <w:r>
+        <w:rPr>
+          <w:rFonts w:hint="default" w:ascii="Consolas" w:hAnsi="Consolas" w:eastAsia="Consolas" w:cs="Consolas"/>
+          <w:b w:val="0"/>
+          <w:bCs w:val="0"/>
+          <w:color w:val="auto"/>
           <w:kern w:val="0"/>
           <w:sz w:val="24"/>
           <w:szCs w:val="24"/>
@@ -8971,7 +9160,7 @@
           <w:rFonts w:hint="default" w:ascii="Consolas" w:hAnsi="Consolas" w:eastAsia="Consolas" w:cs="Consolas"/>
           <w:b w:val="0"/>
           <w:bCs w:val="0"/>
-          <w:color w:val="000000"/>
+          <w:color w:val="auto"/>
           <w:kern w:val="0"/>
           <w:sz w:val="24"/>
           <w:szCs w:val="24"/>
@@ -8985,7 +9174,7 @@
           <w:rFonts w:hint="default" w:ascii="Consolas" w:hAnsi="Consolas" w:eastAsia="Consolas" w:cs="Consolas"/>
           <w:b w:val="0"/>
           <w:bCs w:val="0"/>
-          <w:color w:val="0000FF"/>
+          <w:color w:val="auto"/>
           <w:kern w:val="0"/>
           <w:sz w:val="24"/>
           <w:szCs w:val="24"/>
@@ -8999,7 +9188,7 @@
           <w:rFonts w:hint="default" w:ascii="Consolas" w:hAnsi="Consolas" w:eastAsia="Consolas" w:cs="Consolas"/>
           <w:b w:val="0"/>
           <w:bCs w:val="0"/>
-          <w:color w:val="000000"/>
+          <w:color w:val="auto"/>
           <w:kern w:val="0"/>
           <w:sz w:val="24"/>
           <w:szCs w:val="24"/>
@@ -9013,7 +9202,7 @@
           <w:rFonts w:hint="default" w:ascii="Consolas" w:hAnsi="Consolas" w:eastAsia="Consolas" w:cs="Consolas"/>
           <w:b w:val="0"/>
           <w:bCs w:val="0"/>
-          <w:color w:val="0000FF"/>
+          <w:color w:val="auto"/>
           <w:kern w:val="0"/>
           <w:sz w:val="24"/>
           <w:szCs w:val="24"/>
@@ -9036,17 +9225,17 @@
           <w:rFonts w:hint="default" w:ascii="Consolas" w:hAnsi="Consolas" w:eastAsia="Consolas" w:cs="Consolas"/>
           <w:b w:val="0"/>
           <w:bCs w:val="0"/>
-          <w:color w:val="000000"/>
-          <w:sz w:val="24"/>
-          <w:szCs w:val="24"/>
-        </w:rPr>
-      </w:pPr>
-      <w:r>
-        <w:rPr>
-          <w:rFonts w:hint="default" w:ascii="Consolas" w:hAnsi="Consolas" w:eastAsia="Consolas" w:cs="Consolas"/>
-          <w:b w:val="0"/>
-          <w:bCs w:val="0"/>
-          <w:color w:val="0000FF"/>
+          <w:color w:val="auto"/>
+          <w:sz w:val="24"/>
+          <w:szCs w:val="24"/>
+        </w:rPr>
+      </w:pPr>
+      <w:r>
+        <w:rPr>
+          <w:rFonts w:hint="default" w:ascii="Consolas" w:hAnsi="Consolas" w:eastAsia="Consolas" w:cs="Consolas"/>
+          <w:b w:val="0"/>
+          <w:bCs w:val="0"/>
+          <w:color w:val="auto"/>
           <w:kern w:val="0"/>
           <w:sz w:val="24"/>
           <w:szCs w:val="24"/>
@@ -9060,7 +9249,7 @@
           <w:rFonts w:hint="default" w:ascii="Consolas" w:hAnsi="Consolas" w:eastAsia="Consolas" w:cs="Consolas"/>
           <w:b w:val="0"/>
           <w:bCs w:val="0"/>
-          <w:color w:val="000000"/>
+          <w:color w:val="auto"/>
           <w:kern w:val="0"/>
           <w:sz w:val="24"/>
           <w:szCs w:val="24"/>
@@ -9083,17 +9272,17 @@
           <w:rFonts w:hint="default" w:ascii="Consolas" w:hAnsi="Consolas" w:eastAsia="Consolas" w:cs="Consolas"/>
           <w:b w:val="0"/>
           <w:bCs w:val="0"/>
-          <w:color w:val="000000"/>
-          <w:sz w:val="24"/>
-          <w:szCs w:val="24"/>
-        </w:rPr>
-      </w:pPr>
-      <w:r>
-        <w:rPr>
-          <w:rFonts w:hint="default" w:ascii="Consolas" w:hAnsi="Consolas" w:eastAsia="Consolas" w:cs="Consolas"/>
-          <w:b w:val="0"/>
-          <w:bCs w:val="0"/>
-          <w:color w:val="0000FF"/>
+          <w:color w:val="auto"/>
+          <w:sz w:val="24"/>
+          <w:szCs w:val="24"/>
+        </w:rPr>
+      </w:pPr>
+      <w:r>
+        <w:rPr>
+          <w:rFonts w:hint="default" w:ascii="Consolas" w:hAnsi="Consolas" w:eastAsia="Consolas" w:cs="Consolas"/>
+          <w:b w:val="0"/>
+          <w:bCs w:val="0"/>
+          <w:color w:val="auto"/>
           <w:kern w:val="0"/>
           <w:sz w:val="24"/>
           <w:szCs w:val="24"/>
@@ -9107,7 +9296,7 @@
           <w:rFonts w:hint="default" w:ascii="Consolas" w:hAnsi="Consolas" w:eastAsia="Consolas" w:cs="Consolas"/>
           <w:b w:val="0"/>
           <w:bCs w:val="0"/>
-          <w:color w:val="000000"/>
+          <w:color w:val="auto"/>
           <w:kern w:val="0"/>
           <w:sz w:val="24"/>
           <w:szCs w:val="24"/>
@@ -9121,7 +9310,7 @@
           <w:rFonts w:hint="default" w:ascii="Consolas" w:hAnsi="Consolas" w:eastAsia="Consolas" w:cs="Consolas"/>
           <w:b w:val="0"/>
           <w:bCs w:val="0"/>
-          <w:color w:val="0000FF"/>
+          <w:color w:val="auto"/>
           <w:kern w:val="0"/>
           <w:sz w:val="24"/>
           <w:szCs w:val="24"/>
@@ -9135,7 +9324,7 @@
           <w:rFonts w:hint="default" w:ascii="Consolas" w:hAnsi="Consolas" w:eastAsia="Consolas" w:cs="Consolas"/>
           <w:b w:val="0"/>
           <w:bCs w:val="0"/>
-          <w:color w:val="000000"/>
+          <w:color w:val="auto"/>
           <w:kern w:val="0"/>
           <w:sz w:val="24"/>
           <w:szCs w:val="24"/>
@@ -9149,7 +9338,7 @@
           <w:rFonts w:hint="default" w:ascii="Consolas" w:hAnsi="Consolas" w:eastAsia="Consolas" w:cs="Consolas"/>
           <w:b w:val="0"/>
           <w:bCs w:val="0"/>
-          <w:color w:val="0000FF"/>
+          <w:color w:val="auto"/>
           <w:kern w:val="0"/>
           <w:sz w:val="24"/>
           <w:szCs w:val="24"/>
@@ -9163,7 +9352,7 @@
           <w:rFonts w:hint="default" w:ascii="Consolas" w:hAnsi="Consolas" w:eastAsia="Consolas" w:cs="Consolas"/>
           <w:b w:val="0"/>
           <w:bCs w:val="0"/>
-          <w:color w:val="000000"/>
+          <w:color w:val="auto"/>
           <w:kern w:val="0"/>
           <w:sz w:val="24"/>
           <w:szCs w:val="24"/>
@@ -9186,6 +9375,7 @@
           <w:rFonts w:hint="default" w:ascii="Times New Roman" w:hAnsi="Times New Roman"/>
           <w:b/>
           <w:bCs/>
+          <w:color w:val="auto"/>
           <w:sz w:val="24"/>
           <w:szCs w:val="24"/>
           <w:lang w:val="en-US"/>
@@ -9196,7 +9386,7 @@
           <w:rFonts w:hint="default" w:ascii="Consolas" w:hAnsi="Consolas" w:eastAsia="Consolas" w:cs="Consolas"/>
           <w:b w:val="0"/>
           <w:bCs w:val="0"/>
-          <w:color w:val="0000FF"/>
+          <w:color w:val="auto"/>
           <w:kern w:val="0"/>
           <w:sz w:val="24"/>
           <w:szCs w:val="24"/>
@@ -9210,7 +9400,7 @@
           <w:rFonts w:hint="default" w:ascii="Consolas" w:hAnsi="Consolas" w:eastAsia="Consolas" w:cs="Consolas"/>
           <w:b w:val="0"/>
           <w:bCs w:val="0"/>
-          <w:color w:val="000000"/>
+          <w:color w:val="auto"/>
           <w:kern w:val="0"/>
           <w:sz w:val="24"/>
           <w:szCs w:val="24"/>
@@ -9224,7 +9414,7 @@
           <w:rFonts w:hint="default" w:ascii="Consolas" w:hAnsi="Consolas" w:eastAsia="Consolas" w:cs="Consolas"/>
           <w:b w:val="0"/>
           <w:bCs w:val="0"/>
-          <w:color w:val="A31515"/>
+          <w:color w:val="auto"/>
           <w:kern w:val="0"/>
           <w:sz w:val="24"/>
           <w:szCs w:val="24"/>
@@ -9238,7 +9428,7 @@
           <w:rFonts w:hint="default" w:ascii="Consolas" w:hAnsi="Consolas" w:eastAsia="Consolas" w:cs="Consolas"/>
           <w:b w:val="0"/>
           <w:bCs w:val="0"/>
-          <w:color w:val="000000"/>
+          <w:color w:val="auto"/>
           <w:kern w:val="0"/>
           <w:sz w:val="24"/>
           <w:szCs w:val="24"/>
@@ -9252,7 +9442,7 @@
           <w:rFonts w:hint="default" w:ascii="Consolas" w:hAnsi="Consolas" w:eastAsia="Consolas" w:cs="Consolas"/>
           <w:b w:val="0"/>
           <w:bCs w:val="0"/>
-          <w:color w:val="0000FF"/>
+          <w:color w:val="auto"/>
           <w:kern w:val="0"/>
           <w:sz w:val="24"/>
           <w:szCs w:val="24"/>
@@ -9266,7 +9456,7 @@
           <w:rFonts w:hint="default" w:ascii="Consolas" w:hAnsi="Consolas" w:eastAsia="Consolas" w:cs="Consolas"/>
           <w:b w:val="0"/>
           <w:bCs w:val="0"/>
-          <w:color w:val="000000"/>
+          <w:color w:val="auto"/>
           <w:kern w:val="0"/>
           <w:sz w:val="24"/>
           <w:szCs w:val="24"/>
@@ -9280,7 +9470,7 @@
           <w:rFonts w:hint="default" w:ascii="Consolas" w:hAnsi="Consolas" w:eastAsia="Consolas" w:cs="Consolas"/>
           <w:b w:val="0"/>
           <w:bCs w:val="0"/>
-          <w:color w:val="098658"/>
+          <w:color w:val="auto"/>
           <w:kern w:val="0"/>
           <w:sz w:val="24"/>
           <w:szCs w:val="24"/>
@@ -9294,7 +9484,7 @@
           <w:rFonts w:hint="default" w:ascii="Consolas" w:hAnsi="Consolas" w:eastAsia="Consolas" w:cs="Consolas"/>
           <w:b w:val="0"/>
           <w:bCs w:val="0"/>
-          <w:color w:val="000000"/>
+          <w:color w:val="auto"/>
           <w:kern w:val="0"/>
           <w:sz w:val="24"/>
           <w:szCs w:val="24"/>
@@ -9315,6 +9505,7 @@
           <w:rFonts w:hint="default" w:ascii="Times New Roman" w:hAnsi="Times New Roman"/>
           <w:b/>
           <w:bCs/>
+          <w:color w:val="auto"/>
           <w:sz w:val="24"/>
           <w:szCs w:val="24"/>
           <w:lang w:val="en-US"/>
@@ -9325,6 +9516,7 @@
           <w:rFonts w:hint="default" w:ascii="Times New Roman" w:hAnsi="Times New Roman"/>
           <w:b/>
           <w:bCs/>
+          <w:color w:val="auto"/>
           <w:sz w:val="24"/>
           <w:szCs w:val="24"/>
           <w:lang w:val="en-US"/>
@@ -9335,6 +9527,7 @@
     <w:p>
       <w:pPr>
         <w:numPr>
+          <w:ilvl w:val="0"/>
           <w:numId w:val="0"/>
         </w:numPr>
         <w:jc w:val="both"/>
@@ -9342,12 +9535,14 @@
           <w:rFonts w:hint="default" w:ascii="Times New Roman" w:hAnsi="Times New Roman"/>
           <w:b/>
           <w:bCs/>
-          <w:sz w:val="24"/>
-          <w:szCs w:val="24"/>
-        </w:rPr>
-      </w:pPr>
-      <w:r>
-        <w:rPr>
+          <w:color w:val="auto"/>
+          <w:sz w:val="24"/>
+          <w:szCs w:val="24"/>
+        </w:rPr>
+      </w:pPr>
+      <w:r>
+        <w:rPr>
+          <w:color w:val="auto"/>
           <w:sz w:val="24"/>
           <w:szCs w:val="24"/>
         </w:rPr>
@@ -9406,15 +9601,17 @@
           <w:rFonts w:hint="default" w:ascii="Times New Roman" w:hAnsi="Times New Roman"/>
           <w:b/>
           <w:bCs/>
-          <w:sz w:val="24"/>
-          <w:szCs w:val="24"/>
-        </w:rPr>
-      </w:pPr>
-      <w:r>
-        <w:rPr>
-          <w:rFonts w:hint="default" w:ascii="Times New Roman" w:hAnsi="Times New Roman"/>
-          <w:b/>
-          <w:bCs/>
+          <w:color w:val="auto"/>
+          <w:sz w:val="24"/>
+          <w:szCs w:val="24"/>
+        </w:rPr>
+      </w:pPr>
+      <w:r>
+        <w:rPr>
+          <w:rFonts w:hint="default" w:ascii="Times New Roman" w:hAnsi="Times New Roman"/>
+          <w:b/>
+          <w:bCs/>
+          <w:color w:val="auto"/>
           <w:sz w:val="24"/>
           <w:szCs w:val="24"/>
         </w:rPr>
@@ -9432,6 +9629,7 @@
           <w:rFonts w:hint="default" w:ascii="Times New Roman" w:hAnsi="Times New Roman"/>
           <w:b/>
           <w:bCs/>
+          <w:color w:val="auto"/>
           <w:sz w:val="24"/>
           <w:szCs w:val="24"/>
           <w:lang w:val="en-US"/>
@@ -9442,6 +9640,7 @@
           <w:rFonts w:hint="default" w:ascii="Times New Roman" w:hAnsi="Times New Roman"/>
           <w:b/>
           <w:bCs/>
+          <w:color w:val="auto"/>
           <w:sz w:val="24"/>
           <w:szCs w:val="24"/>
           <w:lang w:val="en-US"/>
@@ -9462,17 +9661,17 @@
           <w:rFonts w:ascii="Consolas" w:hAnsi="Consolas" w:eastAsia="Consolas" w:cs="Consolas"/>
           <w:b w:val="0"/>
           <w:bCs w:val="0"/>
-          <w:color w:val="000000"/>
-          <w:sz w:val="24"/>
-          <w:szCs w:val="24"/>
-        </w:rPr>
-      </w:pPr>
-      <w:r>
-        <w:rPr>
-          <w:rFonts w:hint="default" w:ascii="Consolas" w:hAnsi="Consolas" w:eastAsia="Consolas" w:cs="Consolas"/>
-          <w:b w:val="0"/>
-          <w:bCs w:val="0"/>
-          <w:color w:val="0000FF"/>
+          <w:color w:val="auto"/>
+          <w:sz w:val="24"/>
+          <w:szCs w:val="24"/>
+        </w:rPr>
+      </w:pPr>
+      <w:r>
+        <w:rPr>
+          <w:rFonts w:hint="default" w:ascii="Consolas" w:hAnsi="Consolas" w:eastAsia="Consolas" w:cs="Consolas"/>
+          <w:b w:val="0"/>
+          <w:bCs w:val="0"/>
+          <w:color w:val="auto"/>
           <w:kern w:val="0"/>
           <w:sz w:val="24"/>
           <w:szCs w:val="24"/>
@@ -9486,7 +9685,7 @@
           <w:rFonts w:hint="default" w:ascii="Consolas" w:hAnsi="Consolas" w:eastAsia="Consolas" w:cs="Consolas"/>
           <w:b w:val="0"/>
           <w:bCs w:val="0"/>
-          <w:color w:val="000000"/>
+          <w:color w:val="auto"/>
           <w:kern w:val="0"/>
           <w:sz w:val="24"/>
           <w:szCs w:val="24"/>
@@ -9509,17 +9708,17 @@
           <w:rFonts w:hint="default" w:ascii="Consolas" w:hAnsi="Consolas" w:eastAsia="Consolas" w:cs="Consolas"/>
           <w:b w:val="0"/>
           <w:bCs w:val="0"/>
-          <w:color w:val="000000"/>
-          <w:sz w:val="24"/>
-          <w:szCs w:val="24"/>
-        </w:rPr>
-      </w:pPr>
-      <w:r>
-        <w:rPr>
-          <w:rFonts w:hint="default" w:ascii="Consolas" w:hAnsi="Consolas" w:eastAsia="Consolas" w:cs="Consolas"/>
-          <w:b w:val="0"/>
-          <w:bCs w:val="0"/>
-          <w:color w:val="0000FF"/>
+          <w:color w:val="auto"/>
+          <w:sz w:val="24"/>
+          <w:szCs w:val="24"/>
+        </w:rPr>
+      </w:pPr>
+      <w:r>
+        <w:rPr>
+          <w:rFonts w:hint="default" w:ascii="Consolas" w:hAnsi="Consolas" w:eastAsia="Consolas" w:cs="Consolas"/>
+          <w:b w:val="0"/>
+          <w:bCs w:val="0"/>
+          <w:color w:val="auto"/>
           <w:kern w:val="0"/>
           <w:sz w:val="24"/>
           <w:szCs w:val="24"/>
@@ -9533,7 +9732,7 @@
           <w:rFonts w:hint="default" w:ascii="Consolas" w:hAnsi="Consolas" w:eastAsia="Consolas" w:cs="Consolas"/>
           <w:b w:val="0"/>
           <w:bCs w:val="0"/>
-          <w:color w:val="000000"/>
+          <w:color w:val="auto"/>
           <w:kern w:val="0"/>
           <w:sz w:val="24"/>
           <w:szCs w:val="24"/>
@@ -9556,17 +9755,17 @@
           <w:rFonts w:hint="default" w:ascii="Consolas" w:hAnsi="Consolas" w:eastAsia="Consolas" w:cs="Consolas"/>
           <w:b w:val="0"/>
           <w:bCs w:val="0"/>
-          <w:color w:val="000000"/>
-          <w:sz w:val="24"/>
-          <w:szCs w:val="24"/>
-        </w:rPr>
-      </w:pPr>
-      <w:r>
-        <w:rPr>
-          <w:rFonts w:hint="default" w:ascii="Consolas" w:hAnsi="Consolas" w:eastAsia="Consolas" w:cs="Consolas"/>
-          <w:b w:val="0"/>
-          <w:bCs w:val="0"/>
-          <w:color w:val="0000FF"/>
+          <w:color w:val="auto"/>
+          <w:sz w:val="24"/>
+          <w:szCs w:val="24"/>
+        </w:rPr>
+      </w:pPr>
+      <w:r>
+        <w:rPr>
+          <w:rFonts w:hint="default" w:ascii="Consolas" w:hAnsi="Consolas" w:eastAsia="Consolas" w:cs="Consolas"/>
+          <w:b w:val="0"/>
+          <w:bCs w:val="0"/>
+          <w:color w:val="auto"/>
           <w:kern w:val="0"/>
           <w:sz w:val="24"/>
           <w:szCs w:val="24"/>
@@ -9580,7 +9779,7 @@
           <w:rFonts w:hint="default" w:ascii="Consolas" w:hAnsi="Consolas" w:eastAsia="Consolas" w:cs="Consolas"/>
           <w:b w:val="0"/>
           <w:bCs w:val="0"/>
-          <w:color w:val="000000"/>
+          <w:color w:val="auto"/>
           <w:kern w:val="0"/>
           <w:sz w:val="24"/>
           <w:szCs w:val="24"/>
@@ -9594,7 +9793,7 @@
           <w:rFonts w:hint="default" w:ascii="Consolas" w:hAnsi="Consolas" w:eastAsia="Consolas" w:cs="Consolas"/>
           <w:b w:val="0"/>
           <w:bCs w:val="0"/>
-          <w:color w:val="0000FF"/>
+          <w:color w:val="auto"/>
           <w:kern w:val="0"/>
           <w:sz w:val="24"/>
           <w:szCs w:val="24"/>
@@ -9608,7 +9807,7 @@
           <w:rFonts w:hint="default" w:ascii="Consolas" w:hAnsi="Consolas" w:eastAsia="Consolas" w:cs="Consolas"/>
           <w:b w:val="0"/>
           <w:bCs w:val="0"/>
-          <w:color w:val="000000"/>
+          <w:color w:val="auto"/>
           <w:kern w:val="0"/>
           <w:sz w:val="24"/>
           <w:szCs w:val="24"/>
@@ -9622,7 +9821,7 @@
           <w:rFonts w:hint="default" w:ascii="Consolas" w:hAnsi="Consolas" w:eastAsia="Consolas" w:cs="Consolas"/>
           <w:b w:val="0"/>
           <w:bCs w:val="0"/>
-          <w:color w:val="0000FF"/>
+          <w:color w:val="auto"/>
           <w:kern w:val="0"/>
           <w:sz w:val="24"/>
           <w:szCs w:val="24"/>
@@ -9636,7 +9835,7 @@
           <w:rFonts w:hint="default" w:ascii="Consolas" w:hAnsi="Consolas" w:eastAsia="Consolas" w:cs="Consolas"/>
           <w:b w:val="0"/>
           <w:bCs w:val="0"/>
-          <w:color w:val="000000"/>
+          <w:color w:val="auto"/>
           <w:kern w:val="0"/>
           <w:sz w:val="24"/>
           <w:szCs w:val="24"/>
@@ -9659,6 +9858,7 @@
           <w:rFonts w:hint="default" w:ascii="Times New Roman" w:hAnsi="Times New Roman"/>
           <w:b/>
           <w:bCs/>
+          <w:color w:val="auto"/>
           <w:sz w:val="24"/>
           <w:szCs w:val="24"/>
           <w:lang w:val="en-US"/>
@@ -9669,7 +9869,7 @@
           <w:rFonts w:hint="default" w:ascii="Consolas" w:hAnsi="Consolas" w:eastAsia="Consolas" w:cs="Consolas"/>
           <w:b w:val="0"/>
           <w:bCs w:val="0"/>
-          <w:color w:val="0000FF"/>
+          <w:color w:val="auto"/>
           <w:kern w:val="0"/>
           <w:sz w:val="24"/>
           <w:szCs w:val="24"/>
@@ -9683,7 +9883,7 @@
           <w:rFonts w:hint="default" w:ascii="Consolas" w:hAnsi="Consolas" w:eastAsia="Consolas" w:cs="Consolas"/>
           <w:b w:val="0"/>
           <w:bCs w:val="0"/>
-          <w:color w:val="000000"/>
+          <w:color w:val="auto"/>
           <w:kern w:val="0"/>
           <w:sz w:val="24"/>
           <w:szCs w:val="24"/>
@@ -9697,7 +9897,7 @@
           <w:rFonts w:hint="default" w:ascii="Consolas" w:hAnsi="Consolas" w:eastAsia="Consolas" w:cs="Consolas"/>
           <w:b w:val="0"/>
           <w:bCs w:val="0"/>
-          <w:color w:val="098658"/>
+          <w:color w:val="auto"/>
           <w:kern w:val="0"/>
           <w:sz w:val="24"/>
           <w:szCs w:val="24"/>
@@ -9711,7 +9911,7 @@
           <w:rFonts w:hint="default" w:ascii="Consolas" w:hAnsi="Consolas" w:eastAsia="Consolas" w:cs="Consolas"/>
           <w:b w:val="0"/>
           <w:bCs w:val="0"/>
-          <w:color w:val="000000"/>
+          <w:color w:val="auto"/>
           <w:kern w:val="0"/>
           <w:sz w:val="24"/>
           <w:szCs w:val="24"/>
@@ -9732,6 +9932,7 @@
           <w:rFonts w:hint="default" w:ascii="Times New Roman" w:hAnsi="Times New Roman"/>
           <w:b/>
           <w:bCs/>
+          <w:color w:val="auto"/>
           <w:sz w:val="24"/>
           <w:szCs w:val="24"/>
           <w:lang w:val="en-US"/>
@@ -9742,6 +9943,7 @@
           <w:rFonts w:hint="default" w:ascii="Times New Roman" w:hAnsi="Times New Roman"/>
           <w:b/>
           <w:bCs/>
+          <w:color w:val="auto"/>
           <w:sz w:val="24"/>
           <w:szCs w:val="24"/>
           <w:lang w:val="en-US"/>
@@ -9752,6 +9954,7 @@
     <w:p>
       <w:pPr>
         <w:numPr>
+          <w:ilvl w:val="0"/>
           <w:numId w:val="0"/>
         </w:numPr>
         <w:jc w:val="both"/>
@@ -9759,12 +9962,14 @@
           <w:rFonts w:hint="default" w:ascii="Times New Roman" w:hAnsi="Times New Roman"/>
           <w:b/>
           <w:bCs/>
-          <w:sz w:val="24"/>
-          <w:szCs w:val="24"/>
-        </w:rPr>
-      </w:pPr>
-      <w:r>
-        <w:rPr>
+          <w:color w:val="auto"/>
+          <w:sz w:val="24"/>
+          <w:szCs w:val="24"/>
+        </w:rPr>
+      </w:pPr>
+      <w:r>
+        <w:rPr>
+          <w:color w:val="auto"/>
           <w:sz w:val="24"/>
           <w:szCs w:val="24"/>
         </w:rPr>
@@ -9823,15 +10028,17 @@
           <w:rFonts w:hint="default" w:ascii="Times New Roman" w:hAnsi="Times New Roman"/>
           <w:b/>
           <w:bCs/>
-          <w:sz w:val="24"/>
-          <w:szCs w:val="24"/>
-        </w:rPr>
-      </w:pPr>
-      <w:r>
-        <w:rPr>
-          <w:rFonts w:hint="default" w:ascii="Times New Roman" w:hAnsi="Times New Roman"/>
-          <w:b/>
-          <w:bCs/>
+          <w:color w:val="auto"/>
+          <w:sz w:val="24"/>
+          <w:szCs w:val="24"/>
+        </w:rPr>
+      </w:pPr>
+      <w:r>
+        <w:rPr>
+          <w:rFonts w:hint="default" w:ascii="Times New Roman" w:hAnsi="Times New Roman"/>
+          <w:b/>
+          <w:bCs/>
+          <w:color w:val="auto"/>
           <w:sz w:val="24"/>
           <w:szCs w:val="24"/>
         </w:rPr>
@@ -9849,6 +10056,7 @@
           <w:rFonts w:hint="default" w:ascii="Times New Roman" w:hAnsi="Times New Roman"/>
           <w:b/>
           <w:bCs/>
+          <w:color w:val="auto"/>
           <w:sz w:val="24"/>
           <w:szCs w:val="24"/>
           <w:lang w:val="en-US"/>
@@ -9859,6 +10067,7 @@
           <w:rFonts w:hint="default" w:ascii="Times New Roman" w:hAnsi="Times New Roman"/>
           <w:b/>
           <w:bCs/>
+          <w:color w:val="auto"/>
           <w:sz w:val="24"/>
           <w:szCs w:val="24"/>
           <w:lang w:val="en-US"/>
@@ -9879,17 +10088,17 @@
           <w:rFonts w:ascii="Consolas" w:hAnsi="Consolas" w:eastAsia="Consolas" w:cs="Consolas"/>
           <w:b w:val="0"/>
           <w:bCs w:val="0"/>
-          <w:color w:val="000000"/>
-          <w:sz w:val="24"/>
-          <w:szCs w:val="24"/>
-        </w:rPr>
-      </w:pPr>
-      <w:r>
-        <w:rPr>
-          <w:rFonts w:hint="default" w:ascii="Consolas" w:hAnsi="Consolas" w:eastAsia="Consolas" w:cs="Consolas"/>
-          <w:b w:val="0"/>
-          <w:bCs w:val="0"/>
-          <w:color w:val="0000FF"/>
+          <w:color w:val="auto"/>
+          <w:sz w:val="24"/>
+          <w:szCs w:val="24"/>
+        </w:rPr>
+      </w:pPr>
+      <w:r>
+        <w:rPr>
+          <w:rFonts w:hint="default" w:ascii="Consolas" w:hAnsi="Consolas" w:eastAsia="Consolas" w:cs="Consolas"/>
+          <w:b w:val="0"/>
+          <w:bCs w:val="0"/>
+          <w:color w:val="auto"/>
           <w:kern w:val="0"/>
           <w:sz w:val="24"/>
           <w:szCs w:val="24"/>
@@ -9903,7 +10112,7 @@
           <w:rFonts w:hint="default" w:ascii="Consolas" w:hAnsi="Consolas" w:eastAsia="Consolas" w:cs="Consolas"/>
           <w:b w:val="0"/>
           <w:bCs w:val="0"/>
-          <w:color w:val="000000"/>
+          <w:color w:val="auto"/>
           <w:kern w:val="0"/>
           <w:sz w:val="24"/>
           <w:szCs w:val="24"/>
@@ -9917,7 +10126,7 @@
           <w:rFonts w:hint="default" w:ascii="Consolas" w:hAnsi="Consolas" w:eastAsia="Consolas" w:cs="Consolas"/>
           <w:b w:val="0"/>
           <w:bCs w:val="0"/>
-          <w:color w:val="0000FF"/>
+          <w:color w:val="auto"/>
           <w:kern w:val="0"/>
           <w:sz w:val="24"/>
           <w:szCs w:val="24"/>
@@ -9931,7 +10140,7 @@
           <w:rFonts w:hint="default" w:ascii="Consolas" w:hAnsi="Consolas" w:eastAsia="Consolas" w:cs="Consolas"/>
           <w:b w:val="0"/>
           <w:bCs w:val="0"/>
-          <w:color w:val="000000"/>
+          <w:color w:val="auto"/>
           <w:kern w:val="0"/>
           <w:sz w:val="24"/>
           <w:szCs w:val="24"/>
@@ -9954,6 +10163,7 @@
           <w:rFonts w:hint="default" w:ascii="Times New Roman" w:hAnsi="Times New Roman"/>
           <w:b/>
           <w:bCs/>
+          <w:color w:val="auto"/>
           <w:sz w:val="24"/>
           <w:szCs w:val="24"/>
           <w:lang w:val="en-US"/>
@@ -9964,7 +10174,7 @@
           <w:rFonts w:hint="default" w:ascii="Consolas" w:hAnsi="Consolas" w:eastAsia="Consolas" w:cs="Consolas"/>
           <w:b w:val="0"/>
           <w:bCs w:val="0"/>
-          <w:color w:val="0000FF"/>
+          <w:color w:val="auto"/>
           <w:kern w:val="0"/>
           <w:sz w:val="24"/>
           <w:szCs w:val="24"/>
@@ -9978,7 +10188,7 @@
           <w:rFonts w:hint="default" w:ascii="Consolas" w:hAnsi="Consolas" w:eastAsia="Consolas" w:cs="Consolas"/>
           <w:b w:val="0"/>
           <w:bCs w:val="0"/>
-          <w:color w:val="000000"/>
+          <w:color w:val="auto"/>
           <w:kern w:val="0"/>
           <w:sz w:val="24"/>
           <w:szCs w:val="24"/>
@@ -9992,7 +10202,7 @@
           <w:rFonts w:hint="default" w:ascii="Consolas" w:hAnsi="Consolas" w:eastAsia="Consolas" w:cs="Consolas"/>
           <w:b w:val="0"/>
           <w:bCs w:val="0"/>
-          <w:color w:val="0000FF"/>
+          <w:color w:val="auto"/>
           <w:kern w:val="0"/>
           <w:sz w:val="24"/>
           <w:szCs w:val="24"/>
@@ -10006,7 +10216,7 @@
           <w:rFonts w:hint="default" w:ascii="Consolas" w:hAnsi="Consolas" w:eastAsia="Consolas" w:cs="Consolas"/>
           <w:b w:val="0"/>
           <w:bCs w:val="0"/>
-          <w:color w:val="000000"/>
+          <w:color w:val="auto"/>
           <w:kern w:val="0"/>
           <w:sz w:val="24"/>
           <w:szCs w:val="24"/>
@@ -10020,7 +10230,7 @@
           <w:rFonts w:hint="default" w:ascii="Consolas" w:hAnsi="Consolas" w:eastAsia="Consolas" w:cs="Consolas"/>
           <w:b w:val="0"/>
           <w:bCs w:val="0"/>
-          <w:color w:val="098658"/>
+          <w:color w:val="auto"/>
           <w:kern w:val="0"/>
           <w:sz w:val="24"/>
           <w:szCs w:val="24"/>
@@ -10034,7 +10244,7 @@
           <w:rFonts w:hint="default" w:ascii="Consolas" w:hAnsi="Consolas" w:eastAsia="Consolas" w:cs="Consolas"/>
           <w:b w:val="0"/>
           <w:bCs w:val="0"/>
-          <w:color w:val="000000"/>
+          <w:color w:val="auto"/>
           <w:kern w:val="0"/>
           <w:sz w:val="24"/>
           <w:szCs w:val="24"/>
@@ -10048,7 +10258,7 @@
           <w:rFonts w:hint="default" w:ascii="Consolas" w:hAnsi="Consolas" w:eastAsia="Consolas" w:cs="Consolas"/>
           <w:b w:val="0"/>
           <w:bCs w:val="0"/>
-          <w:color w:val="098658"/>
+          <w:color w:val="auto"/>
           <w:kern w:val="0"/>
           <w:sz w:val="24"/>
           <w:szCs w:val="24"/>
@@ -10062,7 +10272,7 @@
           <w:rFonts w:hint="default" w:ascii="Consolas" w:hAnsi="Consolas" w:eastAsia="Consolas" w:cs="Consolas"/>
           <w:b w:val="0"/>
           <w:bCs w:val="0"/>
-          <w:color w:val="000000"/>
+          <w:color w:val="auto"/>
           <w:kern w:val="0"/>
           <w:sz w:val="24"/>
           <w:szCs w:val="24"/>
@@ -10083,6 +10293,7 @@
           <w:rFonts w:hint="default" w:ascii="Times New Roman" w:hAnsi="Times New Roman"/>
           <w:b/>
           <w:bCs/>
+          <w:color w:val="auto"/>
           <w:sz w:val="24"/>
           <w:szCs w:val="24"/>
           <w:lang w:val="en-US"/>
@@ -10093,6 +10304,7 @@
           <w:rFonts w:hint="default" w:ascii="Times New Roman" w:hAnsi="Times New Roman"/>
           <w:b/>
           <w:bCs/>
+          <w:color w:val="auto"/>
           <w:sz w:val="24"/>
           <w:szCs w:val="24"/>
           <w:lang w:val="en-US"/>
@@ -10103,6 +10315,7 @@
     <w:p>
       <w:pPr>
         <w:numPr>
+          <w:ilvl w:val="0"/>
           <w:numId w:val="0"/>
         </w:numPr>
         <w:jc w:val="both"/>
@@ -10110,12 +10323,14 @@
           <w:rFonts w:hint="default" w:ascii="Times New Roman" w:hAnsi="Times New Roman"/>
           <w:b/>
           <w:bCs/>
-          <w:sz w:val="24"/>
-          <w:szCs w:val="24"/>
-        </w:rPr>
-      </w:pPr>
-      <w:r>
-        <w:rPr>
+          <w:color w:val="auto"/>
+          <w:sz w:val="24"/>
+          <w:szCs w:val="24"/>
+        </w:rPr>
+      </w:pPr>
+      <w:r>
+        <w:rPr>
+          <w:color w:val="auto"/>
           <w:sz w:val="24"/>
           <w:szCs w:val="24"/>
         </w:rPr>
@@ -10174,15 +10389,17 @@
           <w:rFonts w:hint="default" w:ascii="Times New Roman" w:hAnsi="Times New Roman"/>
           <w:b/>
           <w:bCs/>
-          <w:sz w:val="24"/>
-          <w:szCs w:val="24"/>
-        </w:rPr>
-      </w:pPr>
-      <w:r>
-        <w:rPr>
-          <w:rFonts w:hint="default" w:ascii="Times New Roman" w:hAnsi="Times New Roman"/>
-          <w:b/>
-          <w:bCs/>
+          <w:color w:val="auto"/>
+          <w:sz w:val="24"/>
+          <w:szCs w:val="24"/>
+        </w:rPr>
+      </w:pPr>
+      <w:r>
+        <w:rPr>
+          <w:rFonts w:hint="default" w:ascii="Times New Roman" w:hAnsi="Times New Roman"/>
+          <w:b/>
+          <w:bCs/>
+          <w:color w:val="auto"/>
           <w:sz w:val="24"/>
           <w:szCs w:val="24"/>
         </w:rPr>
@@ -10200,6 +10417,7 @@
           <w:rFonts w:hint="default" w:ascii="Times New Roman" w:hAnsi="Times New Roman"/>
           <w:b/>
           <w:bCs/>
+          <w:color w:val="auto"/>
           <w:sz w:val="24"/>
           <w:szCs w:val="24"/>
           <w:lang w:val="en-US"/>
@@ -10210,6 +10428,7 @@
           <w:rFonts w:hint="default" w:ascii="Times New Roman" w:hAnsi="Times New Roman"/>
           <w:b/>
           <w:bCs/>
+          <w:color w:val="auto"/>
           <w:sz w:val="24"/>
           <w:szCs w:val="24"/>
           <w:lang w:val="en-US"/>
@@ -10230,17 +10449,17 @@
           <w:rFonts w:ascii="Consolas" w:hAnsi="Consolas" w:eastAsia="Consolas" w:cs="Consolas"/>
           <w:b w:val="0"/>
           <w:bCs w:val="0"/>
-          <w:color w:val="000000"/>
-          <w:sz w:val="24"/>
-          <w:szCs w:val="24"/>
-        </w:rPr>
-      </w:pPr>
-      <w:r>
-        <w:rPr>
-          <w:rFonts w:hint="default" w:ascii="Consolas" w:hAnsi="Consolas" w:eastAsia="Consolas" w:cs="Consolas"/>
-          <w:b w:val="0"/>
-          <w:bCs w:val="0"/>
-          <w:color w:val="0000FF"/>
+          <w:color w:val="auto"/>
+          <w:sz w:val="24"/>
+          <w:szCs w:val="24"/>
+        </w:rPr>
+      </w:pPr>
+      <w:r>
+        <w:rPr>
+          <w:rFonts w:hint="default" w:ascii="Consolas" w:hAnsi="Consolas" w:eastAsia="Consolas" w:cs="Consolas"/>
+          <w:b w:val="0"/>
+          <w:bCs w:val="0"/>
+          <w:color w:val="auto"/>
           <w:kern w:val="0"/>
           <w:sz w:val="24"/>
           <w:szCs w:val="24"/>
@@ -10254,7 +10473,7 @@
           <w:rFonts w:hint="default" w:ascii="Consolas" w:hAnsi="Consolas" w:eastAsia="Consolas" w:cs="Consolas"/>
           <w:b w:val="0"/>
           <w:bCs w:val="0"/>
-          <w:color w:val="000000"/>
+          <w:color w:val="auto"/>
           <w:kern w:val="0"/>
           <w:sz w:val="24"/>
           <w:szCs w:val="24"/>
@@ -10277,6 +10496,7 @@
           <w:rFonts w:hint="default" w:ascii="Times New Roman" w:hAnsi="Times New Roman"/>
           <w:b/>
           <w:bCs/>
+          <w:color w:val="auto"/>
           <w:sz w:val="24"/>
           <w:szCs w:val="24"/>
           <w:lang w:val="en-US"/>
@@ -10287,7 +10507,7 @@
           <w:rFonts w:hint="default" w:ascii="Consolas" w:hAnsi="Consolas" w:eastAsia="Consolas" w:cs="Consolas"/>
           <w:b w:val="0"/>
           <w:bCs w:val="0"/>
-          <w:color w:val="0000FF"/>
+          <w:color w:val="auto"/>
           <w:kern w:val="0"/>
           <w:sz w:val="24"/>
           <w:szCs w:val="24"/>
@@ -10301,7 +10521,7 @@
           <w:rFonts w:hint="default" w:ascii="Consolas" w:hAnsi="Consolas" w:eastAsia="Consolas" w:cs="Consolas"/>
           <w:b w:val="0"/>
           <w:bCs w:val="0"/>
-          <w:color w:val="000000"/>
+          <w:color w:val="auto"/>
           <w:kern w:val="0"/>
           <w:sz w:val="24"/>
           <w:szCs w:val="24"/>
@@ -10315,7 +10535,7 @@
           <w:rFonts w:hint="default" w:ascii="Consolas" w:hAnsi="Consolas" w:eastAsia="Consolas" w:cs="Consolas"/>
           <w:b w:val="0"/>
           <w:bCs w:val="0"/>
-          <w:color w:val="0000FF"/>
+          <w:color w:val="auto"/>
           <w:kern w:val="0"/>
           <w:sz w:val="24"/>
           <w:szCs w:val="24"/>
@@ -10329,7 +10549,7 @@
           <w:rFonts w:hint="default" w:ascii="Consolas" w:hAnsi="Consolas" w:eastAsia="Consolas" w:cs="Consolas"/>
           <w:b w:val="0"/>
           <w:bCs w:val="0"/>
-          <w:color w:val="000000"/>
+          <w:color w:val="auto"/>
           <w:kern w:val="0"/>
           <w:sz w:val="24"/>
           <w:szCs w:val="24"/>
@@ -10343,7 +10563,7 @@
           <w:rFonts w:hint="default" w:ascii="Consolas" w:hAnsi="Consolas" w:eastAsia="Consolas" w:cs="Consolas"/>
           <w:b w:val="0"/>
           <w:bCs w:val="0"/>
-          <w:color w:val="098658"/>
+          <w:color w:val="auto"/>
           <w:kern w:val="0"/>
           <w:sz w:val="24"/>
           <w:szCs w:val="24"/>
@@ -10357,7 +10577,7 @@
           <w:rFonts w:hint="default" w:ascii="Consolas" w:hAnsi="Consolas" w:eastAsia="Consolas" w:cs="Consolas"/>
           <w:b w:val="0"/>
           <w:bCs w:val="0"/>
-          <w:color w:val="000000"/>
+          <w:color w:val="auto"/>
           <w:kern w:val="0"/>
           <w:sz w:val="24"/>
           <w:szCs w:val="24"/>
@@ -10371,7 +10591,7 @@
           <w:rFonts w:hint="default" w:ascii="Consolas" w:hAnsi="Consolas" w:eastAsia="Consolas" w:cs="Consolas"/>
           <w:b w:val="0"/>
           <w:bCs w:val="0"/>
-          <w:color w:val="098658"/>
+          <w:color w:val="auto"/>
           <w:kern w:val="0"/>
           <w:sz w:val="24"/>
           <w:szCs w:val="24"/>
@@ -10385,7 +10605,7 @@
           <w:rFonts w:hint="default" w:ascii="Consolas" w:hAnsi="Consolas" w:eastAsia="Consolas" w:cs="Consolas"/>
           <w:b w:val="0"/>
           <w:bCs w:val="0"/>
-          <w:color w:val="000000"/>
+          <w:color w:val="auto"/>
           <w:kern w:val="0"/>
           <w:sz w:val="24"/>
           <w:szCs w:val="24"/>
@@ -10406,6 +10626,7 @@
           <w:rFonts w:hint="default" w:ascii="Times New Roman" w:hAnsi="Times New Roman"/>
           <w:b/>
           <w:bCs/>
+          <w:color w:val="auto"/>
           <w:sz w:val="24"/>
           <w:szCs w:val="24"/>
           <w:lang w:val="en-US"/>
@@ -10416,6 +10637,7 @@
           <w:rFonts w:hint="default" w:ascii="Times New Roman" w:hAnsi="Times New Roman"/>
           <w:b/>
           <w:bCs/>
+          <w:color w:val="auto"/>
           <w:sz w:val="24"/>
           <w:szCs w:val="24"/>
           <w:lang w:val="en-US"/>
@@ -10434,12 +10656,14 @@
           <w:rFonts w:hint="default" w:ascii="Times New Roman" w:hAnsi="Times New Roman"/>
           <w:b/>
           <w:bCs/>
-          <w:sz w:val="24"/>
-          <w:szCs w:val="24"/>
-        </w:rPr>
-      </w:pPr>
-      <w:r>
-        <w:rPr>
+          <w:color w:val="auto"/>
+          <w:sz w:val="24"/>
+          <w:szCs w:val="24"/>
+        </w:rPr>
+      </w:pPr>
+      <w:r>
+        <w:rPr>
+          <w:color w:val="auto"/>
           <w:sz w:val="24"/>
           <w:szCs w:val="24"/>
         </w:rPr>
@@ -10487,6 +10711,7 @@
       </w:r>
       <w:r>
         <w:rPr>
+          <w:color w:val="auto"/>
           <w:sz w:val="24"/>
           <w:szCs w:val="24"/>
         </w:rPr>
@@ -10545,15 +10770,17 @@
           <w:rFonts w:hint="default" w:ascii="Times New Roman" w:hAnsi="Times New Roman"/>
           <w:b/>
           <w:bCs/>
-          <w:sz w:val="24"/>
-          <w:szCs w:val="24"/>
-        </w:rPr>
-      </w:pPr>
-      <w:r>
-        <w:rPr>
-          <w:rFonts w:hint="default" w:ascii="Times New Roman" w:hAnsi="Times New Roman"/>
-          <w:b/>
-          <w:bCs/>
+          <w:color w:val="auto"/>
+          <w:sz w:val="24"/>
+          <w:szCs w:val="24"/>
+        </w:rPr>
+      </w:pPr>
+      <w:r>
+        <w:rPr>
+          <w:rFonts w:hint="default" w:ascii="Times New Roman" w:hAnsi="Times New Roman"/>
+          <w:b/>
+          <w:bCs/>
+          <w:color w:val="auto"/>
           <w:sz w:val="24"/>
           <w:szCs w:val="24"/>
         </w:rPr>
@@ -10564,6 +10791,7 @@
           <w:rFonts w:hint="default" w:ascii="Times New Roman" w:hAnsi="Times New Roman"/>
           <w:b/>
           <w:bCs/>
+          <w:color w:val="auto"/>
           <w:sz w:val="24"/>
           <w:szCs w:val="24"/>
           <w:lang w:val="en-US"/>
@@ -10575,6 +10803,7 @@
           <w:rFonts w:hint="default" w:ascii="Times New Roman" w:hAnsi="Times New Roman"/>
           <w:b/>
           <w:bCs/>
+          <w:color w:val="auto"/>
           <w:sz w:val="24"/>
           <w:szCs w:val="24"/>
         </w:rPr>
@@ -10592,16 +10821,17 @@
           <w:rFonts w:ascii="Consolas" w:hAnsi="Consolas" w:eastAsia="Consolas" w:cs="Consolas"/>
           <w:b w:val="0"/>
           <w:bCs w:val="0"/>
-          <w:color w:val="000000"/>
-          <w:sz w:val="24"/>
-          <w:szCs w:val="24"/>
-        </w:rPr>
-      </w:pPr>
-      <w:r>
-        <w:rPr>
-          <w:rFonts w:hint="default" w:ascii="Times New Roman" w:hAnsi="Times New Roman"/>
-          <w:b/>
-          <w:bCs/>
+          <w:color w:val="auto"/>
+          <w:sz w:val="24"/>
+          <w:szCs w:val="24"/>
+        </w:rPr>
+      </w:pPr>
+      <w:r>
+        <w:rPr>
+          <w:rFonts w:hint="default" w:ascii="Times New Roman" w:hAnsi="Times New Roman"/>
+          <w:b/>
+          <w:bCs/>
+          <w:color w:val="auto"/>
           <w:sz w:val="24"/>
           <w:szCs w:val="24"/>
           <w:lang w:val="en-US"/>
@@ -10622,17 +10852,17 @@
           <w:rFonts w:hint="default" w:ascii="Consolas" w:hAnsi="Consolas" w:eastAsia="Consolas" w:cs="Consolas"/>
           <w:b w:val="0"/>
           <w:bCs w:val="0"/>
-          <w:color w:val="000000"/>
-          <w:sz w:val="24"/>
-          <w:szCs w:val="24"/>
-        </w:rPr>
-      </w:pPr>
-      <w:r>
-        <w:rPr>
-          <w:rFonts w:hint="default" w:ascii="Consolas" w:hAnsi="Consolas" w:eastAsia="Consolas" w:cs="Consolas"/>
-          <w:b w:val="0"/>
-          <w:bCs w:val="0"/>
-          <w:color w:val="0000FF"/>
+          <w:color w:val="auto"/>
+          <w:sz w:val="24"/>
+          <w:szCs w:val="24"/>
+        </w:rPr>
+      </w:pPr>
+      <w:r>
+        <w:rPr>
+          <w:rFonts w:hint="default" w:ascii="Consolas" w:hAnsi="Consolas" w:eastAsia="Consolas" w:cs="Consolas"/>
+          <w:b w:val="0"/>
+          <w:bCs w:val="0"/>
+          <w:color w:val="auto"/>
           <w:kern w:val="0"/>
           <w:sz w:val="24"/>
           <w:szCs w:val="24"/>
@@ -10646,7 +10876,7 @@
           <w:rFonts w:hint="default" w:ascii="Consolas" w:hAnsi="Consolas" w:eastAsia="Consolas" w:cs="Consolas"/>
           <w:b w:val="0"/>
           <w:bCs w:val="0"/>
-          <w:color w:val="000000"/>
+          <w:color w:val="auto"/>
           <w:kern w:val="0"/>
           <w:sz w:val="24"/>
           <w:szCs w:val="24"/>
@@ -10660,7 +10890,7 @@
           <w:rFonts w:hint="default" w:ascii="Consolas" w:hAnsi="Consolas" w:eastAsia="Consolas" w:cs="Consolas"/>
           <w:b w:val="0"/>
           <w:bCs w:val="0"/>
-          <w:color w:val="0000FF"/>
+          <w:color w:val="auto"/>
           <w:kern w:val="0"/>
           <w:sz w:val="24"/>
           <w:szCs w:val="24"/>
@@ -10674,7 +10904,7 @@
           <w:rFonts w:hint="default" w:ascii="Consolas" w:hAnsi="Consolas" w:eastAsia="Consolas" w:cs="Consolas"/>
           <w:b w:val="0"/>
           <w:bCs w:val="0"/>
-          <w:color w:val="000000"/>
+          <w:color w:val="auto"/>
           <w:kern w:val="0"/>
           <w:sz w:val="24"/>
           <w:szCs w:val="24"/>
@@ -10697,6 +10927,7 @@
           <w:rFonts w:hint="default" w:ascii="Times New Roman" w:hAnsi="Times New Roman"/>
           <w:b/>
           <w:bCs/>
+          <w:color w:val="auto"/>
           <w:sz w:val="24"/>
           <w:szCs w:val="24"/>
           <w:lang w:val="en-US"/>
@@ -10707,7 +10938,7 @@
           <w:rFonts w:hint="default" w:ascii="Consolas" w:hAnsi="Consolas" w:eastAsia="Consolas" w:cs="Consolas"/>
           <w:b w:val="0"/>
           <w:bCs w:val="0"/>
-          <w:color w:val="0000FF"/>
+          <w:color w:val="auto"/>
           <w:kern w:val="0"/>
           <w:sz w:val="24"/>
           <w:szCs w:val="24"/>
@@ -10721,7 +10952,7 @@
           <w:rFonts w:hint="default" w:ascii="Consolas" w:hAnsi="Consolas" w:eastAsia="Consolas" w:cs="Consolas"/>
           <w:b w:val="0"/>
           <w:bCs w:val="0"/>
-          <w:color w:val="000000"/>
+          <w:color w:val="auto"/>
           <w:kern w:val="0"/>
           <w:sz w:val="24"/>
           <w:szCs w:val="24"/>
@@ -10742,6 +10973,7 @@
           <w:rFonts w:hint="default" w:ascii="Times New Roman" w:hAnsi="Times New Roman"/>
           <w:b/>
           <w:bCs/>
+          <w:color w:val="auto"/>
           <w:sz w:val="24"/>
           <w:szCs w:val="24"/>
           <w:lang w:val="en-US"/>
@@ -10752,6 +10984,7 @@
           <w:rFonts w:hint="default" w:ascii="Times New Roman" w:hAnsi="Times New Roman"/>
           <w:b/>
           <w:bCs/>
+          <w:color w:val="auto"/>
           <w:sz w:val="24"/>
           <w:szCs w:val="24"/>
           <w:lang w:val="en-US"/>
@@ -10766,12 +10999,14 @@
           <w:rFonts w:hint="default" w:ascii="Times New Roman" w:hAnsi="Times New Roman"/>
           <w:b/>
           <w:bCs/>
-          <w:sz w:val="24"/>
-          <w:szCs w:val="24"/>
-        </w:rPr>
-      </w:pPr>
-      <w:r>
-        <w:rPr>
+          <w:color w:val="auto"/>
+          <w:sz w:val="24"/>
+          <w:szCs w:val="24"/>
+        </w:rPr>
+      </w:pPr>
+      <w:r>
+        <w:rPr>
+          <w:color w:val="auto"/>
           <w:sz w:val="24"/>
           <w:szCs w:val="24"/>
         </w:rPr>
@@ -10822,46 +11057,11 @@
           <w:rFonts w:hint="default" w:ascii="Times New Roman" w:hAnsi="Times New Roman"/>
           <w:b/>
           <w:bCs/>
+          <w:color w:val="auto"/>
           <w:sz w:val="24"/>
           <w:szCs w:val="24"/>
         </w:rPr>
         <w:br w:type="page"/>
-      </w:r>
-    </w:p>
-    <w:p>
-      <w:pPr>
-        <w:numPr>
-          <w:numId w:val="0"/>
-        </w:numPr>
-        <w:jc w:val="both"/>
-        <w:rPr>
-          <w:rFonts w:hint="default" w:ascii="Times New Roman" w:hAnsi="Times New Roman"/>
-          <w:b/>
-          <w:bCs/>
-          <w:sz w:val="24"/>
-          <w:szCs w:val="24"/>
-        </w:rPr>
-      </w:pPr>
-      <w:r>
-        <w:rPr>
-          <w:rFonts w:hint="default" w:ascii="Times New Roman" w:hAnsi="Times New Roman"/>
-          <w:b/>
-          <w:bCs/>
-          <w:sz w:val="24"/>
-          <w:szCs w:val="24"/>
-          <w:lang w:val="en-US"/>
-        </w:rPr>
-        <w:t xml:space="preserve">Question 46: </w:t>
-      </w:r>
-      <w:r>
-        <w:rPr>
-          <w:rFonts w:hint="default" w:ascii="Times New Roman" w:hAnsi="Times New Roman"/>
-          <w:b/>
-          <w:bCs/>
-          <w:sz w:val="24"/>
-          <w:szCs w:val="24"/>
-        </w:rPr>
-        <w:t>Drop all the tables that you have created .</w:t>
       </w:r>
     </w:p>
     <w:p>
@@ -10875,16 +11075,58 @@
           <w:rFonts w:hint="default" w:ascii="Times New Roman" w:hAnsi="Times New Roman"/>
           <w:b/>
           <w:bCs/>
+          <w:color w:val="auto"/>
+          <w:sz w:val="24"/>
+          <w:szCs w:val="24"/>
+        </w:rPr>
+      </w:pPr>
+      <w:r>
+        <w:rPr>
+          <w:rFonts w:hint="default" w:ascii="Times New Roman" w:hAnsi="Times New Roman"/>
+          <w:b/>
+          <w:bCs/>
+          <w:color w:val="auto"/>
           <w:sz w:val="24"/>
           <w:szCs w:val="24"/>
           <w:lang w:val="en-US"/>
         </w:rPr>
-      </w:pPr>
-      <w:r>
-        <w:rPr>
-          <w:rFonts w:hint="default" w:ascii="Times New Roman" w:hAnsi="Times New Roman"/>
-          <w:b/>
-          <w:bCs/>
+        <w:t xml:space="preserve">Question 46: </w:t>
+      </w:r>
+      <w:r>
+        <w:rPr>
+          <w:rFonts w:hint="default" w:ascii="Times New Roman" w:hAnsi="Times New Roman"/>
+          <w:b/>
+          <w:bCs/>
+          <w:color w:val="auto"/>
+          <w:sz w:val="24"/>
+          <w:szCs w:val="24"/>
+        </w:rPr>
+        <w:t>Drop all the tables that you have created .</w:t>
+      </w:r>
+    </w:p>
+    <w:p>
+      <w:pPr>
+        <w:numPr>
+          <w:ilvl w:val="0"/>
+          <w:numId w:val="0"/>
+        </w:numPr>
+        <w:jc w:val="both"/>
+        <w:rPr>
+          <w:rFonts w:hint="default" w:ascii="Times New Roman" w:hAnsi="Times New Roman"/>
+          <w:b/>
+          <w:bCs/>
+          <w:color w:val="auto"/>
+          <w:sz w:val="24"/>
+          <w:szCs w:val="24"/>
+          <w:lang w:val="en-US"/>
+        </w:rPr>
+      </w:pPr>
+      <w:r>
+        <w:rPr>
+          <w:rFonts w:hint="default" w:ascii="Times New Roman" w:hAnsi="Times New Roman"/>
+          <w:b/>
+          <w:bCs/>
+          <w:color w:val="auto"/>
           <w:sz w:val="24"/>
           <w:szCs w:val="24"/>
           <w:lang w:val="en-US"/>
@@ -10905,17 +11147,17 @@
           <w:rFonts w:ascii="Consolas" w:hAnsi="Consolas" w:eastAsia="Consolas" w:cs="Consolas"/>
           <w:b w:val="0"/>
           <w:bCs w:val="0"/>
-          <w:color w:val="000000"/>
-          <w:sz w:val="24"/>
-          <w:szCs w:val="24"/>
-        </w:rPr>
-      </w:pPr>
-      <w:r>
-        <w:rPr>
-          <w:rFonts w:hint="default" w:ascii="Consolas" w:hAnsi="Consolas" w:eastAsia="Consolas" w:cs="Consolas"/>
-          <w:b w:val="0"/>
-          <w:bCs w:val="0"/>
-          <w:color w:val="0000FF"/>
+          <w:color w:val="auto"/>
+          <w:sz w:val="24"/>
+          <w:szCs w:val="24"/>
+        </w:rPr>
+      </w:pPr>
+      <w:r>
+        <w:rPr>
+          <w:rFonts w:hint="default" w:ascii="Consolas" w:hAnsi="Consolas" w:eastAsia="Consolas" w:cs="Consolas"/>
+          <w:b w:val="0"/>
+          <w:bCs w:val="0"/>
+          <w:color w:val="auto"/>
           <w:kern w:val="0"/>
           <w:sz w:val="24"/>
           <w:szCs w:val="24"/>
@@ -10929,7 +11171,7 @@
           <w:rFonts w:hint="default" w:ascii="Consolas" w:hAnsi="Consolas" w:eastAsia="Consolas" w:cs="Consolas"/>
           <w:b w:val="0"/>
           <w:bCs w:val="0"/>
-          <w:color w:val="000000"/>
+          <w:color w:val="auto"/>
           <w:kern w:val="0"/>
           <w:sz w:val="24"/>
           <w:szCs w:val="24"/>
@@ -10943,7 +11185,7 @@
           <w:rFonts w:hint="default" w:ascii="Consolas" w:hAnsi="Consolas" w:eastAsia="Consolas" w:cs="Consolas"/>
           <w:b w:val="0"/>
           <w:bCs w:val="0"/>
-          <w:color w:val="0000FF"/>
+          <w:color w:val="auto"/>
           <w:kern w:val="0"/>
           <w:sz w:val="24"/>
           <w:szCs w:val="24"/>
@@ -10957,7 +11199,7 @@
           <w:rFonts w:hint="default" w:ascii="Consolas" w:hAnsi="Consolas" w:eastAsia="Consolas" w:cs="Consolas"/>
           <w:b w:val="0"/>
           <w:bCs w:val="0"/>
-          <w:color w:val="000000"/>
+          <w:color w:val="auto"/>
           <w:kern w:val="0"/>
           <w:sz w:val="24"/>
           <w:szCs w:val="24"/>
@@ -10980,7 +11222,7 @@
           <w:rFonts w:hint="default" w:ascii="Consolas" w:hAnsi="Consolas" w:eastAsia="Consolas" w:cs="Consolas"/>
           <w:b w:val="0"/>
           <w:bCs w:val="0"/>
-          <w:color w:val="000000"/>
+          <w:color w:val="auto"/>
           <w:sz w:val="24"/>
           <w:szCs w:val="24"/>
         </w:rPr>
@@ -10999,17 +11241,17 @@
           <w:rFonts w:hint="default" w:ascii="Consolas" w:hAnsi="Consolas" w:eastAsia="Consolas" w:cs="Consolas"/>
           <w:b w:val="0"/>
           <w:bCs w:val="0"/>
-          <w:color w:val="000000"/>
-          <w:sz w:val="24"/>
-          <w:szCs w:val="24"/>
-        </w:rPr>
-      </w:pPr>
-      <w:r>
-        <w:rPr>
-          <w:rFonts w:hint="default" w:ascii="Consolas" w:hAnsi="Consolas" w:eastAsia="Consolas" w:cs="Consolas"/>
-          <w:b w:val="0"/>
-          <w:bCs w:val="0"/>
-          <w:color w:val="0000FF"/>
+          <w:color w:val="auto"/>
+          <w:sz w:val="24"/>
+          <w:szCs w:val="24"/>
+        </w:rPr>
+      </w:pPr>
+      <w:r>
+        <w:rPr>
+          <w:rFonts w:hint="default" w:ascii="Consolas" w:hAnsi="Consolas" w:eastAsia="Consolas" w:cs="Consolas"/>
+          <w:b w:val="0"/>
+          <w:bCs w:val="0"/>
+          <w:color w:val="auto"/>
           <w:kern w:val="0"/>
           <w:sz w:val="24"/>
           <w:szCs w:val="24"/>
@@ -11023,7 +11265,7 @@
           <w:rFonts w:hint="default" w:ascii="Consolas" w:hAnsi="Consolas" w:eastAsia="Consolas" w:cs="Consolas"/>
           <w:b w:val="0"/>
           <w:bCs w:val="0"/>
-          <w:color w:val="000000"/>
+          <w:color w:val="auto"/>
           <w:kern w:val="0"/>
           <w:sz w:val="24"/>
           <w:szCs w:val="24"/>
@@ -11037,7 +11279,7 @@
           <w:rFonts w:hint="default" w:ascii="Consolas" w:hAnsi="Consolas" w:eastAsia="Consolas" w:cs="Consolas"/>
           <w:b w:val="0"/>
           <w:bCs w:val="0"/>
-          <w:color w:val="0000FF"/>
+          <w:color w:val="auto"/>
           <w:kern w:val="0"/>
           <w:sz w:val="24"/>
           <w:szCs w:val="24"/>
@@ -11051,7 +11293,7 @@
           <w:rFonts w:hint="default" w:ascii="Consolas" w:hAnsi="Consolas" w:eastAsia="Consolas" w:cs="Consolas"/>
           <w:b w:val="0"/>
           <w:bCs w:val="0"/>
-          <w:color w:val="000000"/>
+          <w:color w:val="auto"/>
           <w:kern w:val="0"/>
           <w:sz w:val="24"/>
           <w:szCs w:val="24"/>
@@ -11069,6 +11311,7 @@
         <w:suppressLineNumbers w:val="0"/>
         <w:jc w:val="left"/>
         <w:rPr>
+          <w:color w:val="auto"/>
           <w:sz w:val="24"/>
           <w:szCs w:val="24"/>
         </w:rPr>
@@ -11087,17 +11330,17 @@
           <w:rFonts w:hint="default" w:ascii="Consolas" w:hAnsi="Consolas" w:eastAsia="Consolas" w:cs="Consolas"/>
           <w:b w:val="0"/>
           <w:bCs w:val="0"/>
-          <w:color w:val="000000"/>
-          <w:sz w:val="24"/>
-          <w:szCs w:val="24"/>
-        </w:rPr>
-      </w:pPr>
-      <w:r>
-        <w:rPr>
-          <w:rFonts w:hint="default" w:ascii="Consolas" w:hAnsi="Consolas" w:eastAsia="Consolas" w:cs="Consolas"/>
-          <w:b w:val="0"/>
-          <w:bCs w:val="0"/>
-          <w:color w:val="0000FF"/>
+          <w:color w:val="auto"/>
+          <w:sz w:val="24"/>
+          <w:szCs w:val="24"/>
+        </w:rPr>
+      </w:pPr>
+      <w:r>
+        <w:rPr>
+          <w:rFonts w:hint="default" w:ascii="Consolas" w:hAnsi="Consolas" w:eastAsia="Consolas" w:cs="Consolas"/>
+          <w:b w:val="0"/>
+          <w:bCs w:val="0"/>
+          <w:color w:val="auto"/>
           <w:kern w:val="0"/>
           <w:sz w:val="24"/>
           <w:szCs w:val="24"/>
@@ -11111,7 +11354,7 @@
           <w:rFonts w:hint="default" w:ascii="Consolas" w:hAnsi="Consolas" w:eastAsia="Consolas" w:cs="Consolas"/>
           <w:b w:val="0"/>
           <w:bCs w:val="0"/>
-          <w:color w:val="000000"/>
+          <w:color w:val="auto"/>
           <w:kern w:val="0"/>
           <w:sz w:val="24"/>
           <w:szCs w:val="24"/>
@@ -11125,7 +11368,7 @@
           <w:rFonts w:hint="default" w:ascii="Consolas" w:hAnsi="Consolas" w:eastAsia="Consolas" w:cs="Consolas"/>
           <w:b w:val="0"/>
           <w:bCs w:val="0"/>
-          <w:color w:val="0000FF"/>
+          <w:color w:val="auto"/>
           <w:kern w:val="0"/>
           <w:sz w:val="24"/>
           <w:szCs w:val="24"/>
@@ -11139,7 +11382,7 @@
           <w:rFonts w:hint="default" w:ascii="Consolas" w:hAnsi="Consolas" w:eastAsia="Consolas" w:cs="Consolas"/>
           <w:b w:val="0"/>
           <w:bCs w:val="0"/>
-          <w:color w:val="000000"/>
+          <w:color w:val="auto"/>
           <w:kern w:val="0"/>
           <w:sz w:val="24"/>
           <w:szCs w:val="24"/>
@@ -11157,6 +11400,7 @@
         <w:suppressLineNumbers w:val="0"/>
         <w:jc w:val="left"/>
         <w:rPr>
+          <w:color w:val="auto"/>
           <w:sz w:val="24"/>
           <w:szCs w:val="24"/>
         </w:rPr>
@@ -11175,17 +11419,17 @@
           <w:rFonts w:hint="default" w:ascii="Consolas" w:hAnsi="Consolas" w:eastAsia="Consolas" w:cs="Consolas"/>
           <w:b w:val="0"/>
           <w:bCs w:val="0"/>
-          <w:color w:val="000000"/>
-          <w:sz w:val="24"/>
-          <w:szCs w:val="24"/>
-        </w:rPr>
-      </w:pPr>
-      <w:r>
-        <w:rPr>
-          <w:rFonts w:hint="default" w:ascii="Consolas" w:hAnsi="Consolas" w:eastAsia="Consolas" w:cs="Consolas"/>
-          <w:b w:val="0"/>
-          <w:bCs w:val="0"/>
-          <w:color w:val="0000FF"/>
+          <w:color w:val="auto"/>
+          <w:sz w:val="24"/>
+          <w:szCs w:val="24"/>
+        </w:rPr>
+      </w:pPr>
+      <w:r>
+        <w:rPr>
+          <w:rFonts w:hint="default" w:ascii="Consolas" w:hAnsi="Consolas" w:eastAsia="Consolas" w:cs="Consolas"/>
+          <w:b w:val="0"/>
+          <w:bCs w:val="0"/>
+          <w:color w:val="auto"/>
           <w:kern w:val="0"/>
           <w:sz w:val="24"/>
           <w:szCs w:val="24"/>
@@ -11199,7 +11443,7 @@
           <w:rFonts w:hint="default" w:ascii="Consolas" w:hAnsi="Consolas" w:eastAsia="Consolas" w:cs="Consolas"/>
           <w:b w:val="0"/>
           <w:bCs w:val="0"/>
-          <w:color w:val="000000"/>
+          <w:color w:val="auto"/>
           <w:kern w:val="0"/>
           <w:sz w:val="24"/>
           <w:szCs w:val="24"/>
@@ -11213,7 +11457,7 @@
           <w:rFonts w:hint="default" w:ascii="Consolas" w:hAnsi="Consolas" w:eastAsia="Consolas" w:cs="Consolas"/>
           <w:b w:val="0"/>
           <w:bCs w:val="0"/>
-          <w:color w:val="0000FF"/>
+          <w:color w:val="auto"/>
           <w:kern w:val="0"/>
           <w:sz w:val="24"/>
           <w:szCs w:val="24"/>
@@ -11227,7 +11471,7 @@
           <w:rFonts w:hint="default" w:ascii="Consolas" w:hAnsi="Consolas" w:eastAsia="Consolas" w:cs="Consolas"/>
           <w:b w:val="0"/>
           <w:bCs w:val="0"/>
-          <w:color w:val="000000"/>
+          <w:color w:val="auto"/>
           <w:kern w:val="0"/>
           <w:sz w:val="24"/>
           <w:szCs w:val="24"/>
@@ -11248,6 +11492,7 @@
           <w:rFonts w:hint="default" w:ascii="Times New Roman" w:hAnsi="Times New Roman"/>
           <w:b/>
           <w:bCs/>
+          <w:color w:val="auto"/>
           <w:sz w:val="24"/>
           <w:szCs w:val="24"/>
           <w:lang w:val="en-US"/>
@@ -11265,6 +11510,7 @@
           <w:rFonts w:hint="default" w:ascii="Times New Roman" w:hAnsi="Times New Roman"/>
           <w:b/>
           <w:bCs/>
+          <w:color w:val="auto"/>
           <w:sz w:val="24"/>
           <w:szCs w:val="24"/>
           <w:lang w:val="en-US"/>
@@ -11275,6 +11521,7 @@
           <w:rFonts w:hint="default" w:ascii="Times New Roman" w:hAnsi="Times New Roman"/>
           <w:b/>
           <w:bCs/>
+          <w:color w:val="auto"/>
           <w:sz w:val="24"/>
           <w:szCs w:val="24"/>
           <w:lang w:val="en-US"/>
@@ -11285,6 +11532,7 @@
     <w:p>
       <w:pPr>
         <w:numPr>
+          <w:ilvl w:val="0"/>
           <w:numId w:val="0"/>
         </w:numPr>
         <w:jc w:val="both"/>
@@ -11292,12 +11540,14 @@
           <w:rFonts w:hint="default" w:ascii="Times New Roman" w:hAnsi="Times New Roman"/>
           <w:b/>
           <w:bCs/>
-          <w:sz w:val="24"/>
-          <w:szCs w:val="24"/>
-        </w:rPr>
-      </w:pPr>
-      <w:r>
-        <w:rPr>
+          <w:color w:val="auto"/>
+          <w:sz w:val="24"/>
+          <w:szCs w:val="24"/>
+        </w:rPr>
+      </w:pPr>
+      <w:r>
+        <w:rPr>
+          <w:color w:val="auto"/>
           <w:sz w:val="24"/>
           <w:szCs w:val="24"/>
         </w:rPr>
@@ -11486,7 +11736,7 @@
     <w:lsdException w:qFormat="1" w:unhideWhenUsed="0" w:uiPriority="0" w:semiHidden="0" w:name="Title"/>
     <w:lsdException w:unhideWhenUsed="0" w:uiPriority="0" w:semiHidden="0" w:name="Closing"/>
     <w:lsdException w:unhideWhenUsed="0" w:uiPriority="0" w:semiHidden="0" w:name="Signature"/>
-    <w:lsdException w:unhideWhenUsed="0" w:uiPriority="0" w:name="Default Paragraph Font"/>
+    <w:lsdException w:qFormat="1" w:unhideWhenUsed="0" w:uiPriority="0" w:name="Default Paragraph Font"/>
     <w:lsdException w:unhideWhenUsed="0" w:uiPriority="0" w:semiHidden="0" w:name="Body Text"/>
     <w:lsdException w:unhideWhenUsed="0" w:uiPriority="0" w:semiHidden="0" w:name="Body Text Indent"/>
     <w:lsdException w:unhideWhenUsed="0" w:uiPriority="0" w:semiHidden="0" w:name="List Continue"/>
@@ -11682,6 +11932,7 @@
   <w:style w:type="character" w:default="1" w:styleId="2">
     <w:name w:val="Default Paragraph Font"/>
     <w:semiHidden/>
+    <w:qFormat/>
     <w:uiPriority w:val="0"/>
   </w:style>
   <w:style w:type="table" w:default="1" w:styleId="3">
